--- a/docs/tables/entire/sec7_aki_c30_surv.docx
+++ b/docs/tables/entire/sec7_aki_c30_surv.docx
@@ -2069,113 +2069,113 @@
                 <w:szCs w:val="22"/>
                 <w:color w:val="000000"/>
               </w:rPr>
-              <w:t xml:space="preserve">1.53</w:t>
-            </w:r>
-          </w:p>
-        </w:tc>
-        <w:tc>
-          <w:tcPr>
-            <w:tcBorders>
-              <w:bottom w:val="none" w:sz="0" w:space="0" w:color="000000"/>
-              <w:top w:val="none" w:sz="0" w:space="0" w:color="000000"/>
-              <w:left w:val="none" w:sz="0" w:space="0" w:color="000000"/>
-              <w:right w:val="none" w:sz="0" w:space="0" w:color="000000"/>
-            </w:tcBorders>
-            <w:shd w:val="clear" w:color="auto" w:fill="FFFFFF"/>
-            <w:tcMar>
-              <w:top w:w="0" w:type="dxa"/>
-              <w:bottom w:w="0" w:type="dxa"/>
-              <w:left w:w="0" w:type="dxa"/>
-              <w:right w:w="0" w:type="dxa"/>
-            </w:tcMar>
-            <w:vAlign w:val="top"/>
-          </w:tcPr>
-          <w:p>
-            <w:pPr>
-              <w:pStyle w:val="Normal"/>
-              <w:jc w:val="center"/>
-              <w:pBdr>
-                <w:bottom w:val="none" w:sz="0" w:space="0" w:color="000000"/>
-                <w:top w:val="none" w:sz="0" w:space="0" w:color="000000"/>
-                <w:left w:val="none" w:sz="0" w:space="0" w:color="000000"/>
-                <w:right w:val="none" w:sz="0" w:space="0" w:color="000000"/>
-              </w:pBdr>
-              <w:spacing w:after="100" w:before="100" w:line="240"/>
-              <w:ind w:left="100" w:right="100" w:firstLine="0" w:firstLineChars="0"/>
-              <w:rPr>
-                <w:rFonts w:ascii="Helvetica" w:hAnsi="Helvetica" w:eastAsia="Helvetica" w:cs="Helvetica"/>
-                <w:i w:val="false"/>
-                <w:b w:val="false"/>
-                <w:u w:val="none"/>
-                <w:sz w:val="22"/>
-                <w:szCs w:val="22"/>
-                <w:color w:val="000000"/>
-              </w:rPr>
-            </w:pPr>
-            <w:r>
-              <w:rPr>
-                <w:rFonts w:ascii="Helvetica" w:hAnsi="Helvetica" w:eastAsia="Helvetica" w:cs="Helvetica"/>
-                <w:i w:val="false"/>
-                <w:b w:val="false"/>
-                <w:u w:val="none"/>
-                <w:sz w:val="22"/>
-                <w:szCs w:val="22"/>
-                <w:color w:val="000000"/>
-              </w:rPr>
-              <w:t xml:space="preserve">0.97, 2.40</w:t>
-            </w:r>
-          </w:p>
-        </w:tc>
-        <w:tc>
-          <w:tcPr>
-            <w:tcBorders>
-              <w:bottom w:val="none" w:sz="0" w:space="0" w:color="000000"/>
-              <w:top w:val="none" w:sz="0" w:space="0" w:color="000000"/>
-              <w:left w:val="none" w:sz="0" w:space="0" w:color="000000"/>
-              <w:right w:val="none" w:sz="0" w:space="0" w:color="000000"/>
-            </w:tcBorders>
-            <w:shd w:val="clear" w:color="auto" w:fill="FFFFFF"/>
-            <w:tcMar>
-              <w:top w:w="0" w:type="dxa"/>
-              <w:bottom w:w="0" w:type="dxa"/>
-              <w:left w:w="0" w:type="dxa"/>
-              <w:right w:w="0" w:type="dxa"/>
-            </w:tcMar>
-            <w:vAlign w:val="top"/>
-          </w:tcPr>
-          <w:p>
-            <w:pPr>
-              <w:pStyle w:val="Normal"/>
-              <w:jc w:val="center"/>
-              <w:pBdr>
-                <w:bottom w:val="none" w:sz="0" w:space="0" w:color="000000"/>
-                <w:top w:val="none" w:sz="0" w:space="0" w:color="000000"/>
-                <w:left w:val="none" w:sz="0" w:space="0" w:color="000000"/>
-                <w:right w:val="none" w:sz="0" w:space="0" w:color="000000"/>
-              </w:pBdr>
-              <w:spacing w:after="100" w:before="100" w:line="240"/>
-              <w:ind w:left="100" w:right="100" w:firstLine="0" w:firstLineChars="0"/>
-              <w:rPr>
-                <w:rFonts w:ascii="Helvetica" w:hAnsi="Helvetica" w:eastAsia="Helvetica" w:cs="Helvetica"/>
-                <w:i w:val="false"/>
-                <w:b w:val="false"/>
-                <w:u w:val="none"/>
-                <w:sz w:val="22"/>
-                <w:szCs w:val="22"/>
-                <w:color w:val="000000"/>
-              </w:rPr>
-            </w:pPr>
-            <w:r>
-              <w:rPr>
-                <w:rFonts w:ascii="Helvetica" w:hAnsi="Helvetica" w:eastAsia="Helvetica" w:cs="Helvetica"/>
-                <w:i w:val="false"/>
-                <w:b w:val="false"/>
-                <w:u w:val="none"/>
-                <w:sz w:val="22"/>
-                <w:szCs w:val="22"/>
-                <w:color w:val="000000"/>
-              </w:rPr>
-              <w:t xml:space="preserve">0.065</w:t>
+              <w:t xml:space="preserve">1.51</w:t>
+            </w:r>
+          </w:p>
+        </w:tc>
+        <w:tc>
+          <w:tcPr>
+            <w:tcBorders>
+              <w:bottom w:val="none" w:sz="0" w:space="0" w:color="000000"/>
+              <w:top w:val="none" w:sz="0" w:space="0" w:color="000000"/>
+              <w:left w:val="none" w:sz="0" w:space="0" w:color="000000"/>
+              <w:right w:val="none" w:sz="0" w:space="0" w:color="000000"/>
+            </w:tcBorders>
+            <w:shd w:val="clear" w:color="auto" w:fill="FFFFFF"/>
+            <w:tcMar>
+              <w:top w:w="0" w:type="dxa"/>
+              <w:bottom w:w="0" w:type="dxa"/>
+              <w:left w:w="0" w:type="dxa"/>
+              <w:right w:w="0" w:type="dxa"/>
+            </w:tcMar>
+            <w:vAlign w:val="top"/>
+          </w:tcPr>
+          <w:p>
+            <w:pPr>
+              <w:pStyle w:val="Normal"/>
+              <w:jc w:val="center"/>
+              <w:pBdr>
+                <w:bottom w:val="none" w:sz="0" w:space="0" w:color="000000"/>
+                <w:top w:val="none" w:sz="0" w:space="0" w:color="000000"/>
+                <w:left w:val="none" w:sz="0" w:space="0" w:color="000000"/>
+                <w:right w:val="none" w:sz="0" w:space="0" w:color="000000"/>
+              </w:pBdr>
+              <w:spacing w:after="100" w:before="100" w:line="240"/>
+              <w:ind w:left="100" w:right="100" w:firstLine="0" w:firstLineChars="0"/>
+              <w:rPr>
+                <w:rFonts w:ascii="Helvetica" w:hAnsi="Helvetica" w:eastAsia="Helvetica" w:cs="Helvetica"/>
+                <w:i w:val="false"/>
+                <w:b w:val="false"/>
+                <w:u w:val="none"/>
+                <w:sz w:val="22"/>
+                <w:szCs w:val="22"/>
+                <w:color w:val="000000"/>
+              </w:rPr>
+            </w:pPr>
+            <w:r>
+              <w:rPr>
+                <w:rFonts w:ascii="Helvetica" w:hAnsi="Helvetica" w:eastAsia="Helvetica" w:cs="Helvetica"/>
+                <w:i w:val="false"/>
+                <w:b w:val="false"/>
+                <w:u w:val="none"/>
+                <w:sz w:val="22"/>
+                <w:szCs w:val="22"/>
+                <w:color w:val="000000"/>
+              </w:rPr>
+              <w:t xml:space="preserve">0.96, 2.36</w:t>
+            </w:r>
+          </w:p>
+        </w:tc>
+        <w:tc>
+          <w:tcPr>
+            <w:tcBorders>
+              <w:bottom w:val="none" w:sz="0" w:space="0" w:color="000000"/>
+              <w:top w:val="none" w:sz="0" w:space="0" w:color="000000"/>
+              <w:left w:val="none" w:sz="0" w:space="0" w:color="000000"/>
+              <w:right w:val="none" w:sz="0" w:space="0" w:color="000000"/>
+            </w:tcBorders>
+            <w:shd w:val="clear" w:color="auto" w:fill="FFFFFF"/>
+            <w:tcMar>
+              <w:top w:w="0" w:type="dxa"/>
+              <w:bottom w:w="0" w:type="dxa"/>
+              <w:left w:w="0" w:type="dxa"/>
+              <w:right w:w="0" w:type="dxa"/>
+            </w:tcMar>
+            <w:vAlign w:val="top"/>
+          </w:tcPr>
+          <w:p>
+            <w:pPr>
+              <w:pStyle w:val="Normal"/>
+              <w:jc w:val="center"/>
+              <w:pBdr>
+                <w:bottom w:val="none" w:sz="0" w:space="0" w:color="000000"/>
+                <w:top w:val="none" w:sz="0" w:space="0" w:color="000000"/>
+                <w:left w:val="none" w:sz="0" w:space="0" w:color="000000"/>
+                <w:right w:val="none" w:sz="0" w:space="0" w:color="000000"/>
+              </w:pBdr>
+              <w:spacing w:after="100" w:before="100" w:line="240"/>
+              <w:ind w:left="100" w:right="100" w:firstLine="0" w:firstLineChars="0"/>
+              <w:rPr>
+                <w:rFonts w:ascii="Helvetica" w:hAnsi="Helvetica" w:eastAsia="Helvetica" w:cs="Helvetica"/>
+                <w:i w:val="false"/>
+                <w:b w:val="false"/>
+                <w:u w:val="none"/>
+                <w:sz w:val="22"/>
+                <w:szCs w:val="22"/>
+                <w:color w:val="000000"/>
+              </w:rPr>
+            </w:pPr>
+            <w:r>
+              <w:rPr>
+                <w:rFonts w:ascii="Helvetica" w:hAnsi="Helvetica" w:eastAsia="Helvetica" w:cs="Helvetica"/>
+                <w:i w:val="false"/>
+                <w:b w:val="false"/>
+                <w:u w:val="none"/>
+                <w:sz w:val="22"/>
+                <w:szCs w:val="22"/>
+                <w:color w:val="000000"/>
+              </w:rPr>
+              <w:t xml:space="preserve">0.073</w:t>
             </w:r>
           </w:p>
         </w:tc>
@@ -4054,7 +4054,7 @@
                 <w:szCs w:val="22"/>
                 <w:color w:val="000000"/>
               </w:rPr>
-              <w:t xml:space="preserve">1.68, 5.06</w:t>
+              <w:t xml:space="preserve">1.67, 5.06</w:t>
             </w:r>
           </w:p>
         </w:tc>
@@ -4590,7 +4590,7 @@
                 <w:szCs w:val="22"/>
                 <w:color w:val="000000"/>
               </w:rPr>
-              <w:t xml:space="preserve">0.750</w:t>
+              <w:t xml:space="preserve">0.760</w:t>
             </w:r>
           </w:p>
         </w:tc>
@@ -7382,60 +7382,60 @@
                 <w:szCs w:val="22"/>
                 <w:color w:val="000000"/>
               </w:rPr>
-              <w:t xml:space="preserve">2.12</w:t>
-            </w:r>
-          </w:p>
-        </w:tc>
-        <w:tc>
-          <w:tcPr>
-            <w:tcBorders>
-              <w:bottom w:val="none" w:sz="0" w:space="0" w:color="000000"/>
-              <w:top w:val="none" w:sz="0" w:space="0" w:color="000000"/>
-              <w:left w:val="none" w:sz="0" w:space="0" w:color="000000"/>
-              <w:right w:val="none" w:sz="0" w:space="0" w:color="000000"/>
-            </w:tcBorders>
-            <w:shd w:val="clear" w:color="auto" w:fill="FFFFFF"/>
-            <w:tcMar>
-              <w:top w:w="0" w:type="dxa"/>
-              <w:bottom w:w="0" w:type="dxa"/>
-              <w:left w:w="0" w:type="dxa"/>
-              <w:right w:w="0" w:type="dxa"/>
-            </w:tcMar>
-            <w:vAlign w:val="top"/>
-          </w:tcPr>
-          <w:p>
-            <w:pPr>
-              <w:pStyle w:val="Normal"/>
-              <w:jc w:val="center"/>
-              <w:pBdr>
-                <w:bottom w:val="none" w:sz="0" w:space="0" w:color="000000"/>
-                <w:top w:val="none" w:sz="0" w:space="0" w:color="000000"/>
-                <w:left w:val="none" w:sz="0" w:space="0" w:color="000000"/>
-                <w:right w:val="none" w:sz="0" w:space="0" w:color="000000"/>
-              </w:pBdr>
-              <w:spacing w:after="100" w:before="100" w:line="240"/>
-              <w:ind w:left="100" w:right="100" w:firstLine="0" w:firstLineChars="0"/>
-              <w:rPr>
-                <w:rFonts w:ascii="Helvetica" w:hAnsi="Helvetica" w:eastAsia="Helvetica" w:cs="Helvetica"/>
-                <w:i w:val="false"/>
-                <w:b w:val="false"/>
-                <w:u w:val="none"/>
-                <w:sz w:val="22"/>
-                <w:szCs w:val="22"/>
-                <w:color w:val="000000"/>
-              </w:rPr>
-            </w:pPr>
-            <w:r>
-              <w:rPr>
-                <w:rFonts w:ascii="Helvetica" w:hAnsi="Helvetica" w:eastAsia="Helvetica" w:cs="Helvetica"/>
-                <w:i w:val="false"/>
-                <w:b w:val="false"/>
-                <w:u w:val="none"/>
-                <w:sz w:val="22"/>
-                <w:szCs w:val="22"/>
-                <w:color w:val="000000"/>
-              </w:rPr>
-              <w:t xml:space="preserve">0.74, 6.08</w:t>
+              <w:t xml:space="preserve">2.13</w:t>
+            </w:r>
+          </w:p>
+        </w:tc>
+        <w:tc>
+          <w:tcPr>
+            <w:tcBorders>
+              <w:bottom w:val="none" w:sz="0" w:space="0" w:color="000000"/>
+              <w:top w:val="none" w:sz="0" w:space="0" w:color="000000"/>
+              <w:left w:val="none" w:sz="0" w:space="0" w:color="000000"/>
+              <w:right w:val="none" w:sz="0" w:space="0" w:color="000000"/>
+            </w:tcBorders>
+            <w:shd w:val="clear" w:color="auto" w:fill="FFFFFF"/>
+            <w:tcMar>
+              <w:top w:w="0" w:type="dxa"/>
+              <w:bottom w:w="0" w:type="dxa"/>
+              <w:left w:w="0" w:type="dxa"/>
+              <w:right w:w="0" w:type="dxa"/>
+            </w:tcMar>
+            <w:vAlign w:val="top"/>
+          </w:tcPr>
+          <w:p>
+            <w:pPr>
+              <w:pStyle w:val="Normal"/>
+              <w:jc w:val="center"/>
+              <w:pBdr>
+                <w:bottom w:val="none" w:sz="0" w:space="0" w:color="000000"/>
+                <w:top w:val="none" w:sz="0" w:space="0" w:color="000000"/>
+                <w:left w:val="none" w:sz="0" w:space="0" w:color="000000"/>
+                <w:right w:val="none" w:sz="0" w:space="0" w:color="000000"/>
+              </w:pBdr>
+              <w:spacing w:after="100" w:before="100" w:line="240"/>
+              <w:ind w:left="100" w:right="100" w:firstLine="0" w:firstLineChars="0"/>
+              <w:rPr>
+                <w:rFonts w:ascii="Helvetica" w:hAnsi="Helvetica" w:eastAsia="Helvetica" w:cs="Helvetica"/>
+                <w:i w:val="false"/>
+                <w:b w:val="false"/>
+                <w:u w:val="none"/>
+                <w:sz w:val="22"/>
+                <w:szCs w:val="22"/>
+                <w:color w:val="000000"/>
+              </w:rPr>
+            </w:pPr>
+            <w:r>
+              <w:rPr>
+                <w:rFonts w:ascii="Helvetica" w:hAnsi="Helvetica" w:eastAsia="Helvetica" w:cs="Helvetica"/>
+                <w:i w:val="false"/>
+                <w:b w:val="false"/>
+                <w:u w:val="none"/>
+                <w:sz w:val="22"/>
+                <w:szCs w:val="22"/>
+                <w:color w:val="000000"/>
+              </w:rPr>
+              <w:t xml:space="preserve">0.74, 6.10</w:t>
             </w:r>
           </w:p>
         </w:tc>
@@ -7865,113 +7865,113 @@
                 <w:szCs w:val="22"/>
                 <w:color w:val="000000"/>
               </w:rPr>
-              <w:t xml:space="preserve">0.69</w:t>
-            </w:r>
-          </w:p>
-        </w:tc>
-        <w:tc>
-          <w:tcPr>
-            <w:tcBorders>
-              <w:bottom w:val="none" w:sz="0" w:space="0" w:color="000000"/>
-              <w:top w:val="none" w:sz="0" w:space="0" w:color="000000"/>
-              <w:left w:val="none" w:sz="0" w:space="0" w:color="000000"/>
-              <w:right w:val="none" w:sz="0" w:space="0" w:color="000000"/>
-            </w:tcBorders>
-            <w:shd w:val="clear" w:color="auto" w:fill="FFFFFF"/>
-            <w:tcMar>
-              <w:top w:w="0" w:type="dxa"/>
-              <w:bottom w:w="0" w:type="dxa"/>
-              <w:left w:w="0" w:type="dxa"/>
-              <w:right w:w="0" w:type="dxa"/>
-            </w:tcMar>
-            <w:vAlign w:val="top"/>
-          </w:tcPr>
-          <w:p>
-            <w:pPr>
-              <w:pStyle w:val="Normal"/>
-              <w:jc w:val="center"/>
-              <w:pBdr>
-                <w:bottom w:val="none" w:sz="0" w:space="0" w:color="000000"/>
-                <w:top w:val="none" w:sz="0" w:space="0" w:color="000000"/>
-                <w:left w:val="none" w:sz="0" w:space="0" w:color="000000"/>
-                <w:right w:val="none" w:sz="0" w:space="0" w:color="000000"/>
-              </w:pBdr>
-              <w:spacing w:after="100" w:before="100" w:line="240"/>
-              <w:ind w:left="100" w:right="100" w:firstLine="0" w:firstLineChars="0"/>
-              <w:rPr>
-                <w:rFonts w:ascii="Helvetica" w:hAnsi="Helvetica" w:eastAsia="Helvetica" w:cs="Helvetica"/>
-                <w:i w:val="false"/>
-                <w:b w:val="false"/>
-                <w:u w:val="none"/>
-                <w:sz w:val="22"/>
-                <w:szCs w:val="22"/>
-                <w:color w:val="000000"/>
-              </w:rPr>
-            </w:pPr>
-            <w:r>
-              <w:rPr>
-                <w:rFonts w:ascii="Helvetica" w:hAnsi="Helvetica" w:eastAsia="Helvetica" w:cs="Helvetica"/>
-                <w:i w:val="false"/>
-                <w:b w:val="false"/>
-                <w:u w:val="none"/>
-                <w:sz w:val="22"/>
-                <w:szCs w:val="22"/>
-                <w:color w:val="000000"/>
-              </w:rPr>
-              <w:t xml:space="preserve">0.30, 1.56</w:t>
-            </w:r>
-          </w:p>
-        </w:tc>
-        <w:tc>
-          <w:tcPr>
-            <w:tcBorders>
-              <w:bottom w:val="none" w:sz="0" w:space="0" w:color="000000"/>
-              <w:top w:val="none" w:sz="0" w:space="0" w:color="000000"/>
-              <w:left w:val="none" w:sz="0" w:space="0" w:color="000000"/>
-              <w:right w:val="none" w:sz="0" w:space="0" w:color="000000"/>
-            </w:tcBorders>
-            <w:shd w:val="clear" w:color="auto" w:fill="FFFFFF"/>
-            <w:tcMar>
-              <w:top w:w="0" w:type="dxa"/>
-              <w:bottom w:w="0" w:type="dxa"/>
-              <w:left w:w="0" w:type="dxa"/>
-              <w:right w:w="0" w:type="dxa"/>
-            </w:tcMar>
-            <w:vAlign w:val="top"/>
-          </w:tcPr>
-          <w:p>
-            <w:pPr>
-              <w:pStyle w:val="Normal"/>
-              <w:jc w:val="center"/>
-              <w:pBdr>
-                <w:bottom w:val="none" w:sz="0" w:space="0" w:color="000000"/>
-                <w:top w:val="none" w:sz="0" w:space="0" w:color="000000"/>
-                <w:left w:val="none" w:sz="0" w:space="0" w:color="000000"/>
-                <w:right w:val="none" w:sz="0" w:space="0" w:color="000000"/>
-              </w:pBdr>
-              <w:spacing w:after="100" w:before="100" w:line="240"/>
-              <w:ind w:left="100" w:right="100" w:firstLine="0" w:firstLineChars="0"/>
-              <w:rPr>
-                <w:rFonts w:ascii="Helvetica" w:hAnsi="Helvetica" w:eastAsia="Helvetica" w:cs="Helvetica"/>
-                <w:i w:val="false"/>
-                <w:b w:val="false"/>
-                <w:u w:val="none"/>
-                <w:sz w:val="22"/>
-                <w:szCs w:val="22"/>
-                <w:color w:val="000000"/>
-              </w:rPr>
-            </w:pPr>
-            <w:r>
-              <w:rPr>
-                <w:rFonts w:ascii="Helvetica" w:hAnsi="Helvetica" w:eastAsia="Helvetica" w:cs="Helvetica"/>
-                <w:i w:val="false"/>
-                <w:b w:val="false"/>
-                <w:u w:val="none"/>
-                <w:sz w:val="22"/>
-                <w:szCs w:val="22"/>
-                <w:color w:val="000000"/>
-              </w:rPr>
-              <w:t xml:space="preserve">0.370</w:t>
+              <w:t xml:space="preserve">0.70</w:t>
+            </w:r>
+          </w:p>
+        </w:tc>
+        <w:tc>
+          <w:tcPr>
+            <w:tcBorders>
+              <w:bottom w:val="none" w:sz="0" w:space="0" w:color="000000"/>
+              <w:top w:val="none" w:sz="0" w:space="0" w:color="000000"/>
+              <w:left w:val="none" w:sz="0" w:space="0" w:color="000000"/>
+              <w:right w:val="none" w:sz="0" w:space="0" w:color="000000"/>
+            </w:tcBorders>
+            <w:shd w:val="clear" w:color="auto" w:fill="FFFFFF"/>
+            <w:tcMar>
+              <w:top w:w="0" w:type="dxa"/>
+              <w:bottom w:w="0" w:type="dxa"/>
+              <w:left w:w="0" w:type="dxa"/>
+              <w:right w:w="0" w:type="dxa"/>
+            </w:tcMar>
+            <w:vAlign w:val="top"/>
+          </w:tcPr>
+          <w:p>
+            <w:pPr>
+              <w:pStyle w:val="Normal"/>
+              <w:jc w:val="center"/>
+              <w:pBdr>
+                <w:bottom w:val="none" w:sz="0" w:space="0" w:color="000000"/>
+                <w:top w:val="none" w:sz="0" w:space="0" w:color="000000"/>
+                <w:left w:val="none" w:sz="0" w:space="0" w:color="000000"/>
+                <w:right w:val="none" w:sz="0" w:space="0" w:color="000000"/>
+              </w:pBdr>
+              <w:spacing w:after="100" w:before="100" w:line="240"/>
+              <w:ind w:left="100" w:right="100" w:firstLine="0" w:firstLineChars="0"/>
+              <w:rPr>
+                <w:rFonts w:ascii="Helvetica" w:hAnsi="Helvetica" w:eastAsia="Helvetica" w:cs="Helvetica"/>
+                <w:i w:val="false"/>
+                <w:b w:val="false"/>
+                <w:u w:val="none"/>
+                <w:sz w:val="22"/>
+                <w:szCs w:val="22"/>
+                <w:color w:val="000000"/>
+              </w:rPr>
+            </w:pPr>
+            <w:r>
+              <w:rPr>
+                <w:rFonts w:ascii="Helvetica" w:hAnsi="Helvetica" w:eastAsia="Helvetica" w:cs="Helvetica"/>
+                <w:i w:val="false"/>
+                <w:b w:val="false"/>
+                <w:u w:val="none"/>
+                <w:sz w:val="22"/>
+                <w:szCs w:val="22"/>
+                <w:color w:val="000000"/>
+              </w:rPr>
+              <w:t xml:space="preserve">0.31, 1.58</w:t>
+            </w:r>
+          </w:p>
+        </w:tc>
+        <w:tc>
+          <w:tcPr>
+            <w:tcBorders>
+              <w:bottom w:val="none" w:sz="0" w:space="0" w:color="000000"/>
+              <w:top w:val="none" w:sz="0" w:space="0" w:color="000000"/>
+              <w:left w:val="none" w:sz="0" w:space="0" w:color="000000"/>
+              <w:right w:val="none" w:sz="0" w:space="0" w:color="000000"/>
+            </w:tcBorders>
+            <w:shd w:val="clear" w:color="auto" w:fill="FFFFFF"/>
+            <w:tcMar>
+              <w:top w:w="0" w:type="dxa"/>
+              <w:bottom w:w="0" w:type="dxa"/>
+              <w:left w:w="0" w:type="dxa"/>
+              <w:right w:w="0" w:type="dxa"/>
+            </w:tcMar>
+            <w:vAlign w:val="top"/>
+          </w:tcPr>
+          <w:p>
+            <w:pPr>
+              <w:pStyle w:val="Normal"/>
+              <w:jc w:val="center"/>
+              <w:pBdr>
+                <w:bottom w:val="none" w:sz="0" w:space="0" w:color="000000"/>
+                <w:top w:val="none" w:sz="0" w:space="0" w:color="000000"/>
+                <w:left w:val="none" w:sz="0" w:space="0" w:color="000000"/>
+                <w:right w:val="none" w:sz="0" w:space="0" w:color="000000"/>
+              </w:pBdr>
+              <w:spacing w:after="100" w:before="100" w:line="240"/>
+              <w:ind w:left="100" w:right="100" w:firstLine="0" w:firstLineChars="0"/>
+              <w:rPr>
+                <w:rFonts w:ascii="Helvetica" w:hAnsi="Helvetica" w:eastAsia="Helvetica" w:cs="Helvetica"/>
+                <w:i w:val="false"/>
+                <w:b w:val="false"/>
+                <w:u w:val="none"/>
+                <w:sz w:val="22"/>
+                <w:szCs w:val="22"/>
+                <w:color w:val="000000"/>
+              </w:rPr>
+            </w:pPr>
+            <w:r>
+              <w:rPr>
+                <w:rFonts w:ascii="Helvetica" w:hAnsi="Helvetica" w:eastAsia="Helvetica" w:cs="Helvetica"/>
+                <w:i w:val="false"/>
+                <w:b w:val="false"/>
+                <w:u w:val="none"/>
+                <w:sz w:val="22"/>
+                <w:szCs w:val="22"/>
+                <w:color w:val="000000"/>
+              </w:rPr>
+              <w:t xml:space="preserve">0.390</w:t>
             </w:r>
           </w:p>
         </w:tc>
@@ -8884,7 +8884,7 @@
                 <w:szCs w:val="22"/>
                 <w:color w:val="000000"/>
               </w:rPr>
-              <w:t xml:space="preserve">0.45, 2.34</w:t>
+              <w:t xml:space="preserve">0.44, 2.34</w:t>
             </w:r>
           </w:p>
         </w:tc>
@@ -9367,60 +9367,60 @@
                 <w:szCs w:val="22"/>
                 <w:color w:val="000000"/>
               </w:rPr>
-              <w:t xml:space="preserve">0.17, 0.84</w:t>
-            </w:r>
-          </w:p>
-        </w:tc>
-        <w:tc>
-          <w:tcPr>
-            <w:tcBorders>
-              <w:bottom w:val="none" w:sz="0" w:space="0" w:color="000000"/>
-              <w:top w:val="none" w:sz="0" w:space="0" w:color="000000"/>
-              <w:left w:val="none" w:sz="0" w:space="0" w:color="000000"/>
-              <w:right w:val="none" w:sz="0" w:space="0" w:color="000000"/>
-            </w:tcBorders>
-            <w:shd w:val="clear" w:color="auto" w:fill="FFFFFF"/>
-            <w:tcMar>
-              <w:top w:w="0" w:type="dxa"/>
-              <w:bottom w:w="0" w:type="dxa"/>
-              <w:left w:w="0" w:type="dxa"/>
-              <w:right w:w="0" w:type="dxa"/>
-            </w:tcMar>
-            <w:vAlign w:val="top"/>
-          </w:tcPr>
-          <w:p>
-            <w:pPr>
-              <w:pStyle w:val="Normal"/>
-              <w:jc w:val="center"/>
-              <w:pBdr>
-                <w:bottom w:val="none" w:sz="0" w:space="0" w:color="000000"/>
-                <w:top w:val="none" w:sz="0" w:space="0" w:color="000000"/>
-                <w:left w:val="none" w:sz="0" w:space="0" w:color="000000"/>
-                <w:right w:val="none" w:sz="0" w:space="0" w:color="000000"/>
-              </w:pBdr>
-              <w:spacing w:after="100" w:before="100" w:line="240"/>
-              <w:ind w:left="100" w:right="100" w:firstLine="0" w:firstLineChars="0"/>
-              <w:rPr>
-                <w:rFonts w:ascii="Helvetica" w:hAnsi="Helvetica" w:eastAsia="Helvetica" w:cs="Helvetica"/>
-                <w:i w:val="false"/>
-                <w:b w:val="false"/>
-                <w:u w:val="none"/>
-                <w:sz w:val="22"/>
-                <w:szCs w:val="22"/>
-                <w:color w:val="000000"/>
-              </w:rPr>
-            </w:pPr>
-            <w:r>
-              <w:rPr>
-                <w:rFonts w:ascii="Helvetica" w:hAnsi="Helvetica" w:eastAsia="Helvetica" w:cs="Helvetica"/>
-                <w:i w:val="false"/>
-                <w:b w:val="false"/>
-                <w:u w:val="none"/>
-                <w:sz w:val="22"/>
-                <w:szCs w:val="22"/>
-                <w:color w:val="000000"/>
-              </w:rPr>
-              <w:t xml:space="preserve">0.017</w:t>
+              <w:t xml:space="preserve">0.17, 0.83</w:t>
+            </w:r>
+          </w:p>
+        </w:tc>
+        <w:tc>
+          <w:tcPr>
+            <w:tcBorders>
+              <w:bottom w:val="none" w:sz="0" w:space="0" w:color="000000"/>
+              <w:top w:val="none" w:sz="0" w:space="0" w:color="000000"/>
+              <w:left w:val="none" w:sz="0" w:space="0" w:color="000000"/>
+              <w:right w:val="none" w:sz="0" w:space="0" w:color="000000"/>
+            </w:tcBorders>
+            <w:shd w:val="clear" w:color="auto" w:fill="FFFFFF"/>
+            <w:tcMar>
+              <w:top w:w="0" w:type="dxa"/>
+              <w:bottom w:w="0" w:type="dxa"/>
+              <w:left w:w="0" w:type="dxa"/>
+              <w:right w:w="0" w:type="dxa"/>
+            </w:tcMar>
+            <w:vAlign w:val="top"/>
+          </w:tcPr>
+          <w:p>
+            <w:pPr>
+              <w:pStyle w:val="Normal"/>
+              <w:jc w:val="center"/>
+              <w:pBdr>
+                <w:bottom w:val="none" w:sz="0" w:space="0" w:color="000000"/>
+                <w:top w:val="none" w:sz="0" w:space="0" w:color="000000"/>
+                <w:left w:val="none" w:sz="0" w:space="0" w:color="000000"/>
+                <w:right w:val="none" w:sz="0" w:space="0" w:color="000000"/>
+              </w:pBdr>
+              <w:spacing w:after="100" w:before="100" w:line="240"/>
+              <w:ind w:left="100" w:right="100" w:firstLine="0" w:firstLineChars="0"/>
+              <w:rPr>
+                <w:rFonts w:ascii="Helvetica" w:hAnsi="Helvetica" w:eastAsia="Helvetica" w:cs="Helvetica"/>
+                <w:i w:val="false"/>
+                <w:b w:val="false"/>
+                <w:u w:val="none"/>
+                <w:sz w:val="22"/>
+                <w:szCs w:val="22"/>
+                <w:color w:val="000000"/>
+              </w:rPr>
+            </w:pPr>
+            <w:r>
+              <w:rPr>
+                <w:rFonts w:ascii="Helvetica" w:hAnsi="Helvetica" w:eastAsia="Helvetica" w:cs="Helvetica"/>
+                <w:i w:val="false"/>
+                <w:b w:val="false"/>
+                <w:u w:val="none"/>
+                <w:sz w:val="22"/>
+                <w:szCs w:val="22"/>
+                <w:color w:val="000000"/>
+              </w:rPr>
+              <w:t xml:space="preserve">0.016</w:t>
             </w:r>
           </w:p>
         </w:tc>
@@ -9797,113 +9797,113 @@
                 <w:szCs w:val="22"/>
                 <w:color w:val="000000"/>
               </w:rPr>
-              <w:t xml:space="preserve">0.42</w:t>
-            </w:r>
-          </w:p>
-        </w:tc>
-        <w:tc>
-          <w:tcPr>
-            <w:tcBorders>
-              <w:bottom w:val="none" w:sz="0" w:space="0" w:color="000000"/>
-              <w:top w:val="none" w:sz="0" w:space="0" w:color="000000"/>
-              <w:left w:val="none" w:sz="0" w:space="0" w:color="000000"/>
-              <w:right w:val="none" w:sz="0" w:space="0" w:color="000000"/>
-            </w:tcBorders>
-            <w:shd w:val="clear" w:color="auto" w:fill="FFFFFF"/>
-            <w:tcMar>
-              <w:top w:w="0" w:type="dxa"/>
-              <w:bottom w:w="0" w:type="dxa"/>
-              <w:left w:w="0" w:type="dxa"/>
-              <w:right w:w="0" w:type="dxa"/>
-            </w:tcMar>
-            <w:vAlign w:val="top"/>
-          </w:tcPr>
-          <w:p>
-            <w:pPr>
-              <w:pStyle w:val="Normal"/>
-              <w:jc w:val="center"/>
-              <w:pBdr>
-                <w:bottom w:val="none" w:sz="0" w:space="0" w:color="000000"/>
-                <w:top w:val="none" w:sz="0" w:space="0" w:color="000000"/>
-                <w:left w:val="none" w:sz="0" w:space="0" w:color="000000"/>
-                <w:right w:val="none" w:sz="0" w:space="0" w:color="000000"/>
-              </w:pBdr>
-              <w:spacing w:after="100" w:before="100" w:line="240"/>
-              <w:ind w:left="100" w:right="100" w:firstLine="0" w:firstLineChars="0"/>
-              <w:rPr>
-                <w:rFonts w:ascii="Helvetica" w:hAnsi="Helvetica" w:eastAsia="Helvetica" w:cs="Helvetica"/>
-                <w:i w:val="false"/>
-                <w:b w:val="false"/>
-                <w:u w:val="none"/>
-                <w:sz w:val="22"/>
-                <w:szCs w:val="22"/>
-                <w:color w:val="000000"/>
-              </w:rPr>
-            </w:pPr>
-            <w:r>
-              <w:rPr>
-                <w:rFonts w:ascii="Helvetica" w:hAnsi="Helvetica" w:eastAsia="Helvetica" w:cs="Helvetica"/>
-                <w:i w:val="false"/>
-                <w:b w:val="false"/>
-                <w:u w:val="none"/>
-                <w:sz w:val="22"/>
-                <w:szCs w:val="22"/>
-                <w:color w:val="000000"/>
-              </w:rPr>
-              <w:t xml:space="preserve">0.14, 1.31</w:t>
-            </w:r>
-          </w:p>
-        </w:tc>
-        <w:tc>
-          <w:tcPr>
-            <w:tcBorders>
-              <w:bottom w:val="none" w:sz="0" w:space="0" w:color="000000"/>
-              <w:top w:val="none" w:sz="0" w:space="0" w:color="000000"/>
-              <w:left w:val="none" w:sz="0" w:space="0" w:color="000000"/>
-              <w:right w:val="none" w:sz="0" w:space="0" w:color="000000"/>
-            </w:tcBorders>
-            <w:shd w:val="clear" w:color="auto" w:fill="FFFFFF"/>
-            <w:tcMar>
-              <w:top w:w="0" w:type="dxa"/>
-              <w:bottom w:w="0" w:type="dxa"/>
-              <w:left w:w="0" w:type="dxa"/>
-              <w:right w:w="0" w:type="dxa"/>
-            </w:tcMar>
-            <w:vAlign w:val="top"/>
-          </w:tcPr>
-          <w:p>
-            <w:pPr>
-              <w:pStyle w:val="Normal"/>
-              <w:jc w:val="center"/>
-              <w:pBdr>
-                <w:bottom w:val="none" w:sz="0" w:space="0" w:color="000000"/>
-                <w:top w:val="none" w:sz="0" w:space="0" w:color="000000"/>
-                <w:left w:val="none" w:sz="0" w:space="0" w:color="000000"/>
-                <w:right w:val="none" w:sz="0" w:space="0" w:color="000000"/>
-              </w:pBdr>
-              <w:spacing w:after="100" w:before="100" w:line="240"/>
-              <w:ind w:left="100" w:right="100" w:firstLine="0" w:firstLineChars="0"/>
-              <w:rPr>
-                <w:rFonts w:ascii="Helvetica" w:hAnsi="Helvetica" w:eastAsia="Helvetica" w:cs="Helvetica"/>
-                <w:i w:val="false"/>
-                <w:b w:val="false"/>
-                <w:u w:val="none"/>
-                <w:sz w:val="22"/>
-                <w:szCs w:val="22"/>
-                <w:color w:val="000000"/>
-              </w:rPr>
-            </w:pPr>
-            <w:r>
-              <w:rPr>
-                <w:rFonts w:ascii="Helvetica" w:hAnsi="Helvetica" w:eastAsia="Helvetica" w:cs="Helvetica"/>
-                <w:i w:val="false"/>
-                <w:b w:val="false"/>
-                <w:u w:val="none"/>
-                <w:sz w:val="22"/>
-                <w:szCs w:val="22"/>
-                <w:color w:val="000000"/>
-              </w:rPr>
-              <w:t xml:space="preserve">0.140</w:t>
+              <w:t xml:space="preserve">0.41</w:t>
+            </w:r>
+          </w:p>
+        </w:tc>
+        <w:tc>
+          <w:tcPr>
+            <w:tcBorders>
+              <w:bottom w:val="none" w:sz="0" w:space="0" w:color="000000"/>
+              <w:top w:val="none" w:sz="0" w:space="0" w:color="000000"/>
+              <w:left w:val="none" w:sz="0" w:space="0" w:color="000000"/>
+              <w:right w:val="none" w:sz="0" w:space="0" w:color="000000"/>
+            </w:tcBorders>
+            <w:shd w:val="clear" w:color="auto" w:fill="FFFFFF"/>
+            <w:tcMar>
+              <w:top w:w="0" w:type="dxa"/>
+              <w:bottom w:w="0" w:type="dxa"/>
+              <w:left w:w="0" w:type="dxa"/>
+              <w:right w:w="0" w:type="dxa"/>
+            </w:tcMar>
+            <w:vAlign w:val="top"/>
+          </w:tcPr>
+          <w:p>
+            <w:pPr>
+              <w:pStyle w:val="Normal"/>
+              <w:jc w:val="center"/>
+              <w:pBdr>
+                <w:bottom w:val="none" w:sz="0" w:space="0" w:color="000000"/>
+                <w:top w:val="none" w:sz="0" w:space="0" w:color="000000"/>
+                <w:left w:val="none" w:sz="0" w:space="0" w:color="000000"/>
+                <w:right w:val="none" w:sz="0" w:space="0" w:color="000000"/>
+              </w:pBdr>
+              <w:spacing w:after="100" w:before="100" w:line="240"/>
+              <w:ind w:left="100" w:right="100" w:firstLine="0" w:firstLineChars="0"/>
+              <w:rPr>
+                <w:rFonts w:ascii="Helvetica" w:hAnsi="Helvetica" w:eastAsia="Helvetica" w:cs="Helvetica"/>
+                <w:i w:val="false"/>
+                <w:b w:val="false"/>
+                <w:u w:val="none"/>
+                <w:sz w:val="22"/>
+                <w:szCs w:val="22"/>
+                <w:color w:val="000000"/>
+              </w:rPr>
+            </w:pPr>
+            <w:r>
+              <w:rPr>
+                <w:rFonts w:ascii="Helvetica" w:hAnsi="Helvetica" w:eastAsia="Helvetica" w:cs="Helvetica"/>
+                <w:i w:val="false"/>
+                <w:b w:val="false"/>
+                <w:u w:val="none"/>
+                <w:sz w:val="22"/>
+                <w:szCs w:val="22"/>
+                <w:color w:val="000000"/>
+              </w:rPr>
+              <w:t xml:space="preserve">0.13, 1.30</w:t>
+            </w:r>
+          </w:p>
+        </w:tc>
+        <w:tc>
+          <w:tcPr>
+            <w:tcBorders>
+              <w:bottom w:val="none" w:sz="0" w:space="0" w:color="000000"/>
+              <w:top w:val="none" w:sz="0" w:space="0" w:color="000000"/>
+              <w:left w:val="none" w:sz="0" w:space="0" w:color="000000"/>
+              <w:right w:val="none" w:sz="0" w:space="0" w:color="000000"/>
+            </w:tcBorders>
+            <w:shd w:val="clear" w:color="auto" w:fill="FFFFFF"/>
+            <w:tcMar>
+              <w:top w:w="0" w:type="dxa"/>
+              <w:bottom w:w="0" w:type="dxa"/>
+              <w:left w:w="0" w:type="dxa"/>
+              <w:right w:w="0" w:type="dxa"/>
+            </w:tcMar>
+            <w:vAlign w:val="top"/>
+          </w:tcPr>
+          <w:p>
+            <w:pPr>
+              <w:pStyle w:val="Normal"/>
+              <w:jc w:val="center"/>
+              <w:pBdr>
+                <w:bottom w:val="none" w:sz="0" w:space="0" w:color="000000"/>
+                <w:top w:val="none" w:sz="0" w:space="0" w:color="000000"/>
+                <w:left w:val="none" w:sz="0" w:space="0" w:color="000000"/>
+                <w:right w:val="none" w:sz="0" w:space="0" w:color="000000"/>
+              </w:pBdr>
+              <w:spacing w:after="100" w:before="100" w:line="240"/>
+              <w:ind w:left="100" w:right="100" w:firstLine="0" w:firstLineChars="0"/>
+              <w:rPr>
+                <w:rFonts w:ascii="Helvetica" w:hAnsi="Helvetica" w:eastAsia="Helvetica" w:cs="Helvetica"/>
+                <w:i w:val="false"/>
+                <w:b w:val="false"/>
+                <w:u w:val="none"/>
+                <w:sz w:val="22"/>
+                <w:szCs w:val="22"/>
+                <w:color w:val="000000"/>
+              </w:rPr>
+            </w:pPr>
+            <w:r>
+              <w:rPr>
+                <w:rFonts w:ascii="Helvetica" w:hAnsi="Helvetica" w:eastAsia="Helvetica" w:cs="Helvetica"/>
+                <w:i w:val="false"/>
+                <w:b w:val="false"/>
+                <w:u w:val="none"/>
+                <w:sz w:val="22"/>
+                <w:szCs w:val="22"/>
+                <w:color w:val="000000"/>
+              </w:rPr>
+              <w:t xml:space="preserve">0.130</w:t>
             </w:r>
           </w:p>
         </w:tc>
@@ -11246,113 +11246,113 @@
                 <w:szCs w:val="22"/>
                 <w:color w:val="000000"/>
               </w:rPr>
-              <w:t xml:space="preserve">1.50</w:t>
-            </w:r>
-          </w:p>
-        </w:tc>
-        <w:tc>
-          <w:tcPr>
-            <w:tcBorders>
-              <w:bottom w:val="none" w:sz="0" w:space="0" w:color="000000"/>
-              <w:top w:val="none" w:sz="0" w:space="0" w:color="000000"/>
-              <w:left w:val="none" w:sz="0" w:space="0" w:color="000000"/>
-              <w:right w:val="none" w:sz="0" w:space="0" w:color="000000"/>
-            </w:tcBorders>
-            <w:shd w:val="clear" w:color="auto" w:fill="FFFFFF"/>
-            <w:tcMar>
-              <w:top w:w="0" w:type="dxa"/>
-              <w:bottom w:w="0" w:type="dxa"/>
-              <w:left w:w="0" w:type="dxa"/>
-              <w:right w:w="0" w:type="dxa"/>
-            </w:tcMar>
-            <w:vAlign w:val="top"/>
-          </w:tcPr>
-          <w:p>
-            <w:pPr>
-              <w:pStyle w:val="Normal"/>
-              <w:jc w:val="center"/>
-              <w:pBdr>
-                <w:bottom w:val="none" w:sz="0" w:space="0" w:color="000000"/>
-                <w:top w:val="none" w:sz="0" w:space="0" w:color="000000"/>
-                <w:left w:val="none" w:sz="0" w:space="0" w:color="000000"/>
-                <w:right w:val="none" w:sz="0" w:space="0" w:color="000000"/>
-              </w:pBdr>
-              <w:spacing w:after="100" w:before="100" w:line="240"/>
-              <w:ind w:left="100" w:right="100" w:firstLine="0" w:firstLineChars="0"/>
-              <w:rPr>
-                <w:rFonts w:ascii="Helvetica" w:hAnsi="Helvetica" w:eastAsia="Helvetica" w:cs="Helvetica"/>
-                <w:i w:val="false"/>
-                <w:b w:val="false"/>
-                <w:u w:val="none"/>
-                <w:sz w:val="22"/>
-                <w:szCs w:val="22"/>
-                <w:color w:val="000000"/>
-              </w:rPr>
-            </w:pPr>
-            <w:r>
-              <w:rPr>
-                <w:rFonts w:ascii="Helvetica" w:hAnsi="Helvetica" w:eastAsia="Helvetica" w:cs="Helvetica"/>
-                <w:i w:val="false"/>
-                <w:b w:val="false"/>
-                <w:u w:val="none"/>
-                <w:sz w:val="22"/>
-                <w:szCs w:val="22"/>
-                <w:color w:val="000000"/>
-              </w:rPr>
-              <w:t xml:space="preserve">0.97, 2.33</w:t>
-            </w:r>
-          </w:p>
-        </w:tc>
-        <w:tc>
-          <w:tcPr>
-            <w:tcBorders>
-              <w:bottom w:val="none" w:sz="0" w:space="0" w:color="000000"/>
-              <w:top w:val="none" w:sz="0" w:space="0" w:color="000000"/>
-              <w:left w:val="none" w:sz="0" w:space="0" w:color="000000"/>
-              <w:right w:val="none" w:sz="0" w:space="0" w:color="000000"/>
-            </w:tcBorders>
-            <w:shd w:val="clear" w:color="auto" w:fill="FFFFFF"/>
-            <w:tcMar>
-              <w:top w:w="0" w:type="dxa"/>
-              <w:bottom w:w="0" w:type="dxa"/>
-              <w:left w:w="0" w:type="dxa"/>
-              <w:right w:w="0" w:type="dxa"/>
-            </w:tcMar>
-            <w:vAlign w:val="top"/>
-          </w:tcPr>
-          <w:p>
-            <w:pPr>
-              <w:pStyle w:val="Normal"/>
-              <w:jc w:val="center"/>
-              <w:pBdr>
-                <w:bottom w:val="none" w:sz="0" w:space="0" w:color="000000"/>
-                <w:top w:val="none" w:sz="0" w:space="0" w:color="000000"/>
-                <w:left w:val="none" w:sz="0" w:space="0" w:color="000000"/>
-                <w:right w:val="none" w:sz="0" w:space="0" w:color="000000"/>
-              </w:pBdr>
-              <w:spacing w:after="100" w:before="100" w:line="240"/>
-              <w:ind w:left="100" w:right="100" w:firstLine="0" w:firstLineChars="0"/>
-              <w:rPr>
-                <w:rFonts w:ascii="Helvetica" w:hAnsi="Helvetica" w:eastAsia="Helvetica" w:cs="Helvetica"/>
-                <w:i w:val="false"/>
-                <w:b w:val="false"/>
-                <w:u w:val="none"/>
-                <w:sz w:val="22"/>
-                <w:szCs w:val="22"/>
-                <w:color w:val="000000"/>
-              </w:rPr>
-            </w:pPr>
-            <w:r>
-              <w:rPr>
-                <w:rFonts w:ascii="Helvetica" w:hAnsi="Helvetica" w:eastAsia="Helvetica" w:cs="Helvetica"/>
-                <w:i w:val="false"/>
-                <w:b w:val="false"/>
-                <w:u w:val="none"/>
-                <w:sz w:val="22"/>
-                <w:szCs w:val="22"/>
-                <w:color w:val="000000"/>
-              </w:rPr>
-              <w:t xml:space="preserve">0.070</w:t>
+              <w:t xml:space="preserve">1.51</w:t>
+            </w:r>
+          </w:p>
+        </w:tc>
+        <w:tc>
+          <w:tcPr>
+            <w:tcBorders>
+              <w:bottom w:val="none" w:sz="0" w:space="0" w:color="000000"/>
+              <w:top w:val="none" w:sz="0" w:space="0" w:color="000000"/>
+              <w:left w:val="none" w:sz="0" w:space="0" w:color="000000"/>
+              <w:right w:val="none" w:sz="0" w:space="0" w:color="000000"/>
+            </w:tcBorders>
+            <w:shd w:val="clear" w:color="auto" w:fill="FFFFFF"/>
+            <w:tcMar>
+              <w:top w:w="0" w:type="dxa"/>
+              <w:bottom w:w="0" w:type="dxa"/>
+              <w:left w:w="0" w:type="dxa"/>
+              <w:right w:w="0" w:type="dxa"/>
+            </w:tcMar>
+            <w:vAlign w:val="top"/>
+          </w:tcPr>
+          <w:p>
+            <w:pPr>
+              <w:pStyle w:val="Normal"/>
+              <w:jc w:val="center"/>
+              <w:pBdr>
+                <w:bottom w:val="none" w:sz="0" w:space="0" w:color="000000"/>
+                <w:top w:val="none" w:sz="0" w:space="0" w:color="000000"/>
+                <w:left w:val="none" w:sz="0" w:space="0" w:color="000000"/>
+                <w:right w:val="none" w:sz="0" w:space="0" w:color="000000"/>
+              </w:pBdr>
+              <w:spacing w:after="100" w:before="100" w:line="240"/>
+              <w:ind w:left="100" w:right="100" w:firstLine="0" w:firstLineChars="0"/>
+              <w:rPr>
+                <w:rFonts w:ascii="Helvetica" w:hAnsi="Helvetica" w:eastAsia="Helvetica" w:cs="Helvetica"/>
+                <w:i w:val="false"/>
+                <w:b w:val="false"/>
+                <w:u w:val="none"/>
+                <w:sz w:val="22"/>
+                <w:szCs w:val="22"/>
+                <w:color w:val="000000"/>
+              </w:rPr>
+            </w:pPr>
+            <w:r>
+              <w:rPr>
+                <w:rFonts w:ascii="Helvetica" w:hAnsi="Helvetica" w:eastAsia="Helvetica" w:cs="Helvetica"/>
+                <w:i w:val="false"/>
+                <w:b w:val="false"/>
+                <w:u w:val="none"/>
+                <w:sz w:val="22"/>
+                <w:szCs w:val="22"/>
+                <w:color w:val="000000"/>
+              </w:rPr>
+              <w:t xml:space="preserve">0.97, 2.34</w:t>
+            </w:r>
+          </w:p>
+        </w:tc>
+        <w:tc>
+          <w:tcPr>
+            <w:tcBorders>
+              <w:bottom w:val="none" w:sz="0" w:space="0" w:color="000000"/>
+              <w:top w:val="none" w:sz="0" w:space="0" w:color="000000"/>
+              <w:left w:val="none" w:sz="0" w:space="0" w:color="000000"/>
+              <w:right w:val="none" w:sz="0" w:space="0" w:color="000000"/>
+            </w:tcBorders>
+            <w:shd w:val="clear" w:color="auto" w:fill="FFFFFF"/>
+            <w:tcMar>
+              <w:top w:w="0" w:type="dxa"/>
+              <w:bottom w:w="0" w:type="dxa"/>
+              <w:left w:w="0" w:type="dxa"/>
+              <w:right w:w="0" w:type="dxa"/>
+            </w:tcMar>
+            <w:vAlign w:val="top"/>
+          </w:tcPr>
+          <w:p>
+            <w:pPr>
+              <w:pStyle w:val="Normal"/>
+              <w:jc w:val="center"/>
+              <w:pBdr>
+                <w:bottom w:val="none" w:sz="0" w:space="0" w:color="000000"/>
+                <w:top w:val="none" w:sz="0" w:space="0" w:color="000000"/>
+                <w:left w:val="none" w:sz="0" w:space="0" w:color="000000"/>
+                <w:right w:val="none" w:sz="0" w:space="0" w:color="000000"/>
+              </w:pBdr>
+              <w:spacing w:after="100" w:before="100" w:line="240"/>
+              <w:ind w:left="100" w:right="100" w:firstLine="0" w:firstLineChars="0"/>
+              <w:rPr>
+                <w:rFonts w:ascii="Helvetica" w:hAnsi="Helvetica" w:eastAsia="Helvetica" w:cs="Helvetica"/>
+                <w:i w:val="false"/>
+                <w:b w:val="false"/>
+                <w:u w:val="none"/>
+                <w:sz w:val="22"/>
+                <w:szCs w:val="22"/>
+                <w:color w:val="000000"/>
+              </w:rPr>
+            </w:pPr>
+            <w:r>
+              <w:rPr>
+                <w:rFonts w:ascii="Helvetica" w:hAnsi="Helvetica" w:eastAsia="Helvetica" w:cs="Helvetica"/>
+                <w:i w:val="false"/>
+                <w:b w:val="false"/>
+                <w:u w:val="none"/>
+                <w:sz w:val="22"/>
+                <w:szCs w:val="22"/>
+                <w:color w:val="000000"/>
+              </w:rPr>
+              <w:t xml:space="preserve">0.066</w:t>
             </w:r>
           </w:p>
         </w:tc>
@@ -12695,113 +12695,113 @@
                 <w:szCs w:val="22"/>
                 <w:color w:val="000000"/>
               </w:rPr>
-              <w:t xml:space="preserve">1.90</w:t>
-            </w:r>
-          </w:p>
-        </w:tc>
-        <w:tc>
-          <w:tcPr>
-            <w:tcBorders>
-              <w:bottom w:val="none" w:sz="0" w:space="0" w:color="000000"/>
-              <w:top w:val="none" w:sz="0" w:space="0" w:color="000000"/>
-              <w:left w:val="none" w:sz="0" w:space="0" w:color="000000"/>
-              <w:right w:val="none" w:sz="0" w:space="0" w:color="000000"/>
-            </w:tcBorders>
-            <w:shd w:val="clear" w:color="auto" w:fill="FFFFFF"/>
-            <w:tcMar>
-              <w:top w:w="0" w:type="dxa"/>
-              <w:bottom w:w="0" w:type="dxa"/>
-              <w:left w:w="0" w:type="dxa"/>
-              <w:right w:w="0" w:type="dxa"/>
-            </w:tcMar>
-            <w:vAlign w:val="top"/>
-          </w:tcPr>
-          <w:p>
-            <w:pPr>
-              <w:pStyle w:val="Normal"/>
-              <w:jc w:val="center"/>
-              <w:pBdr>
-                <w:bottom w:val="none" w:sz="0" w:space="0" w:color="000000"/>
-                <w:top w:val="none" w:sz="0" w:space="0" w:color="000000"/>
-                <w:left w:val="none" w:sz="0" w:space="0" w:color="000000"/>
-                <w:right w:val="none" w:sz="0" w:space="0" w:color="000000"/>
-              </w:pBdr>
-              <w:spacing w:after="100" w:before="100" w:line="240"/>
-              <w:ind w:left="100" w:right="100" w:firstLine="0" w:firstLineChars="0"/>
-              <w:rPr>
-                <w:rFonts w:ascii="Helvetica" w:hAnsi="Helvetica" w:eastAsia="Helvetica" w:cs="Helvetica"/>
-                <w:i w:val="false"/>
-                <w:b w:val="false"/>
-                <w:u w:val="none"/>
-                <w:sz w:val="22"/>
-                <w:szCs w:val="22"/>
-                <w:color w:val="000000"/>
-              </w:rPr>
-            </w:pPr>
-            <w:r>
-              <w:rPr>
-                <w:rFonts w:ascii="Helvetica" w:hAnsi="Helvetica" w:eastAsia="Helvetica" w:cs="Helvetica"/>
-                <w:i w:val="false"/>
-                <w:b w:val="false"/>
-                <w:u w:val="none"/>
-                <w:sz w:val="22"/>
-                <w:szCs w:val="22"/>
-                <w:color w:val="000000"/>
-              </w:rPr>
-              <w:t xml:space="preserve">0.98, 3.68</w:t>
-            </w:r>
-          </w:p>
-        </w:tc>
-        <w:tc>
-          <w:tcPr>
-            <w:tcBorders>
-              <w:bottom w:val="none" w:sz="0" w:space="0" w:color="000000"/>
-              <w:top w:val="none" w:sz="0" w:space="0" w:color="000000"/>
-              <w:left w:val="none" w:sz="0" w:space="0" w:color="000000"/>
-              <w:right w:val="none" w:sz="0" w:space="0" w:color="000000"/>
-            </w:tcBorders>
-            <w:shd w:val="clear" w:color="auto" w:fill="FFFFFF"/>
-            <w:tcMar>
-              <w:top w:w="0" w:type="dxa"/>
-              <w:bottom w:w="0" w:type="dxa"/>
-              <w:left w:w="0" w:type="dxa"/>
-              <w:right w:w="0" w:type="dxa"/>
-            </w:tcMar>
-            <w:vAlign w:val="top"/>
-          </w:tcPr>
-          <w:p>
-            <w:pPr>
-              <w:pStyle w:val="Normal"/>
-              <w:jc w:val="center"/>
-              <w:pBdr>
-                <w:bottom w:val="none" w:sz="0" w:space="0" w:color="000000"/>
-                <w:top w:val="none" w:sz="0" w:space="0" w:color="000000"/>
-                <w:left w:val="none" w:sz="0" w:space="0" w:color="000000"/>
-                <w:right w:val="none" w:sz="0" w:space="0" w:color="000000"/>
-              </w:pBdr>
-              <w:spacing w:after="100" w:before="100" w:line="240"/>
-              <w:ind w:left="100" w:right="100" w:firstLine="0" w:firstLineChars="0"/>
-              <w:rPr>
-                <w:rFonts w:ascii="Helvetica" w:hAnsi="Helvetica" w:eastAsia="Helvetica" w:cs="Helvetica"/>
-                <w:i w:val="false"/>
-                <w:b w:val="false"/>
-                <w:u w:val="none"/>
-                <w:sz w:val="22"/>
-                <w:szCs w:val="22"/>
-                <w:color w:val="000000"/>
-              </w:rPr>
-            </w:pPr>
-            <w:r>
-              <w:rPr>
-                <w:rFonts w:ascii="Helvetica" w:hAnsi="Helvetica" w:eastAsia="Helvetica" w:cs="Helvetica"/>
-                <w:i w:val="false"/>
-                <w:b w:val="false"/>
-                <w:u w:val="none"/>
-                <w:sz w:val="22"/>
-                <w:szCs w:val="22"/>
-                <w:color w:val="000000"/>
-              </w:rPr>
-              <w:t xml:space="preserve">0.058</w:t>
+              <w:t xml:space="preserve">1.91</w:t>
+            </w:r>
+          </w:p>
+        </w:tc>
+        <w:tc>
+          <w:tcPr>
+            <w:tcBorders>
+              <w:bottom w:val="none" w:sz="0" w:space="0" w:color="000000"/>
+              <w:top w:val="none" w:sz="0" w:space="0" w:color="000000"/>
+              <w:left w:val="none" w:sz="0" w:space="0" w:color="000000"/>
+              <w:right w:val="none" w:sz="0" w:space="0" w:color="000000"/>
+            </w:tcBorders>
+            <w:shd w:val="clear" w:color="auto" w:fill="FFFFFF"/>
+            <w:tcMar>
+              <w:top w:w="0" w:type="dxa"/>
+              <w:bottom w:w="0" w:type="dxa"/>
+              <w:left w:w="0" w:type="dxa"/>
+              <w:right w:w="0" w:type="dxa"/>
+            </w:tcMar>
+            <w:vAlign w:val="top"/>
+          </w:tcPr>
+          <w:p>
+            <w:pPr>
+              <w:pStyle w:val="Normal"/>
+              <w:jc w:val="center"/>
+              <w:pBdr>
+                <w:bottom w:val="none" w:sz="0" w:space="0" w:color="000000"/>
+                <w:top w:val="none" w:sz="0" w:space="0" w:color="000000"/>
+                <w:left w:val="none" w:sz="0" w:space="0" w:color="000000"/>
+                <w:right w:val="none" w:sz="0" w:space="0" w:color="000000"/>
+              </w:pBdr>
+              <w:spacing w:after="100" w:before="100" w:line="240"/>
+              <w:ind w:left="100" w:right="100" w:firstLine="0" w:firstLineChars="0"/>
+              <w:rPr>
+                <w:rFonts w:ascii="Helvetica" w:hAnsi="Helvetica" w:eastAsia="Helvetica" w:cs="Helvetica"/>
+                <w:i w:val="false"/>
+                <w:b w:val="false"/>
+                <w:u w:val="none"/>
+                <w:sz w:val="22"/>
+                <w:szCs w:val="22"/>
+                <w:color w:val="000000"/>
+              </w:rPr>
+            </w:pPr>
+            <w:r>
+              <w:rPr>
+                <w:rFonts w:ascii="Helvetica" w:hAnsi="Helvetica" w:eastAsia="Helvetica" w:cs="Helvetica"/>
+                <w:i w:val="false"/>
+                <w:b w:val="false"/>
+                <w:u w:val="none"/>
+                <w:sz w:val="22"/>
+                <w:szCs w:val="22"/>
+                <w:color w:val="000000"/>
+              </w:rPr>
+              <w:t xml:space="preserve">0.98, 3.71</w:t>
+            </w:r>
+          </w:p>
+        </w:tc>
+        <w:tc>
+          <w:tcPr>
+            <w:tcBorders>
+              <w:bottom w:val="none" w:sz="0" w:space="0" w:color="000000"/>
+              <w:top w:val="none" w:sz="0" w:space="0" w:color="000000"/>
+              <w:left w:val="none" w:sz="0" w:space="0" w:color="000000"/>
+              <w:right w:val="none" w:sz="0" w:space="0" w:color="000000"/>
+            </w:tcBorders>
+            <w:shd w:val="clear" w:color="auto" w:fill="FFFFFF"/>
+            <w:tcMar>
+              <w:top w:w="0" w:type="dxa"/>
+              <w:bottom w:w="0" w:type="dxa"/>
+              <w:left w:w="0" w:type="dxa"/>
+              <w:right w:w="0" w:type="dxa"/>
+            </w:tcMar>
+            <w:vAlign w:val="top"/>
+          </w:tcPr>
+          <w:p>
+            <w:pPr>
+              <w:pStyle w:val="Normal"/>
+              <w:jc w:val="center"/>
+              <w:pBdr>
+                <w:bottom w:val="none" w:sz="0" w:space="0" w:color="000000"/>
+                <w:top w:val="none" w:sz="0" w:space="0" w:color="000000"/>
+                <w:left w:val="none" w:sz="0" w:space="0" w:color="000000"/>
+                <w:right w:val="none" w:sz="0" w:space="0" w:color="000000"/>
+              </w:pBdr>
+              <w:spacing w:after="100" w:before="100" w:line="240"/>
+              <w:ind w:left="100" w:right="100" w:firstLine="0" w:firstLineChars="0"/>
+              <w:rPr>
+                <w:rFonts w:ascii="Helvetica" w:hAnsi="Helvetica" w:eastAsia="Helvetica" w:cs="Helvetica"/>
+                <w:i w:val="false"/>
+                <w:b w:val="false"/>
+                <w:u w:val="none"/>
+                <w:sz w:val="22"/>
+                <w:szCs w:val="22"/>
+                <w:color w:val="000000"/>
+              </w:rPr>
+            </w:pPr>
+            <w:r>
+              <w:rPr>
+                <w:rFonts w:ascii="Helvetica" w:hAnsi="Helvetica" w:eastAsia="Helvetica" w:cs="Helvetica"/>
+                <w:i w:val="false"/>
+                <w:b w:val="false"/>
+                <w:u w:val="none"/>
+                <w:sz w:val="22"/>
+                <w:szCs w:val="22"/>
+                <w:color w:val="000000"/>
+              </w:rPr>
+              <w:t xml:space="preserve">0.056</w:t>
             </w:r>
           </w:p>
         </w:tc>
@@ -14144,113 +14144,113 @@
                 <w:szCs w:val="22"/>
                 <w:color w:val="000000"/>
               </w:rPr>
-              <w:t xml:space="preserve">0.88</w:t>
-            </w:r>
-          </w:p>
-        </w:tc>
-        <w:tc>
-          <w:tcPr>
-            <w:tcBorders>
-              <w:bottom w:val="none" w:sz="0" w:space="0" w:color="000000"/>
-              <w:top w:val="none" w:sz="0" w:space="0" w:color="000000"/>
-              <w:left w:val="none" w:sz="0" w:space="0" w:color="000000"/>
-              <w:right w:val="none" w:sz="0" w:space="0" w:color="000000"/>
-            </w:tcBorders>
-            <w:shd w:val="clear" w:color="auto" w:fill="FFFFFF"/>
-            <w:tcMar>
-              <w:top w:w="0" w:type="dxa"/>
-              <w:bottom w:w="0" w:type="dxa"/>
-              <w:left w:w="0" w:type="dxa"/>
-              <w:right w:w="0" w:type="dxa"/>
-            </w:tcMar>
-            <w:vAlign w:val="top"/>
-          </w:tcPr>
-          <w:p>
-            <w:pPr>
-              <w:pStyle w:val="Normal"/>
-              <w:jc w:val="center"/>
-              <w:pBdr>
-                <w:bottom w:val="none" w:sz="0" w:space="0" w:color="000000"/>
-                <w:top w:val="none" w:sz="0" w:space="0" w:color="000000"/>
-                <w:left w:val="none" w:sz="0" w:space="0" w:color="000000"/>
-                <w:right w:val="none" w:sz="0" w:space="0" w:color="000000"/>
-              </w:pBdr>
-              <w:spacing w:after="100" w:before="100" w:line="240"/>
-              <w:ind w:left="100" w:right="100" w:firstLine="0" w:firstLineChars="0"/>
-              <w:rPr>
-                <w:rFonts w:ascii="Helvetica" w:hAnsi="Helvetica" w:eastAsia="Helvetica" w:cs="Helvetica"/>
-                <w:i w:val="false"/>
-                <w:b w:val="false"/>
-                <w:u w:val="none"/>
-                <w:sz w:val="22"/>
-                <w:szCs w:val="22"/>
-                <w:color w:val="000000"/>
-              </w:rPr>
-            </w:pPr>
-            <w:r>
-              <w:rPr>
-                <w:rFonts w:ascii="Helvetica" w:hAnsi="Helvetica" w:eastAsia="Helvetica" w:cs="Helvetica"/>
-                <w:i w:val="false"/>
-                <w:b w:val="false"/>
-                <w:u w:val="none"/>
-                <w:sz w:val="22"/>
-                <w:szCs w:val="22"/>
-                <w:color w:val="000000"/>
-              </w:rPr>
-              <w:t xml:space="preserve">0.54, 1.44</w:t>
-            </w:r>
-          </w:p>
-        </w:tc>
-        <w:tc>
-          <w:tcPr>
-            <w:tcBorders>
-              <w:bottom w:val="none" w:sz="0" w:space="0" w:color="000000"/>
-              <w:top w:val="none" w:sz="0" w:space="0" w:color="000000"/>
-              <w:left w:val="none" w:sz="0" w:space="0" w:color="000000"/>
-              <w:right w:val="none" w:sz="0" w:space="0" w:color="000000"/>
-            </w:tcBorders>
-            <w:shd w:val="clear" w:color="auto" w:fill="FFFFFF"/>
-            <w:tcMar>
-              <w:top w:w="0" w:type="dxa"/>
-              <w:bottom w:w="0" w:type="dxa"/>
-              <w:left w:w="0" w:type="dxa"/>
-              <w:right w:w="0" w:type="dxa"/>
-            </w:tcMar>
-            <w:vAlign w:val="top"/>
-          </w:tcPr>
-          <w:p>
-            <w:pPr>
-              <w:pStyle w:val="Normal"/>
-              <w:jc w:val="center"/>
-              <w:pBdr>
-                <w:bottom w:val="none" w:sz="0" w:space="0" w:color="000000"/>
-                <w:top w:val="none" w:sz="0" w:space="0" w:color="000000"/>
-                <w:left w:val="none" w:sz="0" w:space="0" w:color="000000"/>
-                <w:right w:val="none" w:sz="0" w:space="0" w:color="000000"/>
-              </w:pBdr>
-              <w:spacing w:after="100" w:before="100" w:line="240"/>
-              <w:ind w:left="100" w:right="100" w:firstLine="0" w:firstLineChars="0"/>
-              <w:rPr>
-                <w:rFonts w:ascii="Helvetica" w:hAnsi="Helvetica" w:eastAsia="Helvetica" w:cs="Helvetica"/>
-                <w:i w:val="false"/>
-                <w:b w:val="false"/>
-                <w:u w:val="none"/>
-                <w:sz w:val="22"/>
-                <w:szCs w:val="22"/>
-                <w:color w:val="000000"/>
-              </w:rPr>
-            </w:pPr>
-            <w:r>
-              <w:rPr>
-                <w:rFonts w:ascii="Helvetica" w:hAnsi="Helvetica" w:eastAsia="Helvetica" w:cs="Helvetica"/>
-                <w:i w:val="false"/>
-                <w:b w:val="false"/>
-                <w:u w:val="none"/>
-                <w:sz w:val="22"/>
-                <w:szCs w:val="22"/>
-                <w:color w:val="000000"/>
-              </w:rPr>
-              <w:t xml:space="preserve">0.610</w:t>
+              <w:t xml:space="preserve">0.89</w:t>
+            </w:r>
+          </w:p>
+        </w:tc>
+        <w:tc>
+          <w:tcPr>
+            <w:tcBorders>
+              <w:bottom w:val="none" w:sz="0" w:space="0" w:color="000000"/>
+              <w:top w:val="none" w:sz="0" w:space="0" w:color="000000"/>
+              <w:left w:val="none" w:sz="0" w:space="0" w:color="000000"/>
+              <w:right w:val="none" w:sz="0" w:space="0" w:color="000000"/>
+            </w:tcBorders>
+            <w:shd w:val="clear" w:color="auto" w:fill="FFFFFF"/>
+            <w:tcMar>
+              <w:top w:w="0" w:type="dxa"/>
+              <w:bottom w:w="0" w:type="dxa"/>
+              <w:left w:w="0" w:type="dxa"/>
+              <w:right w:w="0" w:type="dxa"/>
+            </w:tcMar>
+            <w:vAlign w:val="top"/>
+          </w:tcPr>
+          <w:p>
+            <w:pPr>
+              <w:pStyle w:val="Normal"/>
+              <w:jc w:val="center"/>
+              <w:pBdr>
+                <w:bottom w:val="none" w:sz="0" w:space="0" w:color="000000"/>
+                <w:top w:val="none" w:sz="0" w:space="0" w:color="000000"/>
+                <w:left w:val="none" w:sz="0" w:space="0" w:color="000000"/>
+                <w:right w:val="none" w:sz="0" w:space="0" w:color="000000"/>
+              </w:pBdr>
+              <w:spacing w:after="100" w:before="100" w:line="240"/>
+              <w:ind w:left="100" w:right="100" w:firstLine="0" w:firstLineChars="0"/>
+              <w:rPr>
+                <w:rFonts w:ascii="Helvetica" w:hAnsi="Helvetica" w:eastAsia="Helvetica" w:cs="Helvetica"/>
+                <w:i w:val="false"/>
+                <w:b w:val="false"/>
+                <w:u w:val="none"/>
+                <w:sz w:val="22"/>
+                <w:szCs w:val="22"/>
+                <w:color w:val="000000"/>
+              </w:rPr>
+            </w:pPr>
+            <w:r>
+              <w:rPr>
+                <w:rFonts w:ascii="Helvetica" w:hAnsi="Helvetica" w:eastAsia="Helvetica" w:cs="Helvetica"/>
+                <w:i w:val="false"/>
+                <w:b w:val="false"/>
+                <w:u w:val="none"/>
+                <w:sz w:val="22"/>
+                <w:szCs w:val="22"/>
+                <w:color w:val="000000"/>
+              </w:rPr>
+              <w:t xml:space="preserve">0.54, 1.45</w:t>
+            </w:r>
+          </w:p>
+        </w:tc>
+        <w:tc>
+          <w:tcPr>
+            <w:tcBorders>
+              <w:bottom w:val="none" w:sz="0" w:space="0" w:color="000000"/>
+              <w:top w:val="none" w:sz="0" w:space="0" w:color="000000"/>
+              <w:left w:val="none" w:sz="0" w:space="0" w:color="000000"/>
+              <w:right w:val="none" w:sz="0" w:space="0" w:color="000000"/>
+            </w:tcBorders>
+            <w:shd w:val="clear" w:color="auto" w:fill="FFFFFF"/>
+            <w:tcMar>
+              <w:top w:w="0" w:type="dxa"/>
+              <w:bottom w:w="0" w:type="dxa"/>
+              <w:left w:w="0" w:type="dxa"/>
+              <w:right w:w="0" w:type="dxa"/>
+            </w:tcMar>
+            <w:vAlign w:val="top"/>
+          </w:tcPr>
+          <w:p>
+            <w:pPr>
+              <w:pStyle w:val="Normal"/>
+              <w:jc w:val="center"/>
+              <w:pBdr>
+                <w:bottom w:val="none" w:sz="0" w:space="0" w:color="000000"/>
+                <w:top w:val="none" w:sz="0" w:space="0" w:color="000000"/>
+                <w:left w:val="none" w:sz="0" w:space="0" w:color="000000"/>
+                <w:right w:val="none" w:sz="0" w:space="0" w:color="000000"/>
+              </w:pBdr>
+              <w:spacing w:after="100" w:before="100" w:line="240"/>
+              <w:ind w:left="100" w:right="100" w:firstLine="0" w:firstLineChars="0"/>
+              <w:rPr>
+                <w:rFonts w:ascii="Helvetica" w:hAnsi="Helvetica" w:eastAsia="Helvetica" w:cs="Helvetica"/>
+                <w:i w:val="false"/>
+                <w:b w:val="false"/>
+                <w:u w:val="none"/>
+                <w:sz w:val="22"/>
+                <w:szCs w:val="22"/>
+                <w:color w:val="000000"/>
+              </w:rPr>
+            </w:pPr>
+            <w:r>
+              <w:rPr>
+                <w:rFonts w:ascii="Helvetica" w:hAnsi="Helvetica" w:eastAsia="Helvetica" w:cs="Helvetica"/>
+                <w:i w:val="false"/>
+                <w:b w:val="false"/>
+                <w:u w:val="none"/>
+                <w:sz w:val="22"/>
+                <w:szCs w:val="22"/>
+                <w:color w:val="000000"/>
+              </w:rPr>
+              <w:t xml:space="preserve">0.630</w:t>
             </w:r>
           </w:p>
         </w:tc>
@@ -15163,60 +15163,60 @@
                 <w:szCs w:val="22"/>
                 <w:color w:val="000000"/>
               </w:rPr>
-              <w:t xml:space="preserve">0.22, 1.04</w:t>
-            </w:r>
-          </w:p>
-        </w:tc>
-        <w:tc>
-          <w:tcPr>
-            <w:tcBorders>
-              <w:bottom w:val="none" w:sz="0" w:space="0" w:color="000000"/>
-              <w:top w:val="none" w:sz="0" w:space="0" w:color="000000"/>
-              <w:left w:val="none" w:sz="0" w:space="0" w:color="000000"/>
-              <w:right w:val="none" w:sz="0" w:space="0" w:color="000000"/>
-            </w:tcBorders>
-            <w:shd w:val="clear" w:color="auto" w:fill="FFFFFF"/>
-            <w:tcMar>
-              <w:top w:w="0" w:type="dxa"/>
-              <w:bottom w:w="0" w:type="dxa"/>
-              <w:left w:w="0" w:type="dxa"/>
-              <w:right w:w="0" w:type="dxa"/>
-            </w:tcMar>
-            <w:vAlign w:val="top"/>
-          </w:tcPr>
-          <w:p>
-            <w:pPr>
-              <w:pStyle w:val="Normal"/>
-              <w:jc w:val="center"/>
-              <w:pBdr>
-                <w:bottom w:val="none" w:sz="0" w:space="0" w:color="000000"/>
-                <w:top w:val="none" w:sz="0" w:space="0" w:color="000000"/>
-                <w:left w:val="none" w:sz="0" w:space="0" w:color="000000"/>
-                <w:right w:val="none" w:sz="0" w:space="0" w:color="000000"/>
-              </w:pBdr>
-              <w:spacing w:after="100" w:before="100" w:line="240"/>
-              <w:ind w:left="100" w:right="100" w:firstLine="0" w:firstLineChars="0"/>
-              <w:rPr>
-                <w:rFonts w:ascii="Helvetica" w:hAnsi="Helvetica" w:eastAsia="Helvetica" w:cs="Helvetica"/>
-                <w:i w:val="false"/>
-                <w:b w:val="false"/>
-                <w:u w:val="none"/>
-                <w:sz w:val="22"/>
-                <w:szCs w:val="22"/>
-                <w:color w:val="000000"/>
-              </w:rPr>
-            </w:pPr>
-            <w:r>
-              <w:rPr>
-                <w:rFonts w:ascii="Helvetica" w:hAnsi="Helvetica" w:eastAsia="Helvetica" w:cs="Helvetica"/>
-                <w:i w:val="false"/>
-                <w:b w:val="false"/>
-                <w:u w:val="none"/>
-                <w:sz w:val="22"/>
-                <w:szCs w:val="22"/>
-                <w:color w:val="000000"/>
-              </w:rPr>
-              <w:t xml:space="preserve">0.063</w:t>
+              <w:t xml:space="preserve">0.22, 1.05</w:t>
+            </w:r>
+          </w:p>
+        </w:tc>
+        <w:tc>
+          <w:tcPr>
+            <w:tcBorders>
+              <w:bottom w:val="none" w:sz="0" w:space="0" w:color="000000"/>
+              <w:top w:val="none" w:sz="0" w:space="0" w:color="000000"/>
+              <w:left w:val="none" w:sz="0" w:space="0" w:color="000000"/>
+              <w:right w:val="none" w:sz="0" w:space="0" w:color="000000"/>
+            </w:tcBorders>
+            <w:shd w:val="clear" w:color="auto" w:fill="FFFFFF"/>
+            <w:tcMar>
+              <w:top w:w="0" w:type="dxa"/>
+              <w:bottom w:w="0" w:type="dxa"/>
+              <w:left w:w="0" w:type="dxa"/>
+              <w:right w:w="0" w:type="dxa"/>
+            </w:tcMar>
+            <w:vAlign w:val="top"/>
+          </w:tcPr>
+          <w:p>
+            <w:pPr>
+              <w:pStyle w:val="Normal"/>
+              <w:jc w:val="center"/>
+              <w:pBdr>
+                <w:bottom w:val="none" w:sz="0" w:space="0" w:color="000000"/>
+                <w:top w:val="none" w:sz="0" w:space="0" w:color="000000"/>
+                <w:left w:val="none" w:sz="0" w:space="0" w:color="000000"/>
+                <w:right w:val="none" w:sz="0" w:space="0" w:color="000000"/>
+              </w:pBdr>
+              <w:spacing w:after="100" w:before="100" w:line="240"/>
+              <w:ind w:left="100" w:right="100" w:firstLine="0" w:firstLineChars="0"/>
+              <w:rPr>
+                <w:rFonts w:ascii="Helvetica" w:hAnsi="Helvetica" w:eastAsia="Helvetica" w:cs="Helvetica"/>
+                <w:i w:val="false"/>
+                <w:b w:val="false"/>
+                <w:u w:val="none"/>
+                <w:sz w:val="22"/>
+                <w:szCs w:val="22"/>
+                <w:color w:val="000000"/>
+              </w:rPr>
+            </w:pPr>
+            <w:r>
+              <w:rPr>
+                <w:rFonts w:ascii="Helvetica" w:hAnsi="Helvetica" w:eastAsia="Helvetica" w:cs="Helvetica"/>
+                <w:i w:val="false"/>
+                <w:b w:val="false"/>
+                <w:u w:val="none"/>
+                <w:sz w:val="22"/>
+                <w:szCs w:val="22"/>
+                <w:color w:val="000000"/>
+              </w:rPr>
+              <w:t xml:space="preserve">0.065</w:t>
             </w:r>
           </w:p>
         </w:tc>
@@ -15593,60 +15593,60 @@
                 <w:szCs w:val="22"/>
                 <w:color w:val="000000"/>
               </w:rPr>
-              <w:t xml:space="preserve">1.78</w:t>
-            </w:r>
-          </w:p>
-        </w:tc>
-        <w:tc>
-          <w:tcPr>
-            <w:tcBorders>
-              <w:bottom w:val="none" w:sz="0" w:space="0" w:color="000000"/>
-              <w:top w:val="none" w:sz="0" w:space="0" w:color="000000"/>
-              <w:left w:val="none" w:sz="0" w:space="0" w:color="000000"/>
-              <w:right w:val="none" w:sz="0" w:space="0" w:color="000000"/>
-            </w:tcBorders>
-            <w:shd w:val="clear" w:color="auto" w:fill="FFFFFF"/>
-            <w:tcMar>
-              <w:top w:w="0" w:type="dxa"/>
-              <w:bottom w:w="0" w:type="dxa"/>
-              <w:left w:w="0" w:type="dxa"/>
-              <w:right w:w="0" w:type="dxa"/>
-            </w:tcMar>
-            <w:vAlign w:val="top"/>
-          </w:tcPr>
-          <w:p>
-            <w:pPr>
-              <w:pStyle w:val="Normal"/>
-              <w:jc w:val="center"/>
-              <w:pBdr>
-                <w:bottom w:val="none" w:sz="0" w:space="0" w:color="000000"/>
-                <w:top w:val="none" w:sz="0" w:space="0" w:color="000000"/>
-                <w:left w:val="none" w:sz="0" w:space="0" w:color="000000"/>
-                <w:right w:val="none" w:sz="0" w:space="0" w:color="000000"/>
-              </w:pBdr>
-              <w:spacing w:after="100" w:before="100" w:line="240"/>
-              <w:ind w:left="100" w:right="100" w:firstLine="0" w:firstLineChars="0"/>
-              <w:rPr>
-                <w:rFonts w:ascii="Helvetica" w:hAnsi="Helvetica" w:eastAsia="Helvetica" w:cs="Helvetica"/>
-                <w:i w:val="false"/>
-                <w:b w:val="false"/>
-                <w:u w:val="none"/>
-                <w:sz w:val="22"/>
-                <w:szCs w:val="22"/>
-                <w:color w:val="000000"/>
-              </w:rPr>
-            </w:pPr>
-            <w:r>
-              <w:rPr>
-                <w:rFonts w:ascii="Helvetica" w:hAnsi="Helvetica" w:eastAsia="Helvetica" w:cs="Helvetica"/>
-                <w:i w:val="false"/>
-                <w:b w:val="false"/>
-                <w:u w:val="none"/>
-                <w:sz w:val="22"/>
-                <w:szCs w:val="22"/>
-                <w:color w:val="000000"/>
-              </w:rPr>
-              <w:t xml:space="preserve">0.87, 3.66</w:t>
+              <w:t xml:space="preserve">1.77</w:t>
+            </w:r>
+          </w:p>
+        </w:tc>
+        <w:tc>
+          <w:tcPr>
+            <w:tcBorders>
+              <w:bottom w:val="none" w:sz="0" w:space="0" w:color="000000"/>
+              <w:top w:val="none" w:sz="0" w:space="0" w:color="000000"/>
+              <w:left w:val="none" w:sz="0" w:space="0" w:color="000000"/>
+              <w:right w:val="none" w:sz="0" w:space="0" w:color="000000"/>
+            </w:tcBorders>
+            <w:shd w:val="clear" w:color="auto" w:fill="FFFFFF"/>
+            <w:tcMar>
+              <w:top w:w="0" w:type="dxa"/>
+              <w:bottom w:w="0" w:type="dxa"/>
+              <w:left w:w="0" w:type="dxa"/>
+              <w:right w:w="0" w:type="dxa"/>
+            </w:tcMar>
+            <w:vAlign w:val="top"/>
+          </w:tcPr>
+          <w:p>
+            <w:pPr>
+              <w:pStyle w:val="Normal"/>
+              <w:jc w:val="center"/>
+              <w:pBdr>
+                <w:bottom w:val="none" w:sz="0" w:space="0" w:color="000000"/>
+                <w:top w:val="none" w:sz="0" w:space="0" w:color="000000"/>
+                <w:left w:val="none" w:sz="0" w:space="0" w:color="000000"/>
+                <w:right w:val="none" w:sz="0" w:space="0" w:color="000000"/>
+              </w:pBdr>
+              <w:spacing w:after="100" w:before="100" w:line="240"/>
+              <w:ind w:left="100" w:right="100" w:firstLine="0" w:firstLineChars="0"/>
+              <w:rPr>
+                <w:rFonts w:ascii="Helvetica" w:hAnsi="Helvetica" w:eastAsia="Helvetica" w:cs="Helvetica"/>
+                <w:i w:val="false"/>
+                <w:b w:val="false"/>
+                <w:u w:val="none"/>
+                <w:sz w:val="22"/>
+                <w:szCs w:val="22"/>
+                <w:color w:val="000000"/>
+              </w:rPr>
+            </w:pPr>
+            <w:r>
+              <w:rPr>
+                <w:rFonts w:ascii="Helvetica" w:hAnsi="Helvetica" w:eastAsia="Helvetica" w:cs="Helvetica"/>
+                <w:i w:val="false"/>
+                <w:b w:val="false"/>
+                <w:u w:val="none"/>
+                <w:sz w:val="22"/>
+                <w:szCs w:val="22"/>
+                <w:color w:val="000000"/>
+              </w:rPr>
+              <w:t xml:space="preserve">0.86, 3.65</w:t>
             </w:r>
           </w:p>
         </w:tc>
@@ -16076,113 +16076,113 @@
                 <w:szCs w:val="22"/>
                 <w:color w:val="000000"/>
               </w:rPr>
-              <w:t xml:space="preserve">0.58</w:t>
-            </w:r>
-          </w:p>
-        </w:tc>
-        <w:tc>
-          <w:tcPr>
-            <w:tcBorders>
-              <w:bottom w:val="none" w:sz="0" w:space="0" w:color="000000"/>
-              <w:top w:val="none" w:sz="0" w:space="0" w:color="000000"/>
-              <w:left w:val="none" w:sz="0" w:space="0" w:color="000000"/>
-              <w:right w:val="none" w:sz="0" w:space="0" w:color="000000"/>
-            </w:tcBorders>
-            <w:shd w:val="clear" w:color="auto" w:fill="FFFFFF"/>
-            <w:tcMar>
-              <w:top w:w="0" w:type="dxa"/>
-              <w:bottom w:w="0" w:type="dxa"/>
-              <w:left w:w="0" w:type="dxa"/>
-              <w:right w:w="0" w:type="dxa"/>
-            </w:tcMar>
-            <w:vAlign w:val="top"/>
-          </w:tcPr>
-          <w:p>
-            <w:pPr>
-              <w:pStyle w:val="Normal"/>
-              <w:jc w:val="center"/>
-              <w:pBdr>
-                <w:bottom w:val="none" w:sz="0" w:space="0" w:color="000000"/>
-                <w:top w:val="none" w:sz="0" w:space="0" w:color="000000"/>
-                <w:left w:val="none" w:sz="0" w:space="0" w:color="000000"/>
-                <w:right w:val="none" w:sz="0" w:space="0" w:color="000000"/>
-              </w:pBdr>
-              <w:spacing w:after="100" w:before="100" w:line="240"/>
-              <w:ind w:left="100" w:right="100" w:firstLine="0" w:firstLineChars="0"/>
-              <w:rPr>
-                <w:rFonts w:ascii="Helvetica" w:hAnsi="Helvetica" w:eastAsia="Helvetica" w:cs="Helvetica"/>
-                <w:i w:val="false"/>
-                <w:b w:val="false"/>
-                <w:u w:val="none"/>
-                <w:sz w:val="22"/>
-                <w:szCs w:val="22"/>
-                <w:color w:val="000000"/>
-              </w:rPr>
-            </w:pPr>
-            <w:r>
-              <w:rPr>
-                <w:rFonts w:ascii="Helvetica" w:hAnsi="Helvetica" w:eastAsia="Helvetica" w:cs="Helvetica"/>
-                <w:i w:val="false"/>
-                <w:b w:val="false"/>
-                <w:u w:val="none"/>
-                <w:sz w:val="22"/>
-                <w:szCs w:val="22"/>
-                <w:color w:val="000000"/>
-              </w:rPr>
-              <w:t xml:space="preserve">0.32, 1.04</w:t>
-            </w:r>
-          </w:p>
-        </w:tc>
-        <w:tc>
-          <w:tcPr>
-            <w:tcBorders>
-              <w:bottom w:val="none" w:sz="0" w:space="0" w:color="000000"/>
-              <w:top w:val="none" w:sz="0" w:space="0" w:color="000000"/>
-              <w:left w:val="none" w:sz="0" w:space="0" w:color="000000"/>
-              <w:right w:val="none" w:sz="0" w:space="0" w:color="000000"/>
-            </w:tcBorders>
-            <w:shd w:val="clear" w:color="auto" w:fill="FFFFFF"/>
-            <w:tcMar>
-              <w:top w:w="0" w:type="dxa"/>
-              <w:bottom w:w="0" w:type="dxa"/>
-              <w:left w:w="0" w:type="dxa"/>
-              <w:right w:w="0" w:type="dxa"/>
-            </w:tcMar>
-            <w:vAlign w:val="top"/>
-          </w:tcPr>
-          <w:p>
-            <w:pPr>
-              <w:pStyle w:val="Normal"/>
-              <w:jc w:val="center"/>
-              <w:pBdr>
-                <w:bottom w:val="none" w:sz="0" w:space="0" w:color="000000"/>
-                <w:top w:val="none" w:sz="0" w:space="0" w:color="000000"/>
-                <w:left w:val="none" w:sz="0" w:space="0" w:color="000000"/>
-                <w:right w:val="none" w:sz="0" w:space="0" w:color="000000"/>
-              </w:pBdr>
-              <w:spacing w:after="100" w:before="100" w:line="240"/>
-              <w:ind w:left="100" w:right="100" w:firstLine="0" w:firstLineChars="0"/>
-              <w:rPr>
-                <w:rFonts w:ascii="Helvetica" w:hAnsi="Helvetica" w:eastAsia="Helvetica" w:cs="Helvetica"/>
-                <w:i w:val="false"/>
-                <w:b w:val="false"/>
-                <w:u w:val="none"/>
-                <w:sz w:val="22"/>
-                <w:szCs w:val="22"/>
-                <w:color w:val="000000"/>
-              </w:rPr>
-            </w:pPr>
-            <w:r>
-              <w:rPr>
-                <w:rFonts w:ascii="Helvetica" w:hAnsi="Helvetica" w:eastAsia="Helvetica" w:cs="Helvetica"/>
-                <w:i w:val="false"/>
-                <w:b w:val="false"/>
-                <w:u w:val="none"/>
-                <w:sz w:val="22"/>
-                <w:szCs w:val="22"/>
-                <w:color w:val="000000"/>
-              </w:rPr>
-              <w:t xml:space="preserve">0.067</w:t>
+              <w:t xml:space="preserve">0.57</w:t>
+            </w:r>
+          </w:p>
+        </w:tc>
+        <w:tc>
+          <w:tcPr>
+            <w:tcBorders>
+              <w:bottom w:val="none" w:sz="0" w:space="0" w:color="000000"/>
+              <w:top w:val="none" w:sz="0" w:space="0" w:color="000000"/>
+              <w:left w:val="none" w:sz="0" w:space="0" w:color="000000"/>
+              <w:right w:val="none" w:sz="0" w:space="0" w:color="000000"/>
+            </w:tcBorders>
+            <w:shd w:val="clear" w:color="auto" w:fill="FFFFFF"/>
+            <w:tcMar>
+              <w:top w:w="0" w:type="dxa"/>
+              <w:bottom w:w="0" w:type="dxa"/>
+              <w:left w:w="0" w:type="dxa"/>
+              <w:right w:w="0" w:type="dxa"/>
+            </w:tcMar>
+            <w:vAlign w:val="top"/>
+          </w:tcPr>
+          <w:p>
+            <w:pPr>
+              <w:pStyle w:val="Normal"/>
+              <w:jc w:val="center"/>
+              <w:pBdr>
+                <w:bottom w:val="none" w:sz="0" w:space="0" w:color="000000"/>
+                <w:top w:val="none" w:sz="0" w:space="0" w:color="000000"/>
+                <w:left w:val="none" w:sz="0" w:space="0" w:color="000000"/>
+                <w:right w:val="none" w:sz="0" w:space="0" w:color="000000"/>
+              </w:pBdr>
+              <w:spacing w:after="100" w:before="100" w:line="240"/>
+              <w:ind w:left="100" w:right="100" w:firstLine="0" w:firstLineChars="0"/>
+              <w:rPr>
+                <w:rFonts w:ascii="Helvetica" w:hAnsi="Helvetica" w:eastAsia="Helvetica" w:cs="Helvetica"/>
+                <w:i w:val="false"/>
+                <w:b w:val="false"/>
+                <w:u w:val="none"/>
+                <w:sz w:val="22"/>
+                <w:szCs w:val="22"/>
+                <w:color w:val="000000"/>
+              </w:rPr>
+            </w:pPr>
+            <w:r>
+              <w:rPr>
+                <w:rFonts w:ascii="Helvetica" w:hAnsi="Helvetica" w:eastAsia="Helvetica" w:cs="Helvetica"/>
+                <w:i w:val="false"/>
+                <w:b w:val="false"/>
+                <w:u w:val="none"/>
+                <w:sz w:val="22"/>
+                <w:szCs w:val="22"/>
+                <w:color w:val="000000"/>
+              </w:rPr>
+              <w:t xml:space="preserve">0.32, 1.03</w:t>
+            </w:r>
+          </w:p>
+        </w:tc>
+        <w:tc>
+          <w:tcPr>
+            <w:tcBorders>
+              <w:bottom w:val="none" w:sz="0" w:space="0" w:color="000000"/>
+              <w:top w:val="none" w:sz="0" w:space="0" w:color="000000"/>
+              <w:left w:val="none" w:sz="0" w:space="0" w:color="000000"/>
+              <w:right w:val="none" w:sz="0" w:space="0" w:color="000000"/>
+            </w:tcBorders>
+            <w:shd w:val="clear" w:color="auto" w:fill="FFFFFF"/>
+            <w:tcMar>
+              <w:top w:w="0" w:type="dxa"/>
+              <w:bottom w:w="0" w:type="dxa"/>
+              <w:left w:w="0" w:type="dxa"/>
+              <w:right w:w="0" w:type="dxa"/>
+            </w:tcMar>
+            <w:vAlign w:val="top"/>
+          </w:tcPr>
+          <w:p>
+            <w:pPr>
+              <w:pStyle w:val="Normal"/>
+              <w:jc w:val="center"/>
+              <w:pBdr>
+                <w:bottom w:val="none" w:sz="0" w:space="0" w:color="000000"/>
+                <w:top w:val="none" w:sz="0" w:space="0" w:color="000000"/>
+                <w:left w:val="none" w:sz="0" w:space="0" w:color="000000"/>
+                <w:right w:val="none" w:sz="0" w:space="0" w:color="000000"/>
+              </w:pBdr>
+              <w:spacing w:after="100" w:before="100" w:line="240"/>
+              <w:ind w:left="100" w:right="100" w:firstLine="0" w:firstLineChars="0"/>
+              <w:rPr>
+                <w:rFonts w:ascii="Helvetica" w:hAnsi="Helvetica" w:eastAsia="Helvetica" w:cs="Helvetica"/>
+                <w:i w:val="false"/>
+                <w:b w:val="false"/>
+                <w:u w:val="none"/>
+                <w:sz w:val="22"/>
+                <w:szCs w:val="22"/>
+                <w:color w:val="000000"/>
+              </w:rPr>
+            </w:pPr>
+            <w:r>
+              <w:rPr>
+                <w:rFonts w:ascii="Helvetica" w:hAnsi="Helvetica" w:eastAsia="Helvetica" w:cs="Helvetica"/>
+                <w:i w:val="false"/>
+                <w:b w:val="false"/>
+                <w:u w:val="none"/>
+                <w:sz w:val="22"/>
+                <w:szCs w:val="22"/>
+                <w:color w:val="000000"/>
+              </w:rPr>
+              <w:t xml:space="preserve">0.065</w:t>
             </w:r>
           </w:p>
         </w:tc>
@@ -16665,7 +16665,7 @@
                 <w:szCs w:val="22"/>
                 <w:color w:val="000000"/>
               </w:rPr>
-              <w:t xml:space="preserve">0.870</w:t>
+              <w:t xml:space="preserve">0.910</w:t>
             </w:r>
           </w:p>
         </w:tc>
@@ -17095,7 +17095,7 @@
                 <w:szCs w:val="22"/>
                 <w:color w:val="000000"/>
               </w:rPr>
-              <w:t xml:space="preserve">1.06, 2.33</w:t>
+              <w:t xml:space="preserve">1.06, 2.32</w:t>
             </w:r>
           </w:p>
         </w:tc>
@@ -17149,489 +17149,6 @@
                 <w:color w:val="000000"/>
               </w:rPr>
               <w:t xml:space="preserve">0.024</w:t>
-            </w:r>
-          </w:p>
-        </w:tc>
-      </w:tr>
-      <w:tr>
-        <w:trPr>
-          <w:trHeight w:val="598" w:hRule="auto"/>
-        </w:trPr>
-        body35
-        <w:tc>
-          <w:tcPr>
-            <w:tcBorders>
-              <w:bottom w:val="none" w:sz="0" w:space="0" w:color="000000"/>
-              <w:top w:val="none" w:sz="0" w:space="0" w:color="000000"/>
-              <w:left w:val="none" w:sz="0" w:space="0" w:color="000000"/>
-              <w:right w:val="none" w:sz="0" w:space="0" w:color="000000"/>
-            </w:tcBorders>
-            <w:shd w:val="clear" w:color="auto" w:fill="FFFFFF"/>
-            <w:tcMar>
-              <w:top w:w="0" w:type="dxa"/>
-              <w:bottom w:w="0" w:type="dxa"/>
-              <w:left w:w="0" w:type="dxa"/>
-              <w:right w:w="0" w:type="dxa"/>
-            </w:tcMar>
-            <w:vAlign w:val="top"/>
-          </w:tcPr>
-          <w:p>
-            <w:pPr>
-              <w:pStyle w:val="Normal"/>
-              <w:jc w:val="left"/>
-              <w:pBdr>
-                <w:bottom w:val="none" w:sz="0" w:space="0" w:color="000000"/>
-                <w:top w:val="none" w:sz="0" w:space="0" w:color="000000"/>
-                <w:left w:val="none" w:sz="0" w:space="0" w:color="000000"/>
-                <w:right w:val="none" w:sz="0" w:space="0" w:color="000000"/>
-              </w:pBdr>
-              <w:spacing w:after="100" w:before="100" w:line="240"/>
-              <w:ind w:left="100" w:right="100" w:firstLine="0" w:firstLineChars="0"/>
-              <w:rPr>
-                <w:rFonts w:ascii="Helvetica" w:hAnsi="Helvetica" w:eastAsia="Helvetica" w:cs="Helvetica"/>
-                <w:i w:val="false"/>
-                <w:b w:val="false"/>
-                <w:u w:val="none"/>
-                <w:sz w:val="22"/>
-                <w:szCs w:val="22"/>
-                <w:color w:val="000000"/>
-              </w:rPr>
-            </w:pPr>
-            <w:r>
-              <w:rPr>
-                <w:rFonts w:ascii="Helvetica" w:hAnsi="Helvetica" w:eastAsia="Helvetica" w:cs="Helvetica"/>
-                <w:i w:val="false"/>
-                <w:b w:val="false"/>
-                <w:u w:val="none"/>
-                <w:sz w:val="22"/>
-                <w:szCs w:val="22"/>
-                <w:color w:val="000000"/>
-              </w:rPr>
-              <w:t xml:space="preserve">steroids</w:t>
-            </w:r>
-          </w:p>
-        </w:tc>
-        <w:tc>
-          <w:tcPr>
-            <w:tcBorders>
-              <w:bottom w:val="none" w:sz="0" w:space="0" w:color="000000"/>
-              <w:top w:val="none" w:sz="0" w:space="0" w:color="000000"/>
-              <w:left w:val="none" w:sz="0" w:space="0" w:color="000000"/>
-              <w:right w:val="none" w:sz="0" w:space="0" w:color="000000"/>
-            </w:tcBorders>
-            <w:shd w:val="clear" w:color="auto" w:fill="FFFFFF"/>
-            <w:tcMar>
-              <w:top w:w="0" w:type="dxa"/>
-              <w:bottom w:w="0" w:type="dxa"/>
-              <w:left w:w="0" w:type="dxa"/>
-              <w:right w:w="0" w:type="dxa"/>
-            </w:tcMar>
-            <w:vAlign w:val="top"/>
-          </w:tcPr>
-          <w:p>
-            <w:pPr>
-              <w:pStyle w:val="Normal"/>
-              <w:jc w:val="center"/>
-              <w:pBdr>
-                <w:bottom w:val="none" w:sz="0" w:space="0" w:color="000000"/>
-                <w:top w:val="none" w:sz="0" w:space="0" w:color="000000"/>
-                <w:left w:val="none" w:sz="0" w:space="0" w:color="000000"/>
-                <w:right w:val="none" w:sz="0" w:space="0" w:color="000000"/>
-              </w:pBdr>
-              <w:spacing w:after="100" w:before="100" w:line="240"/>
-              <w:ind w:left="100" w:right="100" w:firstLine="0" w:firstLineChars="0"/>
-              <w:rPr>
-                <w:rFonts w:ascii="Helvetica" w:hAnsi="Helvetica" w:eastAsia="Helvetica" w:cs="Helvetica"/>
-                <w:i w:val="false"/>
-                <w:b w:val="false"/>
-                <w:u w:val="none"/>
-                <w:sz w:val="22"/>
-                <w:szCs w:val="22"/>
-                <w:color w:val="000000"/>
-              </w:rPr>
-            </w:pPr>
-            <w:r>
-              <w:rPr>
-                <w:rFonts w:ascii="Helvetica" w:hAnsi="Helvetica" w:eastAsia="Helvetica" w:cs="Helvetica"/>
-                <w:i w:val="false"/>
-                <w:b w:val="false"/>
-                <w:u w:val="none"/>
-                <w:sz w:val="22"/>
-                <w:szCs w:val="22"/>
-                <w:color w:val="000000"/>
-              </w:rPr>
-              <w:t xml:space="preserve">673</w:t>
-            </w:r>
-          </w:p>
-        </w:tc>
-        <w:tc>
-          <w:tcPr>
-            <w:tcBorders>
-              <w:bottom w:val="none" w:sz="0" w:space="0" w:color="000000"/>
-              <w:top w:val="none" w:sz="0" w:space="0" w:color="000000"/>
-              <w:left w:val="none" w:sz="0" w:space="0" w:color="000000"/>
-              <w:right w:val="none" w:sz="0" w:space="0" w:color="000000"/>
-            </w:tcBorders>
-            <w:shd w:val="clear" w:color="auto" w:fill="FFFFFF"/>
-            <w:tcMar>
-              <w:top w:w="0" w:type="dxa"/>
-              <w:bottom w:w="0" w:type="dxa"/>
-              <w:left w:w="0" w:type="dxa"/>
-              <w:right w:w="0" w:type="dxa"/>
-            </w:tcMar>
-            <w:vAlign w:val="top"/>
-          </w:tcPr>
-          <w:p>
-            <w:pPr>
-              <w:pStyle w:val="Normal"/>
-              <w:jc w:val="center"/>
-              <w:pBdr>
-                <w:bottom w:val="none" w:sz="0" w:space="0" w:color="000000"/>
-                <w:top w:val="none" w:sz="0" w:space="0" w:color="000000"/>
-                <w:left w:val="none" w:sz="0" w:space="0" w:color="000000"/>
-                <w:right w:val="none" w:sz="0" w:space="0" w:color="000000"/>
-              </w:pBdr>
-              <w:spacing w:after="100" w:before="100" w:line="240"/>
-              <w:ind w:left="100" w:right="100" w:firstLine="0" w:firstLineChars="0"/>
-              <w:rPr>
-                <w:rFonts w:ascii="Helvetica" w:hAnsi="Helvetica" w:eastAsia="Helvetica" w:cs="Helvetica"/>
-                <w:i w:val="false"/>
-                <w:b w:val="false"/>
-                <w:u w:val="none"/>
-                <w:sz w:val="22"/>
-                <w:szCs w:val="22"/>
-                <w:color w:val="000000"/>
-              </w:rPr>
-            </w:pPr>
-            <w:r>
-              <w:rPr>
-                <w:rFonts w:ascii="Helvetica" w:hAnsi="Helvetica" w:eastAsia="Helvetica" w:cs="Helvetica"/>
-                <w:i w:val="false"/>
-                <w:b w:val="false"/>
-                <w:u w:val="none"/>
-                <w:sz w:val="22"/>
-                <w:szCs w:val="22"/>
-                <w:color w:val="000000"/>
-              </w:rPr>
-              <w:t xml:space="preserve">1.06</w:t>
-            </w:r>
-          </w:p>
-        </w:tc>
-        <w:tc>
-          <w:tcPr>
-            <w:tcBorders>
-              <w:bottom w:val="none" w:sz="0" w:space="0" w:color="000000"/>
-              <w:top w:val="none" w:sz="0" w:space="0" w:color="000000"/>
-              <w:left w:val="none" w:sz="0" w:space="0" w:color="000000"/>
-              <w:right w:val="none" w:sz="0" w:space="0" w:color="000000"/>
-            </w:tcBorders>
-            <w:shd w:val="clear" w:color="auto" w:fill="FFFFFF"/>
-            <w:tcMar>
-              <w:top w:w="0" w:type="dxa"/>
-              <w:bottom w:w="0" w:type="dxa"/>
-              <w:left w:w="0" w:type="dxa"/>
-              <w:right w:w="0" w:type="dxa"/>
-            </w:tcMar>
-            <w:vAlign w:val="top"/>
-          </w:tcPr>
-          <w:p>
-            <w:pPr>
-              <w:pStyle w:val="Normal"/>
-              <w:jc w:val="center"/>
-              <w:pBdr>
-                <w:bottom w:val="none" w:sz="0" w:space="0" w:color="000000"/>
-                <w:top w:val="none" w:sz="0" w:space="0" w:color="000000"/>
-                <w:left w:val="none" w:sz="0" w:space="0" w:color="000000"/>
-                <w:right w:val="none" w:sz="0" w:space="0" w:color="000000"/>
-              </w:pBdr>
-              <w:spacing w:after="100" w:before="100" w:line="240"/>
-              <w:ind w:left="100" w:right="100" w:firstLine="0" w:firstLineChars="0"/>
-              <w:rPr>
-                <w:rFonts w:ascii="Helvetica" w:hAnsi="Helvetica" w:eastAsia="Helvetica" w:cs="Helvetica"/>
-                <w:i w:val="false"/>
-                <w:b w:val="false"/>
-                <w:u w:val="none"/>
-                <w:sz w:val="22"/>
-                <w:szCs w:val="22"/>
-                <w:color w:val="000000"/>
-              </w:rPr>
-            </w:pPr>
-            <w:r>
-              <w:rPr>
-                <w:rFonts w:ascii="Helvetica" w:hAnsi="Helvetica" w:eastAsia="Helvetica" w:cs="Helvetica"/>
-                <w:i w:val="false"/>
-                <w:b w:val="false"/>
-                <w:u w:val="none"/>
-                <w:sz w:val="22"/>
-                <w:szCs w:val="22"/>
-                <w:color w:val="000000"/>
-              </w:rPr>
-              <w:t xml:space="preserve">0.34, 3.33</w:t>
-            </w:r>
-          </w:p>
-        </w:tc>
-        <w:tc>
-          <w:tcPr>
-            <w:tcBorders>
-              <w:bottom w:val="none" w:sz="0" w:space="0" w:color="000000"/>
-              <w:top w:val="none" w:sz="0" w:space="0" w:color="000000"/>
-              <w:left w:val="none" w:sz="0" w:space="0" w:color="000000"/>
-              <w:right w:val="none" w:sz="0" w:space="0" w:color="000000"/>
-            </w:tcBorders>
-            <w:shd w:val="clear" w:color="auto" w:fill="FFFFFF"/>
-            <w:tcMar>
-              <w:top w:w="0" w:type="dxa"/>
-              <w:bottom w:w="0" w:type="dxa"/>
-              <w:left w:w="0" w:type="dxa"/>
-              <w:right w:w="0" w:type="dxa"/>
-            </w:tcMar>
-            <w:vAlign w:val="top"/>
-          </w:tcPr>
-          <w:p>
-            <w:pPr>
-              <w:pStyle w:val="Normal"/>
-              <w:jc w:val="center"/>
-              <w:pBdr>
-                <w:bottom w:val="none" w:sz="0" w:space="0" w:color="000000"/>
-                <w:top w:val="none" w:sz="0" w:space="0" w:color="000000"/>
-                <w:left w:val="none" w:sz="0" w:space="0" w:color="000000"/>
-                <w:right w:val="none" w:sz="0" w:space="0" w:color="000000"/>
-              </w:pBdr>
-              <w:spacing w:after="100" w:before="100" w:line="240"/>
-              <w:ind w:left="100" w:right="100" w:firstLine="0" w:firstLineChars="0"/>
-              <w:rPr>
-                <w:rFonts w:ascii="Helvetica" w:hAnsi="Helvetica" w:eastAsia="Helvetica" w:cs="Helvetica"/>
-                <w:i w:val="false"/>
-                <w:b w:val="false"/>
-                <w:u w:val="none"/>
-                <w:sz w:val="22"/>
-                <w:szCs w:val="22"/>
-                <w:color w:val="000000"/>
-              </w:rPr>
-            </w:pPr>
-            <w:r>
-              <w:rPr>
-                <w:rFonts w:ascii="Helvetica" w:hAnsi="Helvetica" w:eastAsia="Helvetica" w:cs="Helvetica"/>
-                <w:i w:val="false"/>
-                <w:b w:val="false"/>
-                <w:u w:val="none"/>
-                <w:sz w:val="22"/>
-                <w:szCs w:val="22"/>
-                <w:color w:val="000000"/>
-              </w:rPr>
-              <w:t xml:space="preserve">0.910</w:t>
-            </w:r>
-          </w:p>
-        </w:tc>
-        <w:tc>
-          <w:tcPr>
-            <w:tcBorders>
-              <w:bottom w:val="none" w:sz="0" w:space="0" w:color="000000"/>
-              <w:top w:val="none" w:sz="0" w:space="0" w:color="000000"/>
-              <w:left w:val="none" w:sz="0" w:space="0" w:color="000000"/>
-              <w:right w:val="none" w:sz="0" w:space="0" w:color="000000"/>
-            </w:tcBorders>
-            <w:shd w:val="clear" w:color="auto" w:fill="FFFFFF"/>
-            <w:tcMar>
-              <w:top w:w="0" w:type="dxa"/>
-              <w:bottom w:w="0" w:type="dxa"/>
-              <w:left w:w="0" w:type="dxa"/>
-              <w:right w:w="0" w:type="dxa"/>
-            </w:tcMar>
-            <w:vAlign w:val="top"/>
-          </w:tcPr>
-          <w:p>
-            <w:pPr>
-              <w:pStyle w:val="Normal"/>
-              <w:jc w:val="center"/>
-              <w:pBdr>
-                <w:bottom w:val="none" w:sz="0" w:space="0" w:color="000000"/>
-                <w:top w:val="none" w:sz="0" w:space="0" w:color="000000"/>
-                <w:left w:val="none" w:sz="0" w:space="0" w:color="000000"/>
-                <w:right w:val="none" w:sz="0" w:space="0" w:color="000000"/>
-              </w:pBdr>
-              <w:spacing w:after="100" w:before="100" w:line="240"/>
-              <w:ind w:left="100" w:right="100" w:firstLine="0" w:firstLineChars="0"/>
-              <w:rPr>
-                <w:rFonts w:ascii="Helvetica" w:hAnsi="Helvetica" w:eastAsia="Helvetica" w:cs="Helvetica"/>
-                <w:i w:val="false"/>
-                <w:b w:val="false"/>
-                <w:u w:val="none"/>
-                <w:sz w:val="22"/>
-                <w:szCs w:val="22"/>
-                <w:color w:val="000000"/>
-              </w:rPr>
-            </w:pPr>
-            <w:r>
-              <w:rPr>
-                <w:rFonts w:ascii="Helvetica" w:hAnsi="Helvetica" w:eastAsia="Helvetica" w:cs="Helvetica"/>
-                <w:i w:val="false"/>
-                <w:b w:val="false"/>
-                <w:u w:val="none"/>
-                <w:sz w:val="22"/>
-                <w:szCs w:val="22"/>
-                <w:color w:val="000000"/>
-              </w:rPr>
-              <w:t xml:space="preserve">673</w:t>
-            </w:r>
-          </w:p>
-        </w:tc>
-        <w:tc>
-          <w:tcPr>
-            <w:tcBorders>
-              <w:bottom w:val="none" w:sz="0" w:space="0" w:color="000000"/>
-              <w:top w:val="none" w:sz="0" w:space="0" w:color="000000"/>
-              <w:left w:val="none" w:sz="0" w:space="0" w:color="000000"/>
-              <w:right w:val="none" w:sz="0" w:space="0" w:color="000000"/>
-            </w:tcBorders>
-            <w:shd w:val="clear" w:color="auto" w:fill="FFFFFF"/>
-            <w:tcMar>
-              <w:top w:w="0" w:type="dxa"/>
-              <w:bottom w:w="0" w:type="dxa"/>
-              <w:left w:w="0" w:type="dxa"/>
-              <w:right w:w="0" w:type="dxa"/>
-            </w:tcMar>
-            <w:vAlign w:val="top"/>
-          </w:tcPr>
-          <w:p>
-            <w:pPr>
-              <w:pStyle w:val="Normal"/>
-              <w:jc w:val="center"/>
-              <w:pBdr>
-                <w:bottom w:val="none" w:sz="0" w:space="0" w:color="000000"/>
-                <w:top w:val="none" w:sz="0" w:space="0" w:color="000000"/>
-                <w:left w:val="none" w:sz="0" w:space="0" w:color="000000"/>
-                <w:right w:val="none" w:sz="0" w:space="0" w:color="000000"/>
-              </w:pBdr>
-              <w:spacing w:after="100" w:before="100" w:line="240"/>
-              <w:ind w:left="100" w:right="100" w:firstLine="0" w:firstLineChars="0"/>
-              <w:rPr>
-                <w:rFonts w:ascii="Helvetica" w:hAnsi="Helvetica" w:eastAsia="Helvetica" w:cs="Helvetica"/>
-                <w:i w:val="false"/>
-                <w:b w:val="false"/>
-                <w:u w:val="none"/>
-                <w:sz w:val="22"/>
-                <w:szCs w:val="22"/>
-                <w:color w:val="000000"/>
-              </w:rPr>
-            </w:pPr>
-            <w:r>
-              <w:rPr>
-                <w:rFonts w:ascii="Helvetica" w:hAnsi="Helvetica" w:eastAsia="Helvetica" w:cs="Helvetica"/>
-                <w:i w:val="false"/>
-                <w:b w:val="false"/>
-                <w:u w:val="none"/>
-                <w:sz w:val="22"/>
-                <w:szCs w:val="22"/>
-                <w:color w:val="000000"/>
-              </w:rPr>
-              <w:t xml:space="preserve">1.36</w:t>
-            </w:r>
-          </w:p>
-        </w:tc>
-        <w:tc>
-          <w:tcPr>
-            <w:tcBorders>
-              <w:bottom w:val="none" w:sz="0" w:space="0" w:color="000000"/>
-              <w:top w:val="none" w:sz="0" w:space="0" w:color="000000"/>
-              <w:left w:val="none" w:sz="0" w:space="0" w:color="000000"/>
-              <w:right w:val="none" w:sz="0" w:space="0" w:color="000000"/>
-            </w:tcBorders>
-            <w:shd w:val="clear" w:color="auto" w:fill="FFFFFF"/>
-            <w:tcMar>
-              <w:top w:w="0" w:type="dxa"/>
-              <w:bottom w:w="0" w:type="dxa"/>
-              <w:left w:w="0" w:type="dxa"/>
-              <w:right w:w="0" w:type="dxa"/>
-            </w:tcMar>
-            <w:vAlign w:val="top"/>
-          </w:tcPr>
-          <w:p>
-            <w:pPr>
-              <w:pStyle w:val="Normal"/>
-              <w:jc w:val="center"/>
-              <w:pBdr>
-                <w:bottom w:val="none" w:sz="0" w:space="0" w:color="000000"/>
-                <w:top w:val="none" w:sz="0" w:space="0" w:color="000000"/>
-                <w:left w:val="none" w:sz="0" w:space="0" w:color="000000"/>
-                <w:right w:val="none" w:sz="0" w:space="0" w:color="000000"/>
-              </w:pBdr>
-              <w:spacing w:after="100" w:before="100" w:line="240"/>
-              <w:ind w:left="100" w:right="100" w:firstLine="0" w:firstLineChars="0"/>
-              <w:rPr>
-                <w:rFonts w:ascii="Helvetica" w:hAnsi="Helvetica" w:eastAsia="Helvetica" w:cs="Helvetica"/>
-                <w:i w:val="false"/>
-                <w:b w:val="false"/>
-                <w:u w:val="none"/>
-                <w:sz w:val="22"/>
-                <w:szCs w:val="22"/>
-                <w:color w:val="000000"/>
-              </w:rPr>
-            </w:pPr>
-            <w:r>
-              <w:rPr>
-                <w:rFonts w:ascii="Helvetica" w:hAnsi="Helvetica" w:eastAsia="Helvetica" w:cs="Helvetica"/>
-                <w:i w:val="false"/>
-                <w:b w:val="false"/>
-                <w:u w:val="none"/>
-                <w:sz w:val="22"/>
-                <w:szCs w:val="22"/>
-                <w:color w:val="000000"/>
-              </w:rPr>
-              <w:t xml:space="preserve">0.45, 4.11</w:t>
-            </w:r>
-          </w:p>
-        </w:tc>
-        <w:tc>
-          <w:tcPr>
-            <w:tcBorders>
-              <w:bottom w:val="none" w:sz="0" w:space="0" w:color="000000"/>
-              <w:top w:val="none" w:sz="0" w:space="0" w:color="000000"/>
-              <w:left w:val="none" w:sz="0" w:space="0" w:color="000000"/>
-              <w:right w:val="none" w:sz="0" w:space="0" w:color="000000"/>
-            </w:tcBorders>
-            <w:shd w:val="clear" w:color="auto" w:fill="FFFFFF"/>
-            <w:tcMar>
-              <w:top w:w="0" w:type="dxa"/>
-              <w:bottom w:w="0" w:type="dxa"/>
-              <w:left w:w="0" w:type="dxa"/>
-              <w:right w:w="0" w:type="dxa"/>
-            </w:tcMar>
-            <w:vAlign w:val="top"/>
-          </w:tcPr>
-          <w:p>
-            <w:pPr>
-              <w:pStyle w:val="Normal"/>
-              <w:jc w:val="center"/>
-              <w:pBdr>
-                <w:bottom w:val="none" w:sz="0" w:space="0" w:color="000000"/>
-                <w:top w:val="none" w:sz="0" w:space="0" w:color="000000"/>
-                <w:left w:val="none" w:sz="0" w:space="0" w:color="000000"/>
-                <w:right w:val="none" w:sz="0" w:space="0" w:color="000000"/>
-              </w:pBdr>
-              <w:spacing w:after="100" w:before="100" w:line="240"/>
-              <w:ind w:left="100" w:right="100" w:firstLine="0" w:firstLineChars="0"/>
-              <w:rPr>
-                <w:rFonts w:ascii="Helvetica" w:hAnsi="Helvetica" w:eastAsia="Helvetica" w:cs="Helvetica"/>
-                <w:i w:val="false"/>
-                <w:b w:val="false"/>
-                <w:u w:val="none"/>
-                <w:sz w:val="22"/>
-                <w:szCs w:val="22"/>
-                <w:color w:val="000000"/>
-              </w:rPr>
-            </w:pPr>
-            <w:r>
-              <w:rPr>
-                <w:rFonts w:ascii="Helvetica" w:hAnsi="Helvetica" w:eastAsia="Helvetica" w:cs="Helvetica"/>
-                <w:i w:val="false"/>
-                <w:b w:val="false"/>
-                <w:u w:val="none"/>
-                <w:sz w:val="22"/>
-                <w:szCs w:val="22"/>
-                <w:color w:val="000000"/>
-              </w:rPr>
-              <w:t xml:space="preserve">0.580</w:t>
             </w:r>
           </w:p>
         </w:tc>
@@ -17640,7 +17157,7 @@
         <w:trPr>
           <w:trHeight w:val="616" w:hRule="auto"/>
         </w:trPr>
-        body36
+        body35
         <w:tc>
           <w:tcPr>
             <w:tcBorders>
@@ -18008,7 +17525,7 @@
                 <w:szCs w:val="22"/>
                 <w:color w:val="000000"/>
               </w:rPr>
-              <w:t xml:space="preserve">1.17</w:t>
+              <w:t xml:space="preserve">1.18</w:t>
             </w:r>
           </w:p>
         </w:tc>
@@ -18114,7 +17631,7 @@
                 <w:szCs w:val="22"/>
                 <w:color w:val="000000"/>
               </w:rPr>
-              <w:t xml:space="preserve">0.550</w:t>
+              <w:t xml:space="preserve">0.540</w:t>
             </w:r>
           </w:p>
         </w:tc>
@@ -18123,7 +17640,7 @@
         <w:trPr>
           <w:trHeight w:val="619" w:hRule="auto"/>
         </w:trPr>
-        body37
+        body36
         <w:tc>
           <w:tcPr>
             <w:tcBorders>
@@ -18597,7 +18114,7 @@
                 <w:szCs w:val="22"/>
                 <w:color w:val="000000"/>
               </w:rPr>
-              <w:t xml:space="preserve">0.072</w:t>
+              <w:t xml:space="preserve">0.069</w:t>
             </w:r>
           </w:p>
         </w:tc>

--- a/docs/tables/entire/sec7_aki_c30_surv.docx
+++ b/docs/tables/entire/sec7_aki_c30_surv.docx
@@ -2069,113 +2069,113 @@
                 <w:szCs w:val="22"/>
                 <w:color w:val="000000"/>
               </w:rPr>
-              <w:t xml:space="preserve">1.51</w:t>
-            </w:r>
-          </w:p>
-        </w:tc>
-        <w:tc>
-          <w:tcPr>
-            <w:tcBorders>
-              <w:bottom w:val="none" w:sz="0" w:space="0" w:color="000000"/>
-              <w:top w:val="none" w:sz="0" w:space="0" w:color="000000"/>
-              <w:left w:val="none" w:sz="0" w:space="0" w:color="000000"/>
-              <w:right w:val="none" w:sz="0" w:space="0" w:color="000000"/>
-            </w:tcBorders>
-            <w:shd w:val="clear" w:color="auto" w:fill="FFFFFF"/>
-            <w:tcMar>
-              <w:top w:w="0" w:type="dxa"/>
-              <w:bottom w:w="0" w:type="dxa"/>
-              <w:left w:w="0" w:type="dxa"/>
-              <w:right w:w="0" w:type="dxa"/>
-            </w:tcMar>
-            <w:vAlign w:val="top"/>
-          </w:tcPr>
-          <w:p>
-            <w:pPr>
-              <w:pStyle w:val="Normal"/>
-              <w:jc w:val="center"/>
-              <w:pBdr>
-                <w:bottom w:val="none" w:sz="0" w:space="0" w:color="000000"/>
-                <w:top w:val="none" w:sz="0" w:space="0" w:color="000000"/>
-                <w:left w:val="none" w:sz="0" w:space="0" w:color="000000"/>
-                <w:right w:val="none" w:sz="0" w:space="0" w:color="000000"/>
-              </w:pBdr>
-              <w:spacing w:after="100" w:before="100" w:line="240"/>
-              <w:ind w:left="100" w:right="100" w:firstLine="0" w:firstLineChars="0"/>
-              <w:rPr>
-                <w:rFonts w:ascii="Helvetica" w:hAnsi="Helvetica" w:eastAsia="Helvetica" w:cs="Helvetica"/>
-                <w:i w:val="false"/>
-                <w:b w:val="false"/>
-                <w:u w:val="none"/>
-                <w:sz w:val="22"/>
-                <w:szCs w:val="22"/>
-                <w:color w:val="000000"/>
-              </w:rPr>
-            </w:pPr>
-            <w:r>
-              <w:rPr>
-                <w:rFonts w:ascii="Helvetica" w:hAnsi="Helvetica" w:eastAsia="Helvetica" w:cs="Helvetica"/>
-                <w:i w:val="false"/>
-                <w:b w:val="false"/>
-                <w:u w:val="none"/>
-                <w:sz w:val="22"/>
-                <w:szCs w:val="22"/>
-                <w:color w:val="000000"/>
-              </w:rPr>
-              <w:t xml:space="preserve">0.96, 2.36</w:t>
-            </w:r>
-          </w:p>
-        </w:tc>
-        <w:tc>
-          <w:tcPr>
-            <w:tcBorders>
-              <w:bottom w:val="none" w:sz="0" w:space="0" w:color="000000"/>
-              <w:top w:val="none" w:sz="0" w:space="0" w:color="000000"/>
-              <w:left w:val="none" w:sz="0" w:space="0" w:color="000000"/>
-              <w:right w:val="none" w:sz="0" w:space="0" w:color="000000"/>
-            </w:tcBorders>
-            <w:shd w:val="clear" w:color="auto" w:fill="FFFFFF"/>
-            <w:tcMar>
-              <w:top w:w="0" w:type="dxa"/>
-              <w:bottom w:w="0" w:type="dxa"/>
-              <w:left w:w="0" w:type="dxa"/>
-              <w:right w:w="0" w:type="dxa"/>
-            </w:tcMar>
-            <w:vAlign w:val="top"/>
-          </w:tcPr>
-          <w:p>
-            <w:pPr>
-              <w:pStyle w:val="Normal"/>
-              <w:jc w:val="center"/>
-              <w:pBdr>
-                <w:bottom w:val="none" w:sz="0" w:space="0" w:color="000000"/>
-                <w:top w:val="none" w:sz="0" w:space="0" w:color="000000"/>
-                <w:left w:val="none" w:sz="0" w:space="0" w:color="000000"/>
-                <w:right w:val="none" w:sz="0" w:space="0" w:color="000000"/>
-              </w:pBdr>
-              <w:spacing w:after="100" w:before="100" w:line="240"/>
-              <w:ind w:left="100" w:right="100" w:firstLine="0" w:firstLineChars="0"/>
-              <w:rPr>
-                <w:rFonts w:ascii="Helvetica" w:hAnsi="Helvetica" w:eastAsia="Helvetica" w:cs="Helvetica"/>
-                <w:i w:val="false"/>
-                <w:b w:val="false"/>
-                <w:u w:val="none"/>
-                <w:sz w:val="22"/>
-                <w:szCs w:val="22"/>
-                <w:color w:val="000000"/>
-              </w:rPr>
-            </w:pPr>
-            <w:r>
-              <w:rPr>
-                <w:rFonts w:ascii="Helvetica" w:hAnsi="Helvetica" w:eastAsia="Helvetica" w:cs="Helvetica"/>
-                <w:i w:val="false"/>
-                <w:b w:val="false"/>
-                <w:u w:val="none"/>
-                <w:sz w:val="22"/>
-                <w:szCs w:val="22"/>
-                <w:color w:val="000000"/>
-              </w:rPr>
-              <w:t xml:space="preserve">0.073</w:t>
+              <w:t xml:space="preserve">1.83</w:t>
+            </w:r>
+          </w:p>
+        </w:tc>
+        <w:tc>
+          <w:tcPr>
+            <w:tcBorders>
+              <w:bottom w:val="none" w:sz="0" w:space="0" w:color="000000"/>
+              <w:top w:val="none" w:sz="0" w:space="0" w:color="000000"/>
+              <w:left w:val="none" w:sz="0" w:space="0" w:color="000000"/>
+              <w:right w:val="none" w:sz="0" w:space="0" w:color="000000"/>
+            </w:tcBorders>
+            <w:shd w:val="clear" w:color="auto" w:fill="FFFFFF"/>
+            <w:tcMar>
+              <w:top w:w="0" w:type="dxa"/>
+              <w:bottom w:w="0" w:type="dxa"/>
+              <w:left w:w="0" w:type="dxa"/>
+              <w:right w:w="0" w:type="dxa"/>
+            </w:tcMar>
+            <w:vAlign w:val="top"/>
+          </w:tcPr>
+          <w:p>
+            <w:pPr>
+              <w:pStyle w:val="Normal"/>
+              <w:jc w:val="center"/>
+              <w:pBdr>
+                <w:bottom w:val="none" w:sz="0" w:space="0" w:color="000000"/>
+                <w:top w:val="none" w:sz="0" w:space="0" w:color="000000"/>
+                <w:left w:val="none" w:sz="0" w:space="0" w:color="000000"/>
+                <w:right w:val="none" w:sz="0" w:space="0" w:color="000000"/>
+              </w:pBdr>
+              <w:spacing w:after="100" w:before="100" w:line="240"/>
+              <w:ind w:left="100" w:right="100" w:firstLine="0" w:firstLineChars="0"/>
+              <w:rPr>
+                <w:rFonts w:ascii="Helvetica" w:hAnsi="Helvetica" w:eastAsia="Helvetica" w:cs="Helvetica"/>
+                <w:i w:val="false"/>
+                <w:b w:val="false"/>
+                <w:u w:val="none"/>
+                <w:sz w:val="22"/>
+                <w:szCs w:val="22"/>
+                <w:color w:val="000000"/>
+              </w:rPr>
+            </w:pPr>
+            <w:r>
+              <w:rPr>
+                <w:rFonts w:ascii="Helvetica" w:hAnsi="Helvetica" w:eastAsia="Helvetica" w:cs="Helvetica"/>
+                <w:i w:val="false"/>
+                <w:b w:val="false"/>
+                <w:u w:val="none"/>
+                <w:sz w:val="22"/>
+                <w:szCs w:val="22"/>
+                <w:color w:val="000000"/>
+              </w:rPr>
+              <w:t xml:space="preserve">1.20, 2.79</w:t>
+            </w:r>
+          </w:p>
+        </w:tc>
+        <w:tc>
+          <w:tcPr>
+            <w:tcBorders>
+              <w:bottom w:val="none" w:sz="0" w:space="0" w:color="000000"/>
+              <w:top w:val="none" w:sz="0" w:space="0" w:color="000000"/>
+              <w:left w:val="none" w:sz="0" w:space="0" w:color="000000"/>
+              <w:right w:val="none" w:sz="0" w:space="0" w:color="000000"/>
+            </w:tcBorders>
+            <w:shd w:val="clear" w:color="auto" w:fill="FFFFFF"/>
+            <w:tcMar>
+              <w:top w:w="0" w:type="dxa"/>
+              <w:bottom w:w="0" w:type="dxa"/>
+              <w:left w:w="0" w:type="dxa"/>
+              <w:right w:w="0" w:type="dxa"/>
+            </w:tcMar>
+            <w:vAlign w:val="top"/>
+          </w:tcPr>
+          <w:p>
+            <w:pPr>
+              <w:pStyle w:val="Normal"/>
+              <w:jc w:val="center"/>
+              <w:pBdr>
+                <w:bottom w:val="none" w:sz="0" w:space="0" w:color="000000"/>
+                <w:top w:val="none" w:sz="0" w:space="0" w:color="000000"/>
+                <w:left w:val="none" w:sz="0" w:space="0" w:color="000000"/>
+                <w:right w:val="none" w:sz="0" w:space="0" w:color="000000"/>
+              </w:pBdr>
+              <w:spacing w:after="100" w:before="100" w:line="240"/>
+              <w:ind w:left="100" w:right="100" w:firstLine="0" w:firstLineChars="0"/>
+              <w:rPr>
+                <w:rFonts w:ascii="Helvetica" w:hAnsi="Helvetica" w:eastAsia="Helvetica" w:cs="Helvetica"/>
+                <w:i w:val="false"/>
+                <w:b w:val="false"/>
+                <w:u w:val="none"/>
+                <w:sz w:val="22"/>
+                <w:szCs w:val="22"/>
+                <w:color w:val="000000"/>
+              </w:rPr>
+            </w:pPr>
+            <w:r>
+              <w:rPr>
+                <w:rFonts w:ascii="Helvetica" w:hAnsi="Helvetica" w:eastAsia="Helvetica" w:cs="Helvetica"/>
+                <w:i w:val="false"/>
+                <w:b w:val="false"/>
+                <w:u w:val="none"/>
+                <w:sz w:val="22"/>
+                <w:szCs w:val="22"/>
+                <w:color w:val="000000"/>
+              </w:rPr>
+              <w:t xml:space="preserve">0.005</w:t>
             </w:r>
           </w:p>
         </w:tc>
@@ -2658,7 +2658,7 @@
                 <w:szCs w:val="22"/>
                 <w:color w:val="000000"/>
               </w:rPr>
-              <w:t xml:space="preserve">0.320</w:t>
+              <w:t xml:space="preserve">0.270</w:t>
             </w:r>
           </w:p>
         </w:tc>
@@ -4001,60 +4001,60 @@
                 <w:szCs w:val="22"/>
                 <w:color w:val="000000"/>
               </w:rPr>
-              <w:t xml:space="preserve">2.91</w:t>
-            </w:r>
-          </w:p>
-        </w:tc>
-        <w:tc>
-          <w:tcPr>
-            <w:tcBorders>
-              <w:bottom w:val="none" w:sz="0" w:space="0" w:color="000000"/>
-              <w:top w:val="none" w:sz="0" w:space="0" w:color="000000"/>
-              <w:left w:val="none" w:sz="0" w:space="0" w:color="000000"/>
-              <w:right w:val="none" w:sz="0" w:space="0" w:color="000000"/>
-            </w:tcBorders>
-            <w:shd w:val="clear" w:color="auto" w:fill="FFFFFF"/>
-            <w:tcMar>
-              <w:top w:w="0" w:type="dxa"/>
-              <w:bottom w:w="0" w:type="dxa"/>
-              <w:left w:w="0" w:type="dxa"/>
-              <w:right w:w="0" w:type="dxa"/>
-            </w:tcMar>
-            <w:vAlign w:val="top"/>
-          </w:tcPr>
-          <w:p>
-            <w:pPr>
-              <w:pStyle w:val="Normal"/>
-              <w:jc w:val="center"/>
-              <w:pBdr>
-                <w:bottom w:val="none" w:sz="0" w:space="0" w:color="000000"/>
-                <w:top w:val="none" w:sz="0" w:space="0" w:color="000000"/>
-                <w:left w:val="none" w:sz="0" w:space="0" w:color="000000"/>
-                <w:right w:val="none" w:sz="0" w:space="0" w:color="000000"/>
-              </w:pBdr>
-              <w:spacing w:after="100" w:before="100" w:line="240"/>
-              <w:ind w:left="100" w:right="100" w:firstLine="0" w:firstLineChars="0"/>
-              <w:rPr>
-                <w:rFonts w:ascii="Helvetica" w:hAnsi="Helvetica" w:eastAsia="Helvetica" w:cs="Helvetica"/>
-                <w:i w:val="false"/>
-                <w:b w:val="false"/>
-                <w:u w:val="none"/>
-                <w:sz w:val="22"/>
-                <w:szCs w:val="22"/>
-                <w:color w:val="000000"/>
-              </w:rPr>
-            </w:pPr>
-            <w:r>
-              <w:rPr>
-                <w:rFonts w:ascii="Helvetica" w:hAnsi="Helvetica" w:eastAsia="Helvetica" w:cs="Helvetica"/>
-                <w:i w:val="false"/>
-                <w:b w:val="false"/>
-                <w:u w:val="none"/>
-                <w:sz w:val="22"/>
-                <w:szCs w:val="22"/>
-                <w:color w:val="000000"/>
-              </w:rPr>
-              <w:t xml:space="preserve">1.67, 5.06</w:t>
+              <w:t xml:space="preserve">2.97</w:t>
+            </w:r>
+          </w:p>
+        </w:tc>
+        <w:tc>
+          <w:tcPr>
+            <w:tcBorders>
+              <w:bottom w:val="none" w:sz="0" w:space="0" w:color="000000"/>
+              <w:top w:val="none" w:sz="0" w:space="0" w:color="000000"/>
+              <w:left w:val="none" w:sz="0" w:space="0" w:color="000000"/>
+              <w:right w:val="none" w:sz="0" w:space="0" w:color="000000"/>
+            </w:tcBorders>
+            <w:shd w:val="clear" w:color="auto" w:fill="FFFFFF"/>
+            <w:tcMar>
+              <w:top w:w="0" w:type="dxa"/>
+              <w:bottom w:w="0" w:type="dxa"/>
+              <w:left w:w="0" w:type="dxa"/>
+              <w:right w:w="0" w:type="dxa"/>
+            </w:tcMar>
+            <w:vAlign w:val="top"/>
+          </w:tcPr>
+          <w:p>
+            <w:pPr>
+              <w:pStyle w:val="Normal"/>
+              <w:jc w:val="center"/>
+              <w:pBdr>
+                <w:bottom w:val="none" w:sz="0" w:space="0" w:color="000000"/>
+                <w:top w:val="none" w:sz="0" w:space="0" w:color="000000"/>
+                <w:left w:val="none" w:sz="0" w:space="0" w:color="000000"/>
+                <w:right w:val="none" w:sz="0" w:space="0" w:color="000000"/>
+              </w:pBdr>
+              <w:spacing w:after="100" w:before="100" w:line="240"/>
+              <w:ind w:left="100" w:right="100" w:firstLine="0" w:firstLineChars="0"/>
+              <w:rPr>
+                <w:rFonts w:ascii="Helvetica" w:hAnsi="Helvetica" w:eastAsia="Helvetica" w:cs="Helvetica"/>
+                <w:i w:val="false"/>
+                <w:b w:val="false"/>
+                <w:u w:val="none"/>
+                <w:sz w:val="22"/>
+                <w:szCs w:val="22"/>
+                <w:color w:val="000000"/>
+              </w:rPr>
+            </w:pPr>
+            <w:r>
+              <w:rPr>
+                <w:rFonts w:ascii="Helvetica" w:hAnsi="Helvetica" w:eastAsia="Helvetica" w:cs="Helvetica"/>
+                <w:i w:val="false"/>
+                <w:b w:val="false"/>
+                <w:u w:val="none"/>
+                <w:sz w:val="22"/>
+                <w:szCs w:val="22"/>
+                <w:color w:val="000000"/>
+              </w:rPr>
+              <w:t xml:space="preserve">1.70, 5.19</w:t>
             </w:r>
           </w:p>
         </w:tc>
@@ -4537,60 +4537,60 @@
                 <w:szCs w:val="22"/>
                 <w:color w:val="000000"/>
               </w:rPr>
-              <w:t xml:space="preserve">0.94, 1.09</w:t>
-            </w:r>
-          </w:p>
-        </w:tc>
-        <w:tc>
-          <w:tcPr>
-            <w:tcBorders>
-              <w:bottom w:val="none" w:sz="0" w:space="0" w:color="000000"/>
-              <w:top w:val="none" w:sz="0" w:space="0" w:color="000000"/>
-              <w:left w:val="none" w:sz="0" w:space="0" w:color="000000"/>
-              <w:right w:val="none" w:sz="0" w:space="0" w:color="000000"/>
-            </w:tcBorders>
-            <w:shd w:val="clear" w:color="auto" w:fill="FFFFFF"/>
-            <w:tcMar>
-              <w:top w:w="0" w:type="dxa"/>
-              <w:bottom w:w="0" w:type="dxa"/>
-              <w:left w:w="0" w:type="dxa"/>
-              <w:right w:w="0" w:type="dxa"/>
-            </w:tcMar>
-            <w:vAlign w:val="top"/>
-          </w:tcPr>
-          <w:p>
-            <w:pPr>
-              <w:pStyle w:val="Normal"/>
-              <w:jc w:val="center"/>
-              <w:pBdr>
-                <w:bottom w:val="none" w:sz="0" w:space="0" w:color="000000"/>
-                <w:top w:val="none" w:sz="0" w:space="0" w:color="000000"/>
-                <w:left w:val="none" w:sz="0" w:space="0" w:color="000000"/>
-                <w:right w:val="none" w:sz="0" w:space="0" w:color="000000"/>
-              </w:pBdr>
-              <w:spacing w:after="100" w:before="100" w:line="240"/>
-              <w:ind w:left="100" w:right="100" w:firstLine="0" w:firstLineChars="0"/>
-              <w:rPr>
-                <w:rFonts w:ascii="Helvetica" w:hAnsi="Helvetica" w:eastAsia="Helvetica" w:cs="Helvetica"/>
-                <w:i w:val="false"/>
-                <w:b w:val="false"/>
-                <w:u w:val="none"/>
-                <w:sz w:val="22"/>
-                <w:szCs w:val="22"/>
-                <w:color w:val="000000"/>
-              </w:rPr>
-            </w:pPr>
-            <w:r>
-              <w:rPr>
-                <w:rFonts w:ascii="Helvetica" w:hAnsi="Helvetica" w:eastAsia="Helvetica" w:cs="Helvetica"/>
-                <w:i w:val="false"/>
-                <w:b w:val="false"/>
-                <w:u w:val="none"/>
-                <w:sz w:val="22"/>
-                <w:szCs w:val="22"/>
-                <w:color w:val="000000"/>
-              </w:rPr>
-              <w:t xml:space="preserve">0.760</w:t>
+              <w:t xml:space="preserve">0.93, 1.09</w:t>
+            </w:r>
+          </w:p>
+        </w:tc>
+        <w:tc>
+          <w:tcPr>
+            <w:tcBorders>
+              <w:bottom w:val="none" w:sz="0" w:space="0" w:color="000000"/>
+              <w:top w:val="none" w:sz="0" w:space="0" w:color="000000"/>
+              <w:left w:val="none" w:sz="0" w:space="0" w:color="000000"/>
+              <w:right w:val="none" w:sz="0" w:space="0" w:color="000000"/>
+            </w:tcBorders>
+            <w:shd w:val="clear" w:color="auto" w:fill="FFFFFF"/>
+            <w:tcMar>
+              <w:top w:w="0" w:type="dxa"/>
+              <w:bottom w:w="0" w:type="dxa"/>
+              <w:left w:w="0" w:type="dxa"/>
+              <w:right w:w="0" w:type="dxa"/>
+            </w:tcMar>
+            <w:vAlign w:val="top"/>
+          </w:tcPr>
+          <w:p>
+            <w:pPr>
+              <w:pStyle w:val="Normal"/>
+              <w:jc w:val="center"/>
+              <w:pBdr>
+                <w:bottom w:val="none" w:sz="0" w:space="0" w:color="000000"/>
+                <w:top w:val="none" w:sz="0" w:space="0" w:color="000000"/>
+                <w:left w:val="none" w:sz="0" w:space="0" w:color="000000"/>
+                <w:right w:val="none" w:sz="0" w:space="0" w:color="000000"/>
+              </w:pBdr>
+              <w:spacing w:after="100" w:before="100" w:line="240"/>
+              <w:ind w:left="100" w:right="100" w:firstLine="0" w:firstLineChars="0"/>
+              <w:rPr>
+                <w:rFonts w:ascii="Helvetica" w:hAnsi="Helvetica" w:eastAsia="Helvetica" w:cs="Helvetica"/>
+                <w:i w:val="false"/>
+                <w:b w:val="false"/>
+                <w:u w:val="none"/>
+                <w:sz w:val="22"/>
+                <w:szCs w:val="22"/>
+                <w:color w:val="000000"/>
+              </w:rPr>
+            </w:pPr>
+            <w:r>
+              <w:rPr>
+                <w:rFonts w:ascii="Helvetica" w:hAnsi="Helvetica" w:eastAsia="Helvetica" w:cs="Helvetica"/>
+                <w:i w:val="false"/>
+                <w:b w:val="false"/>
+                <w:u w:val="none"/>
+                <w:sz w:val="22"/>
+                <w:szCs w:val="22"/>
+                <w:color w:val="000000"/>
+              </w:rPr>
+              <w:t xml:space="preserve">0.780</w:t>
             </w:r>
           </w:p>
         </w:tc>
@@ -5933,113 +5933,113 @@
                 <w:szCs w:val="22"/>
                 <w:color w:val="000000"/>
               </w:rPr>
-              <w:t xml:space="preserve">1.50</w:t>
-            </w:r>
-          </w:p>
-        </w:tc>
-        <w:tc>
-          <w:tcPr>
-            <w:tcBorders>
-              <w:bottom w:val="none" w:sz="0" w:space="0" w:color="000000"/>
-              <w:top w:val="none" w:sz="0" w:space="0" w:color="000000"/>
-              <w:left w:val="none" w:sz="0" w:space="0" w:color="000000"/>
-              <w:right w:val="none" w:sz="0" w:space="0" w:color="000000"/>
-            </w:tcBorders>
-            <w:shd w:val="clear" w:color="auto" w:fill="FFFFFF"/>
-            <w:tcMar>
-              <w:top w:w="0" w:type="dxa"/>
-              <w:bottom w:w="0" w:type="dxa"/>
-              <w:left w:w="0" w:type="dxa"/>
-              <w:right w:w="0" w:type="dxa"/>
-            </w:tcMar>
-            <w:vAlign w:val="top"/>
-          </w:tcPr>
-          <w:p>
-            <w:pPr>
-              <w:pStyle w:val="Normal"/>
-              <w:jc w:val="center"/>
-              <w:pBdr>
-                <w:bottom w:val="none" w:sz="0" w:space="0" w:color="000000"/>
-                <w:top w:val="none" w:sz="0" w:space="0" w:color="000000"/>
-                <w:left w:val="none" w:sz="0" w:space="0" w:color="000000"/>
-                <w:right w:val="none" w:sz="0" w:space="0" w:color="000000"/>
-              </w:pBdr>
-              <w:spacing w:after="100" w:before="100" w:line="240"/>
-              <w:ind w:left="100" w:right="100" w:firstLine="0" w:firstLineChars="0"/>
-              <w:rPr>
-                <w:rFonts w:ascii="Helvetica" w:hAnsi="Helvetica" w:eastAsia="Helvetica" w:cs="Helvetica"/>
-                <w:i w:val="false"/>
-                <w:b w:val="false"/>
-                <w:u w:val="none"/>
-                <w:sz w:val="22"/>
-                <w:szCs w:val="22"/>
-                <w:color w:val="000000"/>
-              </w:rPr>
-            </w:pPr>
-            <w:r>
-              <w:rPr>
-                <w:rFonts w:ascii="Helvetica" w:hAnsi="Helvetica" w:eastAsia="Helvetica" w:cs="Helvetica"/>
-                <w:i w:val="false"/>
-                <w:b w:val="false"/>
-                <w:u w:val="none"/>
-                <w:sz w:val="22"/>
-                <w:szCs w:val="22"/>
-                <w:color w:val="000000"/>
-              </w:rPr>
-              <w:t xml:space="preserve">0.97, 2.31</w:t>
-            </w:r>
-          </w:p>
-        </w:tc>
-        <w:tc>
-          <w:tcPr>
-            <w:tcBorders>
-              <w:bottom w:val="none" w:sz="0" w:space="0" w:color="000000"/>
-              <w:top w:val="none" w:sz="0" w:space="0" w:color="000000"/>
-              <w:left w:val="none" w:sz="0" w:space="0" w:color="000000"/>
-              <w:right w:val="none" w:sz="0" w:space="0" w:color="000000"/>
-            </w:tcBorders>
-            <w:shd w:val="clear" w:color="auto" w:fill="FFFFFF"/>
-            <w:tcMar>
-              <w:top w:w="0" w:type="dxa"/>
-              <w:bottom w:w="0" w:type="dxa"/>
-              <w:left w:w="0" w:type="dxa"/>
-              <w:right w:w="0" w:type="dxa"/>
-            </w:tcMar>
-            <w:vAlign w:val="top"/>
-          </w:tcPr>
-          <w:p>
-            <w:pPr>
-              <w:pStyle w:val="Normal"/>
-              <w:jc w:val="center"/>
-              <w:pBdr>
-                <w:bottom w:val="none" w:sz="0" w:space="0" w:color="000000"/>
-                <w:top w:val="none" w:sz="0" w:space="0" w:color="000000"/>
-                <w:left w:val="none" w:sz="0" w:space="0" w:color="000000"/>
-                <w:right w:val="none" w:sz="0" w:space="0" w:color="000000"/>
-              </w:pBdr>
-              <w:spacing w:after="100" w:before="100" w:line="240"/>
-              <w:ind w:left="100" w:right="100" w:firstLine="0" w:firstLineChars="0"/>
-              <w:rPr>
-                <w:rFonts w:ascii="Helvetica" w:hAnsi="Helvetica" w:eastAsia="Helvetica" w:cs="Helvetica"/>
-                <w:i w:val="false"/>
-                <w:b w:val="false"/>
-                <w:u w:val="none"/>
-                <w:sz w:val="22"/>
-                <w:szCs w:val="22"/>
-                <w:color w:val="000000"/>
-              </w:rPr>
-            </w:pPr>
-            <w:r>
-              <w:rPr>
-                <w:rFonts w:ascii="Helvetica" w:hAnsi="Helvetica" w:eastAsia="Helvetica" w:cs="Helvetica"/>
-                <w:i w:val="false"/>
-                <w:b w:val="false"/>
-                <w:u w:val="none"/>
-                <w:sz w:val="22"/>
-                <w:szCs w:val="22"/>
-                <w:color w:val="000000"/>
-              </w:rPr>
-              <w:t xml:space="preserve">0.068</w:t>
+              <w:t xml:space="preserve">1.52</w:t>
+            </w:r>
+          </w:p>
+        </w:tc>
+        <w:tc>
+          <w:tcPr>
+            <w:tcBorders>
+              <w:bottom w:val="none" w:sz="0" w:space="0" w:color="000000"/>
+              <w:top w:val="none" w:sz="0" w:space="0" w:color="000000"/>
+              <w:left w:val="none" w:sz="0" w:space="0" w:color="000000"/>
+              <w:right w:val="none" w:sz="0" w:space="0" w:color="000000"/>
+            </w:tcBorders>
+            <w:shd w:val="clear" w:color="auto" w:fill="FFFFFF"/>
+            <w:tcMar>
+              <w:top w:w="0" w:type="dxa"/>
+              <w:bottom w:w="0" w:type="dxa"/>
+              <w:left w:w="0" w:type="dxa"/>
+              <w:right w:w="0" w:type="dxa"/>
+            </w:tcMar>
+            <w:vAlign w:val="top"/>
+          </w:tcPr>
+          <w:p>
+            <w:pPr>
+              <w:pStyle w:val="Normal"/>
+              <w:jc w:val="center"/>
+              <w:pBdr>
+                <w:bottom w:val="none" w:sz="0" w:space="0" w:color="000000"/>
+                <w:top w:val="none" w:sz="0" w:space="0" w:color="000000"/>
+                <w:left w:val="none" w:sz="0" w:space="0" w:color="000000"/>
+                <w:right w:val="none" w:sz="0" w:space="0" w:color="000000"/>
+              </w:pBdr>
+              <w:spacing w:after="100" w:before="100" w:line="240"/>
+              <w:ind w:left="100" w:right="100" w:firstLine="0" w:firstLineChars="0"/>
+              <w:rPr>
+                <w:rFonts w:ascii="Helvetica" w:hAnsi="Helvetica" w:eastAsia="Helvetica" w:cs="Helvetica"/>
+                <w:i w:val="false"/>
+                <w:b w:val="false"/>
+                <w:u w:val="none"/>
+                <w:sz w:val="22"/>
+                <w:szCs w:val="22"/>
+                <w:color w:val="000000"/>
+              </w:rPr>
+            </w:pPr>
+            <w:r>
+              <w:rPr>
+                <w:rFonts w:ascii="Helvetica" w:hAnsi="Helvetica" w:eastAsia="Helvetica" w:cs="Helvetica"/>
+                <w:i w:val="false"/>
+                <w:b w:val="false"/>
+                <w:u w:val="none"/>
+                <w:sz w:val="22"/>
+                <w:szCs w:val="22"/>
+                <w:color w:val="000000"/>
+              </w:rPr>
+              <w:t xml:space="preserve">0.99, 2.34</w:t>
+            </w:r>
+          </w:p>
+        </w:tc>
+        <w:tc>
+          <w:tcPr>
+            <w:tcBorders>
+              <w:bottom w:val="none" w:sz="0" w:space="0" w:color="000000"/>
+              <w:top w:val="none" w:sz="0" w:space="0" w:color="000000"/>
+              <w:left w:val="none" w:sz="0" w:space="0" w:color="000000"/>
+              <w:right w:val="none" w:sz="0" w:space="0" w:color="000000"/>
+            </w:tcBorders>
+            <w:shd w:val="clear" w:color="auto" w:fill="FFFFFF"/>
+            <w:tcMar>
+              <w:top w:w="0" w:type="dxa"/>
+              <w:bottom w:w="0" w:type="dxa"/>
+              <w:left w:w="0" w:type="dxa"/>
+              <w:right w:w="0" w:type="dxa"/>
+            </w:tcMar>
+            <w:vAlign w:val="top"/>
+          </w:tcPr>
+          <w:p>
+            <w:pPr>
+              <w:pStyle w:val="Normal"/>
+              <w:jc w:val="center"/>
+              <w:pBdr>
+                <w:bottom w:val="none" w:sz="0" w:space="0" w:color="000000"/>
+                <w:top w:val="none" w:sz="0" w:space="0" w:color="000000"/>
+                <w:left w:val="none" w:sz="0" w:space="0" w:color="000000"/>
+                <w:right w:val="none" w:sz="0" w:space="0" w:color="000000"/>
+              </w:pBdr>
+              <w:spacing w:after="100" w:before="100" w:line="240"/>
+              <w:ind w:left="100" w:right="100" w:firstLine="0" w:firstLineChars="0"/>
+              <w:rPr>
+                <w:rFonts w:ascii="Helvetica" w:hAnsi="Helvetica" w:eastAsia="Helvetica" w:cs="Helvetica"/>
+                <w:i w:val="false"/>
+                <w:b w:val="false"/>
+                <w:u w:val="none"/>
+                <w:sz w:val="22"/>
+                <w:szCs w:val="22"/>
+                <w:color w:val="000000"/>
+              </w:rPr>
+            </w:pPr>
+            <w:r>
+              <w:rPr>
+                <w:rFonts w:ascii="Helvetica" w:hAnsi="Helvetica" w:eastAsia="Helvetica" w:cs="Helvetica"/>
+                <w:i w:val="false"/>
+                <w:b w:val="false"/>
+                <w:u w:val="none"/>
+                <w:sz w:val="22"/>
+                <w:szCs w:val="22"/>
+                <w:color w:val="000000"/>
+              </w:rPr>
+              <w:t xml:space="preserve">0.057</w:t>
             </w:r>
           </w:p>
         </w:tc>
@@ -7382,113 +7382,113 @@
                 <w:szCs w:val="22"/>
                 <w:color w:val="000000"/>
               </w:rPr>
-              <w:t xml:space="preserve">2.13</w:t>
-            </w:r>
-          </w:p>
-        </w:tc>
-        <w:tc>
-          <w:tcPr>
-            <w:tcBorders>
-              <w:bottom w:val="none" w:sz="0" w:space="0" w:color="000000"/>
-              <w:top w:val="none" w:sz="0" w:space="0" w:color="000000"/>
-              <w:left w:val="none" w:sz="0" w:space="0" w:color="000000"/>
-              <w:right w:val="none" w:sz="0" w:space="0" w:color="000000"/>
-            </w:tcBorders>
-            <w:shd w:val="clear" w:color="auto" w:fill="FFFFFF"/>
-            <w:tcMar>
-              <w:top w:w="0" w:type="dxa"/>
-              <w:bottom w:w="0" w:type="dxa"/>
-              <w:left w:w="0" w:type="dxa"/>
-              <w:right w:w="0" w:type="dxa"/>
-            </w:tcMar>
-            <w:vAlign w:val="top"/>
-          </w:tcPr>
-          <w:p>
-            <w:pPr>
-              <w:pStyle w:val="Normal"/>
-              <w:jc w:val="center"/>
-              <w:pBdr>
-                <w:bottom w:val="none" w:sz="0" w:space="0" w:color="000000"/>
-                <w:top w:val="none" w:sz="0" w:space="0" w:color="000000"/>
-                <w:left w:val="none" w:sz="0" w:space="0" w:color="000000"/>
-                <w:right w:val="none" w:sz="0" w:space="0" w:color="000000"/>
-              </w:pBdr>
-              <w:spacing w:after="100" w:before="100" w:line="240"/>
-              <w:ind w:left="100" w:right="100" w:firstLine="0" w:firstLineChars="0"/>
-              <w:rPr>
-                <w:rFonts w:ascii="Helvetica" w:hAnsi="Helvetica" w:eastAsia="Helvetica" w:cs="Helvetica"/>
-                <w:i w:val="false"/>
-                <w:b w:val="false"/>
-                <w:u w:val="none"/>
-                <w:sz w:val="22"/>
-                <w:szCs w:val="22"/>
-                <w:color w:val="000000"/>
-              </w:rPr>
-            </w:pPr>
-            <w:r>
-              <w:rPr>
-                <w:rFonts w:ascii="Helvetica" w:hAnsi="Helvetica" w:eastAsia="Helvetica" w:cs="Helvetica"/>
-                <w:i w:val="false"/>
-                <w:b w:val="false"/>
-                <w:u w:val="none"/>
-                <w:sz w:val="22"/>
-                <w:szCs w:val="22"/>
-                <w:color w:val="000000"/>
-              </w:rPr>
-              <w:t xml:space="preserve">0.74, 6.10</w:t>
-            </w:r>
-          </w:p>
-        </w:tc>
-        <w:tc>
-          <w:tcPr>
-            <w:tcBorders>
-              <w:bottom w:val="none" w:sz="0" w:space="0" w:color="000000"/>
-              <w:top w:val="none" w:sz="0" w:space="0" w:color="000000"/>
-              <w:left w:val="none" w:sz="0" w:space="0" w:color="000000"/>
-              <w:right w:val="none" w:sz="0" w:space="0" w:color="000000"/>
-            </w:tcBorders>
-            <w:shd w:val="clear" w:color="auto" w:fill="FFFFFF"/>
-            <w:tcMar>
-              <w:top w:w="0" w:type="dxa"/>
-              <w:bottom w:w="0" w:type="dxa"/>
-              <w:left w:w="0" w:type="dxa"/>
-              <w:right w:w="0" w:type="dxa"/>
-            </w:tcMar>
-            <w:vAlign w:val="top"/>
-          </w:tcPr>
-          <w:p>
-            <w:pPr>
-              <w:pStyle w:val="Normal"/>
-              <w:jc w:val="center"/>
-              <w:pBdr>
-                <w:bottom w:val="none" w:sz="0" w:space="0" w:color="000000"/>
-                <w:top w:val="none" w:sz="0" w:space="0" w:color="000000"/>
-                <w:left w:val="none" w:sz="0" w:space="0" w:color="000000"/>
-                <w:right w:val="none" w:sz="0" w:space="0" w:color="000000"/>
-              </w:pBdr>
-              <w:spacing w:after="100" w:before="100" w:line="240"/>
-              <w:ind w:left="100" w:right="100" w:firstLine="0" w:firstLineChars="0"/>
-              <w:rPr>
-                <w:rFonts w:ascii="Helvetica" w:hAnsi="Helvetica" w:eastAsia="Helvetica" w:cs="Helvetica"/>
-                <w:i w:val="false"/>
-                <w:b w:val="false"/>
-                <w:u w:val="none"/>
-                <w:sz w:val="22"/>
-                <w:szCs w:val="22"/>
-                <w:color w:val="000000"/>
-              </w:rPr>
-            </w:pPr>
-            <w:r>
-              <w:rPr>
-                <w:rFonts w:ascii="Helvetica" w:hAnsi="Helvetica" w:eastAsia="Helvetica" w:cs="Helvetica"/>
-                <w:i w:val="false"/>
-                <w:b w:val="false"/>
-                <w:u w:val="none"/>
-                <w:sz w:val="22"/>
-                <w:szCs w:val="22"/>
-                <w:color w:val="000000"/>
-              </w:rPr>
-              <w:t xml:space="preserve">0.160</w:t>
+              <w:t xml:space="preserve">2.10</w:t>
+            </w:r>
+          </w:p>
+        </w:tc>
+        <w:tc>
+          <w:tcPr>
+            <w:tcBorders>
+              <w:bottom w:val="none" w:sz="0" w:space="0" w:color="000000"/>
+              <w:top w:val="none" w:sz="0" w:space="0" w:color="000000"/>
+              <w:left w:val="none" w:sz="0" w:space="0" w:color="000000"/>
+              <w:right w:val="none" w:sz="0" w:space="0" w:color="000000"/>
+            </w:tcBorders>
+            <w:shd w:val="clear" w:color="auto" w:fill="FFFFFF"/>
+            <w:tcMar>
+              <w:top w:w="0" w:type="dxa"/>
+              <w:bottom w:w="0" w:type="dxa"/>
+              <w:left w:w="0" w:type="dxa"/>
+              <w:right w:w="0" w:type="dxa"/>
+            </w:tcMar>
+            <w:vAlign w:val="top"/>
+          </w:tcPr>
+          <w:p>
+            <w:pPr>
+              <w:pStyle w:val="Normal"/>
+              <w:jc w:val="center"/>
+              <w:pBdr>
+                <w:bottom w:val="none" w:sz="0" w:space="0" w:color="000000"/>
+                <w:top w:val="none" w:sz="0" w:space="0" w:color="000000"/>
+                <w:left w:val="none" w:sz="0" w:space="0" w:color="000000"/>
+                <w:right w:val="none" w:sz="0" w:space="0" w:color="000000"/>
+              </w:pBdr>
+              <w:spacing w:after="100" w:before="100" w:line="240"/>
+              <w:ind w:left="100" w:right="100" w:firstLine="0" w:firstLineChars="0"/>
+              <w:rPr>
+                <w:rFonts w:ascii="Helvetica" w:hAnsi="Helvetica" w:eastAsia="Helvetica" w:cs="Helvetica"/>
+                <w:i w:val="false"/>
+                <w:b w:val="false"/>
+                <w:u w:val="none"/>
+                <w:sz w:val="22"/>
+                <w:szCs w:val="22"/>
+                <w:color w:val="000000"/>
+              </w:rPr>
+            </w:pPr>
+            <w:r>
+              <w:rPr>
+                <w:rFonts w:ascii="Helvetica" w:hAnsi="Helvetica" w:eastAsia="Helvetica" w:cs="Helvetica"/>
+                <w:i w:val="false"/>
+                <w:b w:val="false"/>
+                <w:u w:val="none"/>
+                <w:sz w:val="22"/>
+                <w:szCs w:val="22"/>
+                <w:color w:val="000000"/>
+              </w:rPr>
+              <w:t xml:space="preserve">0.73, 6.05</w:t>
+            </w:r>
+          </w:p>
+        </w:tc>
+        <w:tc>
+          <w:tcPr>
+            <w:tcBorders>
+              <w:bottom w:val="none" w:sz="0" w:space="0" w:color="000000"/>
+              <w:top w:val="none" w:sz="0" w:space="0" w:color="000000"/>
+              <w:left w:val="none" w:sz="0" w:space="0" w:color="000000"/>
+              <w:right w:val="none" w:sz="0" w:space="0" w:color="000000"/>
+            </w:tcBorders>
+            <w:shd w:val="clear" w:color="auto" w:fill="FFFFFF"/>
+            <w:tcMar>
+              <w:top w:w="0" w:type="dxa"/>
+              <w:bottom w:w="0" w:type="dxa"/>
+              <w:left w:w="0" w:type="dxa"/>
+              <w:right w:w="0" w:type="dxa"/>
+            </w:tcMar>
+            <w:vAlign w:val="top"/>
+          </w:tcPr>
+          <w:p>
+            <w:pPr>
+              <w:pStyle w:val="Normal"/>
+              <w:jc w:val="center"/>
+              <w:pBdr>
+                <w:bottom w:val="none" w:sz="0" w:space="0" w:color="000000"/>
+                <w:top w:val="none" w:sz="0" w:space="0" w:color="000000"/>
+                <w:left w:val="none" w:sz="0" w:space="0" w:color="000000"/>
+                <w:right w:val="none" w:sz="0" w:space="0" w:color="000000"/>
+              </w:pBdr>
+              <w:spacing w:after="100" w:before="100" w:line="240"/>
+              <w:ind w:left="100" w:right="100" w:firstLine="0" w:firstLineChars="0"/>
+              <w:rPr>
+                <w:rFonts w:ascii="Helvetica" w:hAnsi="Helvetica" w:eastAsia="Helvetica" w:cs="Helvetica"/>
+                <w:i w:val="false"/>
+                <w:b w:val="false"/>
+                <w:u w:val="none"/>
+                <w:sz w:val="22"/>
+                <w:szCs w:val="22"/>
+                <w:color w:val="000000"/>
+              </w:rPr>
+            </w:pPr>
+            <w:r>
+              <w:rPr>
+                <w:rFonts w:ascii="Helvetica" w:hAnsi="Helvetica" w:eastAsia="Helvetica" w:cs="Helvetica"/>
+                <w:i w:val="false"/>
+                <w:b w:val="false"/>
+                <w:u w:val="none"/>
+                <w:sz w:val="22"/>
+                <w:szCs w:val="22"/>
+                <w:color w:val="000000"/>
+              </w:rPr>
+              <w:t xml:space="preserve">0.170</w:t>
             </w:r>
           </w:p>
         </w:tc>
@@ -7865,113 +7865,113 @@
                 <w:szCs w:val="22"/>
                 <w:color w:val="000000"/>
               </w:rPr>
-              <w:t xml:space="preserve">0.70</w:t>
-            </w:r>
-          </w:p>
-        </w:tc>
-        <w:tc>
-          <w:tcPr>
-            <w:tcBorders>
-              <w:bottom w:val="none" w:sz="0" w:space="0" w:color="000000"/>
-              <w:top w:val="none" w:sz="0" w:space="0" w:color="000000"/>
-              <w:left w:val="none" w:sz="0" w:space="0" w:color="000000"/>
-              <w:right w:val="none" w:sz="0" w:space="0" w:color="000000"/>
-            </w:tcBorders>
-            <w:shd w:val="clear" w:color="auto" w:fill="FFFFFF"/>
-            <w:tcMar>
-              <w:top w:w="0" w:type="dxa"/>
-              <w:bottom w:w="0" w:type="dxa"/>
-              <w:left w:w="0" w:type="dxa"/>
-              <w:right w:w="0" w:type="dxa"/>
-            </w:tcMar>
-            <w:vAlign w:val="top"/>
-          </w:tcPr>
-          <w:p>
-            <w:pPr>
-              <w:pStyle w:val="Normal"/>
-              <w:jc w:val="center"/>
-              <w:pBdr>
-                <w:bottom w:val="none" w:sz="0" w:space="0" w:color="000000"/>
-                <w:top w:val="none" w:sz="0" w:space="0" w:color="000000"/>
-                <w:left w:val="none" w:sz="0" w:space="0" w:color="000000"/>
-                <w:right w:val="none" w:sz="0" w:space="0" w:color="000000"/>
-              </w:pBdr>
-              <w:spacing w:after="100" w:before="100" w:line="240"/>
-              <w:ind w:left="100" w:right="100" w:firstLine="0" w:firstLineChars="0"/>
-              <w:rPr>
-                <w:rFonts w:ascii="Helvetica" w:hAnsi="Helvetica" w:eastAsia="Helvetica" w:cs="Helvetica"/>
-                <w:i w:val="false"/>
-                <w:b w:val="false"/>
-                <w:u w:val="none"/>
-                <w:sz w:val="22"/>
-                <w:szCs w:val="22"/>
-                <w:color w:val="000000"/>
-              </w:rPr>
-            </w:pPr>
-            <w:r>
-              <w:rPr>
-                <w:rFonts w:ascii="Helvetica" w:hAnsi="Helvetica" w:eastAsia="Helvetica" w:cs="Helvetica"/>
-                <w:i w:val="false"/>
-                <w:b w:val="false"/>
-                <w:u w:val="none"/>
-                <w:sz w:val="22"/>
-                <w:szCs w:val="22"/>
-                <w:color w:val="000000"/>
-              </w:rPr>
-              <w:t xml:space="preserve">0.31, 1.58</w:t>
-            </w:r>
-          </w:p>
-        </w:tc>
-        <w:tc>
-          <w:tcPr>
-            <w:tcBorders>
-              <w:bottom w:val="none" w:sz="0" w:space="0" w:color="000000"/>
-              <w:top w:val="none" w:sz="0" w:space="0" w:color="000000"/>
-              <w:left w:val="none" w:sz="0" w:space="0" w:color="000000"/>
-              <w:right w:val="none" w:sz="0" w:space="0" w:color="000000"/>
-            </w:tcBorders>
-            <w:shd w:val="clear" w:color="auto" w:fill="FFFFFF"/>
-            <w:tcMar>
-              <w:top w:w="0" w:type="dxa"/>
-              <w:bottom w:w="0" w:type="dxa"/>
-              <w:left w:w="0" w:type="dxa"/>
-              <w:right w:w="0" w:type="dxa"/>
-            </w:tcMar>
-            <w:vAlign w:val="top"/>
-          </w:tcPr>
-          <w:p>
-            <w:pPr>
-              <w:pStyle w:val="Normal"/>
-              <w:jc w:val="center"/>
-              <w:pBdr>
-                <w:bottom w:val="none" w:sz="0" w:space="0" w:color="000000"/>
-                <w:top w:val="none" w:sz="0" w:space="0" w:color="000000"/>
-                <w:left w:val="none" w:sz="0" w:space="0" w:color="000000"/>
-                <w:right w:val="none" w:sz="0" w:space="0" w:color="000000"/>
-              </w:pBdr>
-              <w:spacing w:after="100" w:before="100" w:line="240"/>
-              <w:ind w:left="100" w:right="100" w:firstLine="0" w:firstLineChars="0"/>
-              <w:rPr>
-                <w:rFonts w:ascii="Helvetica" w:hAnsi="Helvetica" w:eastAsia="Helvetica" w:cs="Helvetica"/>
-                <w:i w:val="false"/>
-                <w:b w:val="false"/>
-                <w:u w:val="none"/>
-                <w:sz w:val="22"/>
-                <w:szCs w:val="22"/>
-                <w:color w:val="000000"/>
-              </w:rPr>
-            </w:pPr>
-            <w:r>
-              <w:rPr>
-                <w:rFonts w:ascii="Helvetica" w:hAnsi="Helvetica" w:eastAsia="Helvetica" w:cs="Helvetica"/>
-                <w:i w:val="false"/>
-                <w:b w:val="false"/>
-                <w:u w:val="none"/>
-                <w:sz w:val="22"/>
-                <w:szCs w:val="22"/>
-                <w:color w:val="000000"/>
-              </w:rPr>
-              <w:t xml:space="preserve">0.390</w:t>
+              <w:t xml:space="preserve">0.66</w:t>
+            </w:r>
+          </w:p>
+        </w:tc>
+        <w:tc>
+          <w:tcPr>
+            <w:tcBorders>
+              <w:bottom w:val="none" w:sz="0" w:space="0" w:color="000000"/>
+              <w:top w:val="none" w:sz="0" w:space="0" w:color="000000"/>
+              <w:left w:val="none" w:sz="0" w:space="0" w:color="000000"/>
+              <w:right w:val="none" w:sz="0" w:space="0" w:color="000000"/>
+            </w:tcBorders>
+            <w:shd w:val="clear" w:color="auto" w:fill="FFFFFF"/>
+            <w:tcMar>
+              <w:top w:w="0" w:type="dxa"/>
+              <w:bottom w:w="0" w:type="dxa"/>
+              <w:left w:w="0" w:type="dxa"/>
+              <w:right w:w="0" w:type="dxa"/>
+            </w:tcMar>
+            <w:vAlign w:val="top"/>
+          </w:tcPr>
+          <w:p>
+            <w:pPr>
+              <w:pStyle w:val="Normal"/>
+              <w:jc w:val="center"/>
+              <w:pBdr>
+                <w:bottom w:val="none" w:sz="0" w:space="0" w:color="000000"/>
+                <w:top w:val="none" w:sz="0" w:space="0" w:color="000000"/>
+                <w:left w:val="none" w:sz="0" w:space="0" w:color="000000"/>
+                <w:right w:val="none" w:sz="0" w:space="0" w:color="000000"/>
+              </w:pBdr>
+              <w:spacing w:after="100" w:before="100" w:line="240"/>
+              <w:ind w:left="100" w:right="100" w:firstLine="0" w:firstLineChars="0"/>
+              <w:rPr>
+                <w:rFonts w:ascii="Helvetica" w:hAnsi="Helvetica" w:eastAsia="Helvetica" w:cs="Helvetica"/>
+                <w:i w:val="false"/>
+                <w:b w:val="false"/>
+                <w:u w:val="none"/>
+                <w:sz w:val="22"/>
+                <w:szCs w:val="22"/>
+                <w:color w:val="000000"/>
+              </w:rPr>
+            </w:pPr>
+            <w:r>
+              <w:rPr>
+                <w:rFonts w:ascii="Helvetica" w:hAnsi="Helvetica" w:eastAsia="Helvetica" w:cs="Helvetica"/>
+                <w:i w:val="false"/>
+                <w:b w:val="false"/>
+                <w:u w:val="none"/>
+                <w:sz w:val="22"/>
+                <w:szCs w:val="22"/>
+                <w:color w:val="000000"/>
+              </w:rPr>
+              <w:t xml:space="preserve">0.29, 1.51</w:t>
+            </w:r>
+          </w:p>
+        </w:tc>
+        <w:tc>
+          <w:tcPr>
+            <w:tcBorders>
+              <w:bottom w:val="none" w:sz="0" w:space="0" w:color="000000"/>
+              <w:top w:val="none" w:sz="0" w:space="0" w:color="000000"/>
+              <w:left w:val="none" w:sz="0" w:space="0" w:color="000000"/>
+              <w:right w:val="none" w:sz="0" w:space="0" w:color="000000"/>
+            </w:tcBorders>
+            <w:shd w:val="clear" w:color="auto" w:fill="FFFFFF"/>
+            <w:tcMar>
+              <w:top w:w="0" w:type="dxa"/>
+              <w:bottom w:w="0" w:type="dxa"/>
+              <w:left w:w="0" w:type="dxa"/>
+              <w:right w:w="0" w:type="dxa"/>
+            </w:tcMar>
+            <w:vAlign w:val="top"/>
+          </w:tcPr>
+          <w:p>
+            <w:pPr>
+              <w:pStyle w:val="Normal"/>
+              <w:jc w:val="center"/>
+              <w:pBdr>
+                <w:bottom w:val="none" w:sz="0" w:space="0" w:color="000000"/>
+                <w:top w:val="none" w:sz="0" w:space="0" w:color="000000"/>
+                <w:left w:val="none" w:sz="0" w:space="0" w:color="000000"/>
+                <w:right w:val="none" w:sz="0" w:space="0" w:color="000000"/>
+              </w:pBdr>
+              <w:spacing w:after="100" w:before="100" w:line="240"/>
+              <w:ind w:left="100" w:right="100" w:firstLine="0" w:firstLineChars="0"/>
+              <w:rPr>
+                <w:rFonts w:ascii="Helvetica" w:hAnsi="Helvetica" w:eastAsia="Helvetica" w:cs="Helvetica"/>
+                <w:i w:val="false"/>
+                <w:b w:val="false"/>
+                <w:u w:val="none"/>
+                <w:sz w:val="22"/>
+                <w:szCs w:val="22"/>
+                <w:color w:val="000000"/>
+              </w:rPr>
+            </w:pPr>
+            <w:r>
+              <w:rPr>
+                <w:rFonts w:ascii="Helvetica" w:hAnsi="Helvetica" w:eastAsia="Helvetica" w:cs="Helvetica"/>
+                <w:i w:val="false"/>
+                <w:b w:val="false"/>
+                <w:u w:val="none"/>
+                <w:sz w:val="22"/>
+                <w:szCs w:val="22"/>
+                <w:color w:val="000000"/>
+              </w:rPr>
+              <w:t xml:space="preserve">0.330</w:t>
             </w:r>
           </w:p>
         </w:tc>
@@ -8348,113 +8348,113 @@
                 <w:szCs w:val="22"/>
                 <w:color w:val="000000"/>
               </w:rPr>
-              <w:t xml:space="preserve">0.46</w:t>
-            </w:r>
-          </w:p>
-        </w:tc>
-        <w:tc>
-          <w:tcPr>
-            <w:tcBorders>
-              <w:bottom w:val="none" w:sz="0" w:space="0" w:color="000000"/>
-              <w:top w:val="none" w:sz="0" w:space="0" w:color="000000"/>
-              <w:left w:val="none" w:sz="0" w:space="0" w:color="000000"/>
-              <w:right w:val="none" w:sz="0" w:space="0" w:color="000000"/>
-            </w:tcBorders>
-            <w:shd w:val="clear" w:color="auto" w:fill="FFFFFF"/>
-            <w:tcMar>
-              <w:top w:w="0" w:type="dxa"/>
-              <w:bottom w:w="0" w:type="dxa"/>
-              <w:left w:w="0" w:type="dxa"/>
-              <w:right w:w="0" w:type="dxa"/>
-            </w:tcMar>
-            <w:vAlign w:val="top"/>
-          </w:tcPr>
-          <w:p>
-            <w:pPr>
-              <w:pStyle w:val="Normal"/>
-              <w:jc w:val="center"/>
-              <w:pBdr>
-                <w:bottom w:val="none" w:sz="0" w:space="0" w:color="000000"/>
-                <w:top w:val="none" w:sz="0" w:space="0" w:color="000000"/>
-                <w:left w:val="none" w:sz="0" w:space="0" w:color="000000"/>
-                <w:right w:val="none" w:sz="0" w:space="0" w:color="000000"/>
-              </w:pBdr>
-              <w:spacing w:after="100" w:before="100" w:line="240"/>
-              <w:ind w:left="100" w:right="100" w:firstLine="0" w:firstLineChars="0"/>
-              <w:rPr>
-                <w:rFonts w:ascii="Helvetica" w:hAnsi="Helvetica" w:eastAsia="Helvetica" w:cs="Helvetica"/>
-                <w:i w:val="false"/>
-                <w:b w:val="false"/>
-                <w:u w:val="none"/>
-                <w:sz w:val="22"/>
-                <w:szCs w:val="22"/>
-                <w:color w:val="000000"/>
-              </w:rPr>
-            </w:pPr>
-            <w:r>
-              <w:rPr>
-                <w:rFonts w:ascii="Helvetica" w:hAnsi="Helvetica" w:eastAsia="Helvetica" w:cs="Helvetica"/>
-                <w:i w:val="false"/>
-                <w:b w:val="false"/>
-                <w:u w:val="none"/>
-                <w:sz w:val="22"/>
-                <w:szCs w:val="22"/>
-                <w:color w:val="000000"/>
-              </w:rPr>
-              <w:t xml:space="preserve">0.18, 1.17</w:t>
-            </w:r>
-          </w:p>
-        </w:tc>
-        <w:tc>
-          <w:tcPr>
-            <w:tcBorders>
-              <w:bottom w:val="none" w:sz="0" w:space="0" w:color="000000"/>
-              <w:top w:val="none" w:sz="0" w:space="0" w:color="000000"/>
-              <w:left w:val="none" w:sz="0" w:space="0" w:color="000000"/>
-              <w:right w:val="none" w:sz="0" w:space="0" w:color="000000"/>
-            </w:tcBorders>
-            <w:shd w:val="clear" w:color="auto" w:fill="FFFFFF"/>
-            <w:tcMar>
-              <w:top w:w="0" w:type="dxa"/>
-              <w:bottom w:w="0" w:type="dxa"/>
-              <w:left w:w="0" w:type="dxa"/>
-              <w:right w:w="0" w:type="dxa"/>
-            </w:tcMar>
-            <w:vAlign w:val="top"/>
-          </w:tcPr>
-          <w:p>
-            <w:pPr>
-              <w:pStyle w:val="Normal"/>
-              <w:jc w:val="center"/>
-              <w:pBdr>
-                <w:bottom w:val="none" w:sz="0" w:space="0" w:color="000000"/>
-                <w:top w:val="none" w:sz="0" w:space="0" w:color="000000"/>
-                <w:left w:val="none" w:sz="0" w:space="0" w:color="000000"/>
-                <w:right w:val="none" w:sz="0" w:space="0" w:color="000000"/>
-              </w:pBdr>
-              <w:spacing w:after="100" w:before="100" w:line="240"/>
-              <w:ind w:left="100" w:right="100" w:firstLine="0" w:firstLineChars="0"/>
-              <w:rPr>
-                <w:rFonts w:ascii="Helvetica" w:hAnsi="Helvetica" w:eastAsia="Helvetica" w:cs="Helvetica"/>
-                <w:i w:val="false"/>
-                <w:b w:val="false"/>
-                <w:u w:val="none"/>
-                <w:sz w:val="22"/>
-                <w:szCs w:val="22"/>
-                <w:color w:val="000000"/>
-              </w:rPr>
-            </w:pPr>
-            <w:r>
-              <w:rPr>
-                <w:rFonts w:ascii="Helvetica" w:hAnsi="Helvetica" w:eastAsia="Helvetica" w:cs="Helvetica"/>
-                <w:i w:val="false"/>
-                <w:b w:val="false"/>
-                <w:u w:val="none"/>
-                <w:sz w:val="22"/>
-                <w:szCs w:val="22"/>
-                <w:color w:val="000000"/>
-              </w:rPr>
-              <w:t xml:space="preserve">0.100</w:t>
+              <w:t xml:space="preserve">0.42</w:t>
+            </w:r>
+          </w:p>
+        </w:tc>
+        <w:tc>
+          <w:tcPr>
+            <w:tcBorders>
+              <w:bottom w:val="none" w:sz="0" w:space="0" w:color="000000"/>
+              <w:top w:val="none" w:sz="0" w:space="0" w:color="000000"/>
+              <w:left w:val="none" w:sz="0" w:space="0" w:color="000000"/>
+              <w:right w:val="none" w:sz="0" w:space="0" w:color="000000"/>
+            </w:tcBorders>
+            <w:shd w:val="clear" w:color="auto" w:fill="FFFFFF"/>
+            <w:tcMar>
+              <w:top w:w="0" w:type="dxa"/>
+              <w:bottom w:w="0" w:type="dxa"/>
+              <w:left w:w="0" w:type="dxa"/>
+              <w:right w:w="0" w:type="dxa"/>
+            </w:tcMar>
+            <w:vAlign w:val="top"/>
+          </w:tcPr>
+          <w:p>
+            <w:pPr>
+              <w:pStyle w:val="Normal"/>
+              <w:jc w:val="center"/>
+              <w:pBdr>
+                <w:bottom w:val="none" w:sz="0" w:space="0" w:color="000000"/>
+                <w:top w:val="none" w:sz="0" w:space="0" w:color="000000"/>
+                <w:left w:val="none" w:sz="0" w:space="0" w:color="000000"/>
+                <w:right w:val="none" w:sz="0" w:space="0" w:color="000000"/>
+              </w:pBdr>
+              <w:spacing w:after="100" w:before="100" w:line="240"/>
+              <w:ind w:left="100" w:right="100" w:firstLine="0" w:firstLineChars="0"/>
+              <w:rPr>
+                <w:rFonts w:ascii="Helvetica" w:hAnsi="Helvetica" w:eastAsia="Helvetica" w:cs="Helvetica"/>
+                <w:i w:val="false"/>
+                <w:b w:val="false"/>
+                <w:u w:val="none"/>
+                <w:sz w:val="22"/>
+                <w:szCs w:val="22"/>
+                <w:color w:val="000000"/>
+              </w:rPr>
+            </w:pPr>
+            <w:r>
+              <w:rPr>
+                <w:rFonts w:ascii="Helvetica" w:hAnsi="Helvetica" w:eastAsia="Helvetica" w:cs="Helvetica"/>
+                <w:i w:val="false"/>
+                <w:b w:val="false"/>
+                <w:u w:val="none"/>
+                <w:sz w:val="22"/>
+                <w:szCs w:val="22"/>
+                <w:color w:val="000000"/>
+              </w:rPr>
+              <w:t xml:space="preserve">0.16, 1.11</w:t>
+            </w:r>
+          </w:p>
+        </w:tc>
+        <w:tc>
+          <w:tcPr>
+            <w:tcBorders>
+              <w:bottom w:val="none" w:sz="0" w:space="0" w:color="000000"/>
+              <w:top w:val="none" w:sz="0" w:space="0" w:color="000000"/>
+              <w:left w:val="none" w:sz="0" w:space="0" w:color="000000"/>
+              <w:right w:val="none" w:sz="0" w:space="0" w:color="000000"/>
+            </w:tcBorders>
+            <w:shd w:val="clear" w:color="auto" w:fill="FFFFFF"/>
+            <w:tcMar>
+              <w:top w:w="0" w:type="dxa"/>
+              <w:bottom w:w="0" w:type="dxa"/>
+              <w:left w:w="0" w:type="dxa"/>
+              <w:right w:w="0" w:type="dxa"/>
+            </w:tcMar>
+            <w:vAlign w:val="top"/>
+          </w:tcPr>
+          <w:p>
+            <w:pPr>
+              <w:pStyle w:val="Normal"/>
+              <w:jc w:val="center"/>
+              <w:pBdr>
+                <w:bottom w:val="none" w:sz="0" w:space="0" w:color="000000"/>
+                <w:top w:val="none" w:sz="0" w:space="0" w:color="000000"/>
+                <w:left w:val="none" w:sz="0" w:space="0" w:color="000000"/>
+                <w:right w:val="none" w:sz="0" w:space="0" w:color="000000"/>
+              </w:pBdr>
+              <w:spacing w:after="100" w:before="100" w:line="240"/>
+              <w:ind w:left="100" w:right="100" w:firstLine="0" w:firstLineChars="0"/>
+              <w:rPr>
+                <w:rFonts w:ascii="Helvetica" w:hAnsi="Helvetica" w:eastAsia="Helvetica" w:cs="Helvetica"/>
+                <w:i w:val="false"/>
+                <w:b w:val="false"/>
+                <w:u w:val="none"/>
+                <w:sz w:val="22"/>
+                <w:szCs w:val="22"/>
+                <w:color w:val="000000"/>
+              </w:rPr>
+            </w:pPr>
+            <w:r>
+              <w:rPr>
+                <w:rFonts w:ascii="Helvetica" w:hAnsi="Helvetica" w:eastAsia="Helvetica" w:cs="Helvetica"/>
+                <w:i w:val="false"/>
+                <w:b w:val="false"/>
+                <w:u w:val="none"/>
+                <w:sz w:val="22"/>
+                <w:szCs w:val="22"/>
+                <w:color w:val="000000"/>
+              </w:rPr>
+              <w:t xml:space="preserve">0.079</w:t>
             </w:r>
           </w:p>
         </w:tc>
@@ -8831,113 +8831,113 @@
                 <w:szCs w:val="22"/>
                 <w:color w:val="000000"/>
               </w:rPr>
-              <w:t xml:space="preserve">1.02</w:t>
-            </w:r>
-          </w:p>
-        </w:tc>
-        <w:tc>
-          <w:tcPr>
-            <w:tcBorders>
-              <w:bottom w:val="none" w:sz="0" w:space="0" w:color="000000"/>
-              <w:top w:val="none" w:sz="0" w:space="0" w:color="000000"/>
-              <w:left w:val="none" w:sz="0" w:space="0" w:color="000000"/>
-              <w:right w:val="none" w:sz="0" w:space="0" w:color="000000"/>
-            </w:tcBorders>
-            <w:shd w:val="clear" w:color="auto" w:fill="FFFFFF"/>
-            <w:tcMar>
-              <w:top w:w="0" w:type="dxa"/>
-              <w:bottom w:w="0" w:type="dxa"/>
-              <w:left w:w="0" w:type="dxa"/>
-              <w:right w:w="0" w:type="dxa"/>
-            </w:tcMar>
-            <w:vAlign w:val="top"/>
-          </w:tcPr>
-          <w:p>
-            <w:pPr>
-              <w:pStyle w:val="Normal"/>
-              <w:jc w:val="center"/>
-              <w:pBdr>
-                <w:bottom w:val="none" w:sz="0" w:space="0" w:color="000000"/>
-                <w:top w:val="none" w:sz="0" w:space="0" w:color="000000"/>
-                <w:left w:val="none" w:sz="0" w:space="0" w:color="000000"/>
-                <w:right w:val="none" w:sz="0" w:space="0" w:color="000000"/>
-              </w:pBdr>
-              <w:spacing w:after="100" w:before="100" w:line="240"/>
-              <w:ind w:left="100" w:right="100" w:firstLine="0" w:firstLineChars="0"/>
-              <w:rPr>
-                <w:rFonts w:ascii="Helvetica" w:hAnsi="Helvetica" w:eastAsia="Helvetica" w:cs="Helvetica"/>
-                <w:i w:val="false"/>
-                <w:b w:val="false"/>
-                <w:u w:val="none"/>
-                <w:sz w:val="22"/>
-                <w:szCs w:val="22"/>
-                <w:color w:val="000000"/>
-              </w:rPr>
-            </w:pPr>
-            <w:r>
-              <w:rPr>
-                <w:rFonts w:ascii="Helvetica" w:hAnsi="Helvetica" w:eastAsia="Helvetica" w:cs="Helvetica"/>
-                <w:i w:val="false"/>
-                <w:b w:val="false"/>
-                <w:u w:val="none"/>
-                <w:sz w:val="22"/>
-                <w:szCs w:val="22"/>
-                <w:color w:val="000000"/>
-              </w:rPr>
-              <w:t xml:space="preserve">0.44, 2.34</w:t>
-            </w:r>
-          </w:p>
-        </w:tc>
-        <w:tc>
-          <w:tcPr>
-            <w:tcBorders>
-              <w:bottom w:val="none" w:sz="0" w:space="0" w:color="000000"/>
-              <w:top w:val="none" w:sz="0" w:space="0" w:color="000000"/>
-              <w:left w:val="none" w:sz="0" w:space="0" w:color="000000"/>
-              <w:right w:val="none" w:sz="0" w:space="0" w:color="000000"/>
-            </w:tcBorders>
-            <w:shd w:val="clear" w:color="auto" w:fill="FFFFFF"/>
-            <w:tcMar>
-              <w:top w:w="0" w:type="dxa"/>
-              <w:bottom w:w="0" w:type="dxa"/>
-              <w:left w:w="0" w:type="dxa"/>
-              <w:right w:w="0" w:type="dxa"/>
-            </w:tcMar>
-            <w:vAlign w:val="top"/>
-          </w:tcPr>
-          <w:p>
-            <w:pPr>
-              <w:pStyle w:val="Normal"/>
-              <w:jc w:val="center"/>
-              <w:pBdr>
-                <w:bottom w:val="none" w:sz="0" w:space="0" w:color="000000"/>
-                <w:top w:val="none" w:sz="0" w:space="0" w:color="000000"/>
-                <w:left w:val="none" w:sz="0" w:space="0" w:color="000000"/>
-                <w:right w:val="none" w:sz="0" w:space="0" w:color="000000"/>
-              </w:pBdr>
-              <w:spacing w:after="100" w:before="100" w:line="240"/>
-              <w:ind w:left="100" w:right="100" w:firstLine="0" w:firstLineChars="0"/>
-              <w:rPr>
-                <w:rFonts w:ascii="Helvetica" w:hAnsi="Helvetica" w:eastAsia="Helvetica" w:cs="Helvetica"/>
-                <w:i w:val="false"/>
-                <w:b w:val="false"/>
-                <w:u w:val="none"/>
-                <w:sz w:val="22"/>
-                <w:szCs w:val="22"/>
-                <w:color w:val="000000"/>
-              </w:rPr>
-            </w:pPr>
-            <w:r>
-              <w:rPr>
-                <w:rFonts w:ascii="Helvetica" w:hAnsi="Helvetica" w:eastAsia="Helvetica" w:cs="Helvetica"/>
-                <w:i w:val="false"/>
-                <w:b w:val="false"/>
-                <w:u w:val="none"/>
-                <w:sz w:val="22"/>
-                <w:szCs w:val="22"/>
-                <w:color w:val="000000"/>
-              </w:rPr>
-              <w:t xml:space="preserve">0.960</w:t>
+              <w:t xml:space="preserve">0.95</w:t>
+            </w:r>
+          </w:p>
+        </w:tc>
+        <w:tc>
+          <w:tcPr>
+            <w:tcBorders>
+              <w:bottom w:val="none" w:sz="0" w:space="0" w:color="000000"/>
+              <w:top w:val="none" w:sz="0" w:space="0" w:color="000000"/>
+              <w:left w:val="none" w:sz="0" w:space="0" w:color="000000"/>
+              <w:right w:val="none" w:sz="0" w:space="0" w:color="000000"/>
+            </w:tcBorders>
+            <w:shd w:val="clear" w:color="auto" w:fill="FFFFFF"/>
+            <w:tcMar>
+              <w:top w:w="0" w:type="dxa"/>
+              <w:bottom w:w="0" w:type="dxa"/>
+              <w:left w:w="0" w:type="dxa"/>
+              <w:right w:w="0" w:type="dxa"/>
+            </w:tcMar>
+            <w:vAlign w:val="top"/>
+          </w:tcPr>
+          <w:p>
+            <w:pPr>
+              <w:pStyle w:val="Normal"/>
+              <w:jc w:val="center"/>
+              <w:pBdr>
+                <w:bottom w:val="none" w:sz="0" w:space="0" w:color="000000"/>
+                <w:top w:val="none" w:sz="0" w:space="0" w:color="000000"/>
+                <w:left w:val="none" w:sz="0" w:space="0" w:color="000000"/>
+                <w:right w:val="none" w:sz="0" w:space="0" w:color="000000"/>
+              </w:pBdr>
+              <w:spacing w:after="100" w:before="100" w:line="240"/>
+              <w:ind w:left="100" w:right="100" w:firstLine="0" w:firstLineChars="0"/>
+              <w:rPr>
+                <w:rFonts w:ascii="Helvetica" w:hAnsi="Helvetica" w:eastAsia="Helvetica" w:cs="Helvetica"/>
+                <w:i w:val="false"/>
+                <w:b w:val="false"/>
+                <w:u w:val="none"/>
+                <w:sz w:val="22"/>
+                <w:szCs w:val="22"/>
+                <w:color w:val="000000"/>
+              </w:rPr>
+            </w:pPr>
+            <w:r>
+              <w:rPr>
+                <w:rFonts w:ascii="Helvetica" w:hAnsi="Helvetica" w:eastAsia="Helvetica" w:cs="Helvetica"/>
+                <w:i w:val="false"/>
+                <w:b w:val="false"/>
+                <w:u w:val="none"/>
+                <w:sz w:val="22"/>
+                <w:szCs w:val="22"/>
+                <w:color w:val="000000"/>
+              </w:rPr>
+              <w:t xml:space="preserve">0.41, 2.19</w:t>
+            </w:r>
+          </w:p>
+        </w:tc>
+        <w:tc>
+          <w:tcPr>
+            <w:tcBorders>
+              <w:bottom w:val="none" w:sz="0" w:space="0" w:color="000000"/>
+              <w:top w:val="none" w:sz="0" w:space="0" w:color="000000"/>
+              <w:left w:val="none" w:sz="0" w:space="0" w:color="000000"/>
+              <w:right w:val="none" w:sz="0" w:space="0" w:color="000000"/>
+            </w:tcBorders>
+            <w:shd w:val="clear" w:color="auto" w:fill="FFFFFF"/>
+            <w:tcMar>
+              <w:top w:w="0" w:type="dxa"/>
+              <w:bottom w:w="0" w:type="dxa"/>
+              <w:left w:w="0" w:type="dxa"/>
+              <w:right w:w="0" w:type="dxa"/>
+            </w:tcMar>
+            <w:vAlign w:val="top"/>
+          </w:tcPr>
+          <w:p>
+            <w:pPr>
+              <w:pStyle w:val="Normal"/>
+              <w:jc w:val="center"/>
+              <w:pBdr>
+                <w:bottom w:val="none" w:sz="0" w:space="0" w:color="000000"/>
+                <w:top w:val="none" w:sz="0" w:space="0" w:color="000000"/>
+                <w:left w:val="none" w:sz="0" w:space="0" w:color="000000"/>
+                <w:right w:val="none" w:sz="0" w:space="0" w:color="000000"/>
+              </w:pBdr>
+              <w:spacing w:after="100" w:before="100" w:line="240"/>
+              <w:ind w:left="100" w:right="100" w:firstLine="0" w:firstLineChars="0"/>
+              <w:rPr>
+                <w:rFonts w:ascii="Helvetica" w:hAnsi="Helvetica" w:eastAsia="Helvetica" w:cs="Helvetica"/>
+                <w:i w:val="false"/>
+                <w:b w:val="false"/>
+                <w:u w:val="none"/>
+                <w:sz w:val="22"/>
+                <w:szCs w:val="22"/>
+                <w:color w:val="000000"/>
+              </w:rPr>
+            </w:pPr>
+            <w:r>
+              <w:rPr>
+                <w:rFonts w:ascii="Helvetica" w:hAnsi="Helvetica" w:eastAsia="Helvetica" w:cs="Helvetica"/>
+                <w:i w:val="false"/>
+                <w:b w:val="false"/>
+                <w:u w:val="none"/>
+                <w:sz w:val="22"/>
+                <w:szCs w:val="22"/>
+                <w:color w:val="000000"/>
+              </w:rPr>
+              <w:t xml:space="preserve">0.910</w:t>
             </w:r>
           </w:p>
         </w:tc>
@@ -9314,113 +9314,113 @@
                 <w:szCs w:val="22"/>
                 <w:color w:val="000000"/>
               </w:rPr>
-              <w:t xml:space="preserve">0.37</w:t>
-            </w:r>
-          </w:p>
-        </w:tc>
-        <w:tc>
-          <w:tcPr>
-            <w:tcBorders>
-              <w:bottom w:val="none" w:sz="0" w:space="0" w:color="000000"/>
-              <w:top w:val="none" w:sz="0" w:space="0" w:color="000000"/>
-              <w:left w:val="none" w:sz="0" w:space="0" w:color="000000"/>
-              <w:right w:val="none" w:sz="0" w:space="0" w:color="000000"/>
-            </w:tcBorders>
-            <w:shd w:val="clear" w:color="auto" w:fill="FFFFFF"/>
-            <w:tcMar>
-              <w:top w:w="0" w:type="dxa"/>
-              <w:bottom w:w="0" w:type="dxa"/>
-              <w:left w:w="0" w:type="dxa"/>
-              <w:right w:w="0" w:type="dxa"/>
-            </w:tcMar>
-            <w:vAlign w:val="top"/>
-          </w:tcPr>
-          <w:p>
-            <w:pPr>
-              <w:pStyle w:val="Normal"/>
-              <w:jc w:val="center"/>
-              <w:pBdr>
-                <w:bottom w:val="none" w:sz="0" w:space="0" w:color="000000"/>
-                <w:top w:val="none" w:sz="0" w:space="0" w:color="000000"/>
-                <w:left w:val="none" w:sz="0" w:space="0" w:color="000000"/>
-                <w:right w:val="none" w:sz="0" w:space="0" w:color="000000"/>
-              </w:pBdr>
-              <w:spacing w:after="100" w:before="100" w:line="240"/>
-              <w:ind w:left="100" w:right="100" w:firstLine="0" w:firstLineChars="0"/>
-              <w:rPr>
-                <w:rFonts w:ascii="Helvetica" w:hAnsi="Helvetica" w:eastAsia="Helvetica" w:cs="Helvetica"/>
-                <w:i w:val="false"/>
-                <w:b w:val="false"/>
-                <w:u w:val="none"/>
-                <w:sz w:val="22"/>
-                <w:szCs w:val="22"/>
-                <w:color w:val="000000"/>
-              </w:rPr>
-            </w:pPr>
-            <w:r>
-              <w:rPr>
-                <w:rFonts w:ascii="Helvetica" w:hAnsi="Helvetica" w:eastAsia="Helvetica" w:cs="Helvetica"/>
-                <w:i w:val="false"/>
-                <w:b w:val="false"/>
-                <w:u w:val="none"/>
-                <w:sz w:val="22"/>
-                <w:szCs w:val="22"/>
-                <w:color w:val="000000"/>
-              </w:rPr>
-              <w:t xml:space="preserve">0.17, 0.83</w:t>
-            </w:r>
-          </w:p>
-        </w:tc>
-        <w:tc>
-          <w:tcPr>
-            <w:tcBorders>
-              <w:bottom w:val="none" w:sz="0" w:space="0" w:color="000000"/>
-              <w:top w:val="none" w:sz="0" w:space="0" w:color="000000"/>
-              <w:left w:val="none" w:sz="0" w:space="0" w:color="000000"/>
-              <w:right w:val="none" w:sz="0" w:space="0" w:color="000000"/>
-            </w:tcBorders>
-            <w:shd w:val="clear" w:color="auto" w:fill="FFFFFF"/>
-            <w:tcMar>
-              <w:top w:w="0" w:type="dxa"/>
-              <w:bottom w:w="0" w:type="dxa"/>
-              <w:left w:w="0" w:type="dxa"/>
-              <w:right w:w="0" w:type="dxa"/>
-            </w:tcMar>
-            <w:vAlign w:val="top"/>
-          </w:tcPr>
-          <w:p>
-            <w:pPr>
-              <w:pStyle w:val="Normal"/>
-              <w:jc w:val="center"/>
-              <w:pBdr>
-                <w:bottom w:val="none" w:sz="0" w:space="0" w:color="000000"/>
-                <w:top w:val="none" w:sz="0" w:space="0" w:color="000000"/>
-                <w:left w:val="none" w:sz="0" w:space="0" w:color="000000"/>
-                <w:right w:val="none" w:sz="0" w:space="0" w:color="000000"/>
-              </w:pBdr>
-              <w:spacing w:after="100" w:before="100" w:line="240"/>
-              <w:ind w:left="100" w:right="100" w:firstLine="0" w:firstLineChars="0"/>
-              <w:rPr>
-                <w:rFonts w:ascii="Helvetica" w:hAnsi="Helvetica" w:eastAsia="Helvetica" w:cs="Helvetica"/>
-                <w:i w:val="false"/>
-                <w:b w:val="false"/>
-                <w:u w:val="none"/>
-                <w:sz w:val="22"/>
-                <w:szCs w:val="22"/>
-                <w:color w:val="000000"/>
-              </w:rPr>
-            </w:pPr>
-            <w:r>
-              <w:rPr>
-                <w:rFonts w:ascii="Helvetica" w:hAnsi="Helvetica" w:eastAsia="Helvetica" w:cs="Helvetica"/>
-                <w:i w:val="false"/>
-                <w:b w:val="false"/>
-                <w:u w:val="none"/>
-                <w:sz w:val="22"/>
-                <w:szCs w:val="22"/>
-                <w:color w:val="000000"/>
-              </w:rPr>
-              <w:t xml:space="preserve">0.016</w:t>
+              <w:t xml:space="preserve">0.35</w:t>
+            </w:r>
+          </w:p>
+        </w:tc>
+        <w:tc>
+          <w:tcPr>
+            <w:tcBorders>
+              <w:bottom w:val="none" w:sz="0" w:space="0" w:color="000000"/>
+              <w:top w:val="none" w:sz="0" w:space="0" w:color="000000"/>
+              <w:left w:val="none" w:sz="0" w:space="0" w:color="000000"/>
+              <w:right w:val="none" w:sz="0" w:space="0" w:color="000000"/>
+            </w:tcBorders>
+            <w:shd w:val="clear" w:color="auto" w:fill="FFFFFF"/>
+            <w:tcMar>
+              <w:top w:w="0" w:type="dxa"/>
+              <w:bottom w:w="0" w:type="dxa"/>
+              <w:left w:w="0" w:type="dxa"/>
+              <w:right w:w="0" w:type="dxa"/>
+            </w:tcMar>
+            <w:vAlign w:val="top"/>
+          </w:tcPr>
+          <w:p>
+            <w:pPr>
+              <w:pStyle w:val="Normal"/>
+              <w:jc w:val="center"/>
+              <w:pBdr>
+                <w:bottom w:val="none" w:sz="0" w:space="0" w:color="000000"/>
+                <w:top w:val="none" w:sz="0" w:space="0" w:color="000000"/>
+                <w:left w:val="none" w:sz="0" w:space="0" w:color="000000"/>
+                <w:right w:val="none" w:sz="0" w:space="0" w:color="000000"/>
+              </w:pBdr>
+              <w:spacing w:after="100" w:before="100" w:line="240"/>
+              <w:ind w:left="100" w:right="100" w:firstLine="0" w:firstLineChars="0"/>
+              <w:rPr>
+                <w:rFonts w:ascii="Helvetica" w:hAnsi="Helvetica" w:eastAsia="Helvetica" w:cs="Helvetica"/>
+                <w:i w:val="false"/>
+                <w:b w:val="false"/>
+                <w:u w:val="none"/>
+                <w:sz w:val="22"/>
+                <w:szCs w:val="22"/>
+                <w:color w:val="000000"/>
+              </w:rPr>
+            </w:pPr>
+            <w:r>
+              <w:rPr>
+                <w:rFonts w:ascii="Helvetica" w:hAnsi="Helvetica" w:eastAsia="Helvetica" w:cs="Helvetica"/>
+                <w:i w:val="false"/>
+                <w:b w:val="false"/>
+                <w:u w:val="none"/>
+                <w:sz w:val="22"/>
+                <w:szCs w:val="22"/>
+                <w:color w:val="000000"/>
+              </w:rPr>
+              <w:t xml:space="preserve">0.15, 0.79</w:t>
+            </w:r>
+          </w:p>
+        </w:tc>
+        <w:tc>
+          <w:tcPr>
+            <w:tcBorders>
+              <w:bottom w:val="none" w:sz="0" w:space="0" w:color="000000"/>
+              <w:top w:val="none" w:sz="0" w:space="0" w:color="000000"/>
+              <w:left w:val="none" w:sz="0" w:space="0" w:color="000000"/>
+              <w:right w:val="none" w:sz="0" w:space="0" w:color="000000"/>
+            </w:tcBorders>
+            <w:shd w:val="clear" w:color="auto" w:fill="FFFFFF"/>
+            <w:tcMar>
+              <w:top w:w="0" w:type="dxa"/>
+              <w:bottom w:w="0" w:type="dxa"/>
+              <w:left w:w="0" w:type="dxa"/>
+              <w:right w:w="0" w:type="dxa"/>
+            </w:tcMar>
+            <w:vAlign w:val="top"/>
+          </w:tcPr>
+          <w:p>
+            <w:pPr>
+              <w:pStyle w:val="Normal"/>
+              <w:jc w:val="center"/>
+              <w:pBdr>
+                <w:bottom w:val="none" w:sz="0" w:space="0" w:color="000000"/>
+                <w:top w:val="none" w:sz="0" w:space="0" w:color="000000"/>
+                <w:left w:val="none" w:sz="0" w:space="0" w:color="000000"/>
+                <w:right w:val="none" w:sz="0" w:space="0" w:color="000000"/>
+              </w:pBdr>
+              <w:spacing w:after="100" w:before="100" w:line="240"/>
+              <w:ind w:left="100" w:right="100" w:firstLine="0" w:firstLineChars="0"/>
+              <w:rPr>
+                <w:rFonts w:ascii="Helvetica" w:hAnsi="Helvetica" w:eastAsia="Helvetica" w:cs="Helvetica"/>
+                <w:i w:val="false"/>
+                <w:b w:val="false"/>
+                <w:u w:val="none"/>
+                <w:sz w:val="22"/>
+                <w:szCs w:val="22"/>
+                <w:color w:val="000000"/>
+              </w:rPr>
+            </w:pPr>
+            <w:r>
+              <w:rPr>
+                <w:rFonts w:ascii="Helvetica" w:hAnsi="Helvetica" w:eastAsia="Helvetica" w:cs="Helvetica"/>
+                <w:i w:val="false"/>
+                <w:b w:val="false"/>
+                <w:u w:val="none"/>
+                <w:sz w:val="22"/>
+                <w:szCs w:val="22"/>
+                <w:color w:val="000000"/>
+              </w:rPr>
+              <w:t xml:space="preserve">0.012</w:t>
             </w:r>
           </w:p>
         </w:tc>
@@ -9797,113 +9797,113 @@
                 <w:szCs w:val="22"/>
                 <w:color w:val="000000"/>
               </w:rPr>
-              <w:t xml:space="preserve">0.41</w:t>
-            </w:r>
-          </w:p>
-        </w:tc>
-        <w:tc>
-          <w:tcPr>
-            <w:tcBorders>
-              <w:bottom w:val="none" w:sz="0" w:space="0" w:color="000000"/>
-              <w:top w:val="none" w:sz="0" w:space="0" w:color="000000"/>
-              <w:left w:val="none" w:sz="0" w:space="0" w:color="000000"/>
-              <w:right w:val="none" w:sz="0" w:space="0" w:color="000000"/>
-            </w:tcBorders>
-            <w:shd w:val="clear" w:color="auto" w:fill="FFFFFF"/>
-            <w:tcMar>
-              <w:top w:w="0" w:type="dxa"/>
-              <w:bottom w:w="0" w:type="dxa"/>
-              <w:left w:w="0" w:type="dxa"/>
-              <w:right w:w="0" w:type="dxa"/>
-            </w:tcMar>
-            <w:vAlign w:val="top"/>
-          </w:tcPr>
-          <w:p>
-            <w:pPr>
-              <w:pStyle w:val="Normal"/>
-              <w:jc w:val="center"/>
-              <w:pBdr>
-                <w:bottom w:val="none" w:sz="0" w:space="0" w:color="000000"/>
-                <w:top w:val="none" w:sz="0" w:space="0" w:color="000000"/>
-                <w:left w:val="none" w:sz="0" w:space="0" w:color="000000"/>
-                <w:right w:val="none" w:sz="0" w:space="0" w:color="000000"/>
-              </w:pBdr>
-              <w:spacing w:after="100" w:before="100" w:line="240"/>
-              <w:ind w:left="100" w:right="100" w:firstLine="0" w:firstLineChars="0"/>
-              <w:rPr>
-                <w:rFonts w:ascii="Helvetica" w:hAnsi="Helvetica" w:eastAsia="Helvetica" w:cs="Helvetica"/>
-                <w:i w:val="false"/>
-                <w:b w:val="false"/>
-                <w:u w:val="none"/>
-                <w:sz w:val="22"/>
-                <w:szCs w:val="22"/>
-                <w:color w:val="000000"/>
-              </w:rPr>
-            </w:pPr>
-            <w:r>
-              <w:rPr>
-                <w:rFonts w:ascii="Helvetica" w:hAnsi="Helvetica" w:eastAsia="Helvetica" w:cs="Helvetica"/>
-                <w:i w:val="false"/>
-                <w:b w:val="false"/>
-                <w:u w:val="none"/>
-                <w:sz w:val="22"/>
-                <w:szCs w:val="22"/>
-                <w:color w:val="000000"/>
-              </w:rPr>
-              <w:t xml:space="preserve">0.13, 1.30</w:t>
-            </w:r>
-          </w:p>
-        </w:tc>
-        <w:tc>
-          <w:tcPr>
-            <w:tcBorders>
-              <w:bottom w:val="none" w:sz="0" w:space="0" w:color="000000"/>
-              <w:top w:val="none" w:sz="0" w:space="0" w:color="000000"/>
-              <w:left w:val="none" w:sz="0" w:space="0" w:color="000000"/>
-              <w:right w:val="none" w:sz="0" w:space="0" w:color="000000"/>
-            </w:tcBorders>
-            <w:shd w:val="clear" w:color="auto" w:fill="FFFFFF"/>
-            <w:tcMar>
-              <w:top w:w="0" w:type="dxa"/>
-              <w:bottom w:w="0" w:type="dxa"/>
-              <w:left w:w="0" w:type="dxa"/>
-              <w:right w:w="0" w:type="dxa"/>
-            </w:tcMar>
-            <w:vAlign w:val="top"/>
-          </w:tcPr>
-          <w:p>
-            <w:pPr>
-              <w:pStyle w:val="Normal"/>
-              <w:jc w:val="center"/>
-              <w:pBdr>
-                <w:bottom w:val="none" w:sz="0" w:space="0" w:color="000000"/>
-                <w:top w:val="none" w:sz="0" w:space="0" w:color="000000"/>
-                <w:left w:val="none" w:sz="0" w:space="0" w:color="000000"/>
-                <w:right w:val="none" w:sz="0" w:space="0" w:color="000000"/>
-              </w:pBdr>
-              <w:spacing w:after="100" w:before="100" w:line="240"/>
-              <w:ind w:left="100" w:right="100" w:firstLine="0" w:firstLineChars="0"/>
-              <w:rPr>
-                <w:rFonts w:ascii="Helvetica" w:hAnsi="Helvetica" w:eastAsia="Helvetica" w:cs="Helvetica"/>
-                <w:i w:val="false"/>
-                <w:b w:val="false"/>
-                <w:u w:val="none"/>
-                <w:sz w:val="22"/>
-                <w:szCs w:val="22"/>
-                <w:color w:val="000000"/>
-              </w:rPr>
-            </w:pPr>
-            <w:r>
-              <w:rPr>
-                <w:rFonts w:ascii="Helvetica" w:hAnsi="Helvetica" w:eastAsia="Helvetica" w:cs="Helvetica"/>
-                <w:i w:val="false"/>
-                <w:b w:val="false"/>
-                <w:u w:val="none"/>
-                <w:sz w:val="22"/>
-                <w:szCs w:val="22"/>
-                <w:color w:val="000000"/>
-              </w:rPr>
-              <w:t xml:space="preserve">0.130</w:t>
+              <w:t xml:space="preserve">0.40</w:t>
+            </w:r>
+          </w:p>
+        </w:tc>
+        <w:tc>
+          <w:tcPr>
+            <w:tcBorders>
+              <w:bottom w:val="none" w:sz="0" w:space="0" w:color="000000"/>
+              <w:top w:val="none" w:sz="0" w:space="0" w:color="000000"/>
+              <w:left w:val="none" w:sz="0" w:space="0" w:color="000000"/>
+              <w:right w:val="none" w:sz="0" w:space="0" w:color="000000"/>
+            </w:tcBorders>
+            <w:shd w:val="clear" w:color="auto" w:fill="FFFFFF"/>
+            <w:tcMar>
+              <w:top w:w="0" w:type="dxa"/>
+              <w:bottom w:w="0" w:type="dxa"/>
+              <w:left w:w="0" w:type="dxa"/>
+              <w:right w:w="0" w:type="dxa"/>
+            </w:tcMar>
+            <w:vAlign w:val="top"/>
+          </w:tcPr>
+          <w:p>
+            <w:pPr>
+              <w:pStyle w:val="Normal"/>
+              <w:jc w:val="center"/>
+              <w:pBdr>
+                <w:bottom w:val="none" w:sz="0" w:space="0" w:color="000000"/>
+                <w:top w:val="none" w:sz="0" w:space="0" w:color="000000"/>
+                <w:left w:val="none" w:sz="0" w:space="0" w:color="000000"/>
+                <w:right w:val="none" w:sz="0" w:space="0" w:color="000000"/>
+              </w:pBdr>
+              <w:spacing w:after="100" w:before="100" w:line="240"/>
+              <w:ind w:left="100" w:right="100" w:firstLine="0" w:firstLineChars="0"/>
+              <w:rPr>
+                <w:rFonts w:ascii="Helvetica" w:hAnsi="Helvetica" w:eastAsia="Helvetica" w:cs="Helvetica"/>
+                <w:i w:val="false"/>
+                <w:b w:val="false"/>
+                <w:u w:val="none"/>
+                <w:sz w:val="22"/>
+                <w:szCs w:val="22"/>
+                <w:color w:val="000000"/>
+              </w:rPr>
+            </w:pPr>
+            <w:r>
+              <w:rPr>
+                <w:rFonts w:ascii="Helvetica" w:hAnsi="Helvetica" w:eastAsia="Helvetica" w:cs="Helvetica"/>
+                <w:i w:val="false"/>
+                <w:b w:val="false"/>
+                <w:u w:val="none"/>
+                <w:sz w:val="22"/>
+                <w:szCs w:val="22"/>
+                <w:color w:val="000000"/>
+              </w:rPr>
+              <w:t xml:space="preserve">0.13, 1.26</w:t>
+            </w:r>
+          </w:p>
+        </w:tc>
+        <w:tc>
+          <w:tcPr>
+            <w:tcBorders>
+              <w:bottom w:val="none" w:sz="0" w:space="0" w:color="000000"/>
+              <w:top w:val="none" w:sz="0" w:space="0" w:color="000000"/>
+              <w:left w:val="none" w:sz="0" w:space="0" w:color="000000"/>
+              <w:right w:val="none" w:sz="0" w:space="0" w:color="000000"/>
+            </w:tcBorders>
+            <w:shd w:val="clear" w:color="auto" w:fill="FFFFFF"/>
+            <w:tcMar>
+              <w:top w:w="0" w:type="dxa"/>
+              <w:bottom w:w="0" w:type="dxa"/>
+              <w:left w:w="0" w:type="dxa"/>
+              <w:right w:w="0" w:type="dxa"/>
+            </w:tcMar>
+            <w:vAlign w:val="top"/>
+          </w:tcPr>
+          <w:p>
+            <w:pPr>
+              <w:pStyle w:val="Normal"/>
+              <w:jc w:val="center"/>
+              <w:pBdr>
+                <w:bottom w:val="none" w:sz="0" w:space="0" w:color="000000"/>
+                <w:top w:val="none" w:sz="0" w:space="0" w:color="000000"/>
+                <w:left w:val="none" w:sz="0" w:space="0" w:color="000000"/>
+                <w:right w:val="none" w:sz="0" w:space="0" w:color="000000"/>
+              </w:pBdr>
+              <w:spacing w:after="100" w:before="100" w:line="240"/>
+              <w:ind w:left="100" w:right="100" w:firstLine="0" w:firstLineChars="0"/>
+              <w:rPr>
+                <w:rFonts w:ascii="Helvetica" w:hAnsi="Helvetica" w:eastAsia="Helvetica" w:cs="Helvetica"/>
+                <w:i w:val="false"/>
+                <w:b w:val="false"/>
+                <w:u w:val="none"/>
+                <w:sz w:val="22"/>
+                <w:szCs w:val="22"/>
+                <w:color w:val="000000"/>
+              </w:rPr>
+            </w:pPr>
+            <w:r>
+              <w:rPr>
+                <w:rFonts w:ascii="Helvetica" w:hAnsi="Helvetica" w:eastAsia="Helvetica" w:cs="Helvetica"/>
+                <w:i w:val="false"/>
+                <w:b w:val="false"/>
+                <w:u w:val="none"/>
+                <w:sz w:val="22"/>
+                <w:szCs w:val="22"/>
+                <w:color w:val="000000"/>
+              </w:rPr>
+              <w:t xml:space="preserve">0.120</w:t>
             </w:r>
           </w:p>
         </w:tc>
@@ -11246,113 +11246,113 @@
                 <w:szCs w:val="22"/>
                 <w:color w:val="000000"/>
               </w:rPr>
-              <w:t xml:space="preserve">1.51</w:t>
-            </w:r>
-          </w:p>
-        </w:tc>
-        <w:tc>
-          <w:tcPr>
-            <w:tcBorders>
-              <w:bottom w:val="none" w:sz="0" w:space="0" w:color="000000"/>
-              <w:top w:val="none" w:sz="0" w:space="0" w:color="000000"/>
-              <w:left w:val="none" w:sz="0" w:space="0" w:color="000000"/>
-              <w:right w:val="none" w:sz="0" w:space="0" w:color="000000"/>
-            </w:tcBorders>
-            <w:shd w:val="clear" w:color="auto" w:fill="FFFFFF"/>
-            <w:tcMar>
-              <w:top w:w="0" w:type="dxa"/>
-              <w:bottom w:w="0" w:type="dxa"/>
-              <w:left w:w="0" w:type="dxa"/>
-              <w:right w:w="0" w:type="dxa"/>
-            </w:tcMar>
-            <w:vAlign w:val="top"/>
-          </w:tcPr>
-          <w:p>
-            <w:pPr>
-              <w:pStyle w:val="Normal"/>
-              <w:jc w:val="center"/>
-              <w:pBdr>
-                <w:bottom w:val="none" w:sz="0" w:space="0" w:color="000000"/>
-                <w:top w:val="none" w:sz="0" w:space="0" w:color="000000"/>
-                <w:left w:val="none" w:sz="0" w:space="0" w:color="000000"/>
-                <w:right w:val="none" w:sz="0" w:space="0" w:color="000000"/>
-              </w:pBdr>
-              <w:spacing w:after="100" w:before="100" w:line="240"/>
-              <w:ind w:left="100" w:right="100" w:firstLine="0" w:firstLineChars="0"/>
-              <w:rPr>
-                <w:rFonts w:ascii="Helvetica" w:hAnsi="Helvetica" w:eastAsia="Helvetica" w:cs="Helvetica"/>
-                <w:i w:val="false"/>
-                <w:b w:val="false"/>
-                <w:u w:val="none"/>
-                <w:sz w:val="22"/>
-                <w:szCs w:val="22"/>
-                <w:color w:val="000000"/>
-              </w:rPr>
-            </w:pPr>
-            <w:r>
-              <w:rPr>
-                <w:rFonts w:ascii="Helvetica" w:hAnsi="Helvetica" w:eastAsia="Helvetica" w:cs="Helvetica"/>
-                <w:i w:val="false"/>
-                <w:b w:val="false"/>
-                <w:u w:val="none"/>
-                <w:sz w:val="22"/>
-                <w:szCs w:val="22"/>
-                <w:color w:val="000000"/>
-              </w:rPr>
-              <w:t xml:space="preserve">0.97, 2.34</w:t>
-            </w:r>
-          </w:p>
-        </w:tc>
-        <w:tc>
-          <w:tcPr>
-            <w:tcBorders>
-              <w:bottom w:val="none" w:sz="0" w:space="0" w:color="000000"/>
-              <w:top w:val="none" w:sz="0" w:space="0" w:color="000000"/>
-              <w:left w:val="none" w:sz="0" w:space="0" w:color="000000"/>
-              <w:right w:val="none" w:sz="0" w:space="0" w:color="000000"/>
-            </w:tcBorders>
-            <w:shd w:val="clear" w:color="auto" w:fill="FFFFFF"/>
-            <w:tcMar>
-              <w:top w:w="0" w:type="dxa"/>
-              <w:bottom w:w="0" w:type="dxa"/>
-              <w:left w:w="0" w:type="dxa"/>
-              <w:right w:w="0" w:type="dxa"/>
-            </w:tcMar>
-            <w:vAlign w:val="top"/>
-          </w:tcPr>
-          <w:p>
-            <w:pPr>
-              <w:pStyle w:val="Normal"/>
-              <w:jc w:val="center"/>
-              <w:pBdr>
-                <w:bottom w:val="none" w:sz="0" w:space="0" w:color="000000"/>
-                <w:top w:val="none" w:sz="0" w:space="0" w:color="000000"/>
-                <w:left w:val="none" w:sz="0" w:space="0" w:color="000000"/>
-                <w:right w:val="none" w:sz="0" w:space="0" w:color="000000"/>
-              </w:pBdr>
-              <w:spacing w:after="100" w:before="100" w:line="240"/>
-              <w:ind w:left="100" w:right="100" w:firstLine="0" w:firstLineChars="0"/>
-              <w:rPr>
-                <w:rFonts w:ascii="Helvetica" w:hAnsi="Helvetica" w:eastAsia="Helvetica" w:cs="Helvetica"/>
-                <w:i w:val="false"/>
-                <w:b w:val="false"/>
-                <w:u w:val="none"/>
-                <w:sz w:val="22"/>
-                <w:szCs w:val="22"/>
-                <w:color w:val="000000"/>
-              </w:rPr>
-            </w:pPr>
-            <w:r>
-              <w:rPr>
-                <w:rFonts w:ascii="Helvetica" w:hAnsi="Helvetica" w:eastAsia="Helvetica" w:cs="Helvetica"/>
-                <w:i w:val="false"/>
-                <w:b w:val="false"/>
-                <w:u w:val="none"/>
-                <w:sz w:val="22"/>
-                <w:szCs w:val="22"/>
-                <w:color w:val="000000"/>
-              </w:rPr>
-              <w:t xml:space="preserve">0.066</w:t>
+              <w:t xml:space="preserve">1.53</w:t>
+            </w:r>
+          </w:p>
+        </w:tc>
+        <w:tc>
+          <w:tcPr>
+            <w:tcBorders>
+              <w:bottom w:val="none" w:sz="0" w:space="0" w:color="000000"/>
+              <w:top w:val="none" w:sz="0" w:space="0" w:color="000000"/>
+              <w:left w:val="none" w:sz="0" w:space="0" w:color="000000"/>
+              <w:right w:val="none" w:sz="0" w:space="0" w:color="000000"/>
+            </w:tcBorders>
+            <w:shd w:val="clear" w:color="auto" w:fill="FFFFFF"/>
+            <w:tcMar>
+              <w:top w:w="0" w:type="dxa"/>
+              <w:bottom w:w="0" w:type="dxa"/>
+              <w:left w:w="0" w:type="dxa"/>
+              <w:right w:w="0" w:type="dxa"/>
+            </w:tcMar>
+            <w:vAlign w:val="top"/>
+          </w:tcPr>
+          <w:p>
+            <w:pPr>
+              <w:pStyle w:val="Normal"/>
+              <w:jc w:val="center"/>
+              <w:pBdr>
+                <w:bottom w:val="none" w:sz="0" w:space="0" w:color="000000"/>
+                <w:top w:val="none" w:sz="0" w:space="0" w:color="000000"/>
+                <w:left w:val="none" w:sz="0" w:space="0" w:color="000000"/>
+                <w:right w:val="none" w:sz="0" w:space="0" w:color="000000"/>
+              </w:pBdr>
+              <w:spacing w:after="100" w:before="100" w:line="240"/>
+              <w:ind w:left="100" w:right="100" w:firstLine="0" w:firstLineChars="0"/>
+              <w:rPr>
+                <w:rFonts w:ascii="Helvetica" w:hAnsi="Helvetica" w:eastAsia="Helvetica" w:cs="Helvetica"/>
+                <w:i w:val="false"/>
+                <w:b w:val="false"/>
+                <w:u w:val="none"/>
+                <w:sz w:val="22"/>
+                <w:szCs w:val="22"/>
+                <w:color w:val="000000"/>
+              </w:rPr>
+            </w:pPr>
+            <w:r>
+              <w:rPr>
+                <w:rFonts w:ascii="Helvetica" w:hAnsi="Helvetica" w:eastAsia="Helvetica" w:cs="Helvetica"/>
+                <w:i w:val="false"/>
+                <w:b w:val="false"/>
+                <w:u w:val="none"/>
+                <w:sz w:val="22"/>
+                <w:szCs w:val="22"/>
+                <w:color w:val="000000"/>
+              </w:rPr>
+              <w:t xml:space="preserve">0.99, 2.37</w:t>
+            </w:r>
+          </w:p>
+        </w:tc>
+        <w:tc>
+          <w:tcPr>
+            <w:tcBorders>
+              <w:bottom w:val="none" w:sz="0" w:space="0" w:color="000000"/>
+              <w:top w:val="none" w:sz="0" w:space="0" w:color="000000"/>
+              <w:left w:val="none" w:sz="0" w:space="0" w:color="000000"/>
+              <w:right w:val="none" w:sz="0" w:space="0" w:color="000000"/>
+            </w:tcBorders>
+            <w:shd w:val="clear" w:color="auto" w:fill="FFFFFF"/>
+            <w:tcMar>
+              <w:top w:w="0" w:type="dxa"/>
+              <w:bottom w:w="0" w:type="dxa"/>
+              <w:left w:w="0" w:type="dxa"/>
+              <w:right w:w="0" w:type="dxa"/>
+            </w:tcMar>
+            <w:vAlign w:val="top"/>
+          </w:tcPr>
+          <w:p>
+            <w:pPr>
+              <w:pStyle w:val="Normal"/>
+              <w:jc w:val="center"/>
+              <w:pBdr>
+                <w:bottom w:val="none" w:sz="0" w:space="0" w:color="000000"/>
+                <w:top w:val="none" w:sz="0" w:space="0" w:color="000000"/>
+                <w:left w:val="none" w:sz="0" w:space="0" w:color="000000"/>
+                <w:right w:val="none" w:sz="0" w:space="0" w:color="000000"/>
+              </w:pBdr>
+              <w:spacing w:after="100" w:before="100" w:line="240"/>
+              <w:ind w:left="100" w:right="100" w:firstLine="0" w:firstLineChars="0"/>
+              <w:rPr>
+                <w:rFonts w:ascii="Helvetica" w:hAnsi="Helvetica" w:eastAsia="Helvetica" w:cs="Helvetica"/>
+                <w:i w:val="false"/>
+                <w:b w:val="false"/>
+                <w:u w:val="none"/>
+                <w:sz w:val="22"/>
+                <w:szCs w:val="22"/>
+                <w:color w:val="000000"/>
+              </w:rPr>
+            </w:pPr>
+            <w:r>
+              <w:rPr>
+                <w:rFonts w:ascii="Helvetica" w:hAnsi="Helvetica" w:eastAsia="Helvetica" w:cs="Helvetica"/>
+                <w:i w:val="false"/>
+                <w:b w:val="false"/>
+                <w:u w:val="none"/>
+                <w:sz w:val="22"/>
+                <w:szCs w:val="22"/>
+                <w:color w:val="000000"/>
+              </w:rPr>
+              <w:t xml:space="preserve">0.058</w:t>
             </w:r>
           </w:p>
         </w:tc>
@@ -12695,113 +12695,113 @@
                 <w:szCs w:val="22"/>
                 <w:color w:val="000000"/>
               </w:rPr>
-              <w:t xml:space="preserve">1.91</w:t>
-            </w:r>
-          </w:p>
-        </w:tc>
-        <w:tc>
-          <w:tcPr>
-            <w:tcBorders>
-              <w:bottom w:val="none" w:sz="0" w:space="0" w:color="000000"/>
-              <w:top w:val="none" w:sz="0" w:space="0" w:color="000000"/>
-              <w:left w:val="none" w:sz="0" w:space="0" w:color="000000"/>
-              <w:right w:val="none" w:sz="0" w:space="0" w:color="000000"/>
-            </w:tcBorders>
-            <w:shd w:val="clear" w:color="auto" w:fill="FFFFFF"/>
-            <w:tcMar>
-              <w:top w:w="0" w:type="dxa"/>
-              <w:bottom w:w="0" w:type="dxa"/>
-              <w:left w:w="0" w:type="dxa"/>
-              <w:right w:w="0" w:type="dxa"/>
-            </w:tcMar>
-            <w:vAlign w:val="top"/>
-          </w:tcPr>
-          <w:p>
-            <w:pPr>
-              <w:pStyle w:val="Normal"/>
-              <w:jc w:val="center"/>
-              <w:pBdr>
-                <w:bottom w:val="none" w:sz="0" w:space="0" w:color="000000"/>
-                <w:top w:val="none" w:sz="0" w:space="0" w:color="000000"/>
-                <w:left w:val="none" w:sz="0" w:space="0" w:color="000000"/>
-                <w:right w:val="none" w:sz="0" w:space="0" w:color="000000"/>
-              </w:pBdr>
-              <w:spacing w:after="100" w:before="100" w:line="240"/>
-              <w:ind w:left="100" w:right="100" w:firstLine="0" w:firstLineChars="0"/>
-              <w:rPr>
-                <w:rFonts w:ascii="Helvetica" w:hAnsi="Helvetica" w:eastAsia="Helvetica" w:cs="Helvetica"/>
-                <w:i w:val="false"/>
-                <w:b w:val="false"/>
-                <w:u w:val="none"/>
-                <w:sz w:val="22"/>
-                <w:szCs w:val="22"/>
-                <w:color w:val="000000"/>
-              </w:rPr>
-            </w:pPr>
-            <w:r>
-              <w:rPr>
-                <w:rFonts w:ascii="Helvetica" w:hAnsi="Helvetica" w:eastAsia="Helvetica" w:cs="Helvetica"/>
-                <w:i w:val="false"/>
-                <w:b w:val="false"/>
-                <w:u w:val="none"/>
-                <w:sz w:val="22"/>
-                <w:szCs w:val="22"/>
-                <w:color w:val="000000"/>
-              </w:rPr>
-              <w:t xml:space="preserve">0.98, 3.71</w:t>
-            </w:r>
-          </w:p>
-        </w:tc>
-        <w:tc>
-          <w:tcPr>
-            <w:tcBorders>
-              <w:bottom w:val="none" w:sz="0" w:space="0" w:color="000000"/>
-              <w:top w:val="none" w:sz="0" w:space="0" w:color="000000"/>
-              <w:left w:val="none" w:sz="0" w:space="0" w:color="000000"/>
-              <w:right w:val="none" w:sz="0" w:space="0" w:color="000000"/>
-            </w:tcBorders>
-            <w:shd w:val="clear" w:color="auto" w:fill="FFFFFF"/>
-            <w:tcMar>
-              <w:top w:w="0" w:type="dxa"/>
-              <w:bottom w:w="0" w:type="dxa"/>
-              <w:left w:w="0" w:type="dxa"/>
-              <w:right w:w="0" w:type="dxa"/>
-            </w:tcMar>
-            <w:vAlign w:val="top"/>
-          </w:tcPr>
-          <w:p>
-            <w:pPr>
-              <w:pStyle w:val="Normal"/>
-              <w:jc w:val="center"/>
-              <w:pBdr>
-                <w:bottom w:val="none" w:sz="0" w:space="0" w:color="000000"/>
-                <w:top w:val="none" w:sz="0" w:space="0" w:color="000000"/>
-                <w:left w:val="none" w:sz="0" w:space="0" w:color="000000"/>
-                <w:right w:val="none" w:sz="0" w:space="0" w:color="000000"/>
-              </w:pBdr>
-              <w:spacing w:after="100" w:before="100" w:line="240"/>
-              <w:ind w:left="100" w:right="100" w:firstLine="0" w:firstLineChars="0"/>
-              <w:rPr>
-                <w:rFonts w:ascii="Helvetica" w:hAnsi="Helvetica" w:eastAsia="Helvetica" w:cs="Helvetica"/>
-                <w:i w:val="false"/>
-                <w:b w:val="false"/>
-                <w:u w:val="none"/>
-                <w:sz w:val="22"/>
-                <w:szCs w:val="22"/>
-                <w:color w:val="000000"/>
-              </w:rPr>
-            </w:pPr>
-            <w:r>
-              <w:rPr>
-                <w:rFonts w:ascii="Helvetica" w:hAnsi="Helvetica" w:eastAsia="Helvetica" w:cs="Helvetica"/>
-                <w:i w:val="false"/>
-                <w:b w:val="false"/>
-                <w:u w:val="none"/>
-                <w:sz w:val="22"/>
-                <w:szCs w:val="22"/>
-                <w:color w:val="000000"/>
-              </w:rPr>
-              <w:t xml:space="preserve">0.056</w:t>
+              <w:t xml:space="preserve">1.96</w:t>
+            </w:r>
+          </w:p>
+        </w:tc>
+        <w:tc>
+          <w:tcPr>
+            <w:tcBorders>
+              <w:bottom w:val="none" w:sz="0" w:space="0" w:color="000000"/>
+              <w:top w:val="none" w:sz="0" w:space="0" w:color="000000"/>
+              <w:left w:val="none" w:sz="0" w:space="0" w:color="000000"/>
+              <w:right w:val="none" w:sz="0" w:space="0" w:color="000000"/>
+            </w:tcBorders>
+            <w:shd w:val="clear" w:color="auto" w:fill="FFFFFF"/>
+            <w:tcMar>
+              <w:top w:w="0" w:type="dxa"/>
+              <w:bottom w:w="0" w:type="dxa"/>
+              <w:left w:w="0" w:type="dxa"/>
+              <w:right w:w="0" w:type="dxa"/>
+            </w:tcMar>
+            <w:vAlign w:val="top"/>
+          </w:tcPr>
+          <w:p>
+            <w:pPr>
+              <w:pStyle w:val="Normal"/>
+              <w:jc w:val="center"/>
+              <w:pBdr>
+                <w:bottom w:val="none" w:sz="0" w:space="0" w:color="000000"/>
+                <w:top w:val="none" w:sz="0" w:space="0" w:color="000000"/>
+                <w:left w:val="none" w:sz="0" w:space="0" w:color="000000"/>
+                <w:right w:val="none" w:sz="0" w:space="0" w:color="000000"/>
+              </w:pBdr>
+              <w:spacing w:after="100" w:before="100" w:line="240"/>
+              <w:ind w:left="100" w:right="100" w:firstLine="0" w:firstLineChars="0"/>
+              <w:rPr>
+                <w:rFonts w:ascii="Helvetica" w:hAnsi="Helvetica" w:eastAsia="Helvetica" w:cs="Helvetica"/>
+                <w:i w:val="false"/>
+                <w:b w:val="false"/>
+                <w:u w:val="none"/>
+                <w:sz w:val="22"/>
+                <w:szCs w:val="22"/>
+                <w:color w:val="000000"/>
+              </w:rPr>
+            </w:pPr>
+            <w:r>
+              <w:rPr>
+                <w:rFonts w:ascii="Helvetica" w:hAnsi="Helvetica" w:eastAsia="Helvetica" w:cs="Helvetica"/>
+                <w:i w:val="false"/>
+                <w:b w:val="false"/>
+                <w:u w:val="none"/>
+                <w:sz w:val="22"/>
+                <w:szCs w:val="22"/>
+                <w:color w:val="000000"/>
+              </w:rPr>
+              <w:t xml:space="preserve">1.01, 3.79</w:t>
+            </w:r>
+          </w:p>
+        </w:tc>
+        <w:tc>
+          <w:tcPr>
+            <w:tcBorders>
+              <w:bottom w:val="none" w:sz="0" w:space="0" w:color="000000"/>
+              <w:top w:val="none" w:sz="0" w:space="0" w:color="000000"/>
+              <w:left w:val="none" w:sz="0" w:space="0" w:color="000000"/>
+              <w:right w:val="none" w:sz="0" w:space="0" w:color="000000"/>
+            </w:tcBorders>
+            <w:shd w:val="clear" w:color="auto" w:fill="FFFFFF"/>
+            <w:tcMar>
+              <w:top w:w="0" w:type="dxa"/>
+              <w:bottom w:w="0" w:type="dxa"/>
+              <w:left w:w="0" w:type="dxa"/>
+              <w:right w:w="0" w:type="dxa"/>
+            </w:tcMar>
+            <w:vAlign w:val="top"/>
+          </w:tcPr>
+          <w:p>
+            <w:pPr>
+              <w:pStyle w:val="Normal"/>
+              <w:jc w:val="center"/>
+              <w:pBdr>
+                <w:bottom w:val="none" w:sz="0" w:space="0" w:color="000000"/>
+                <w:top w:val="none" w:sz="0" w:space="0" w:color="000000"/>
+                <w:left w:val="none" w:sz="0" w:space="0" w:color="000000"/>
+                <w:right w:val="none" w:sz="0" w:space="0" w:color="000000"/>
+              </w:pBdr>
+              <w:spacing w:after="100" w:before="100" w:line="240"/>
+              <w:ind w:left="100" w:right="100" w:firstLine="0" w:firstLineChars="0"/>
+              <w:rPr>
+                <w:rFonts w:ascii="Helvetica" w:hAnsi="Helvetica" w:eastAsia="Helvetica" w:cs="Helvetica"/>
+                <w:i w:val="false"/>
+                <w:b w:val="false"/>
+                <w:u w:val="none"/>
+                <w:sz w:val="22"/>
+                <w:szCs w:val="22"/>
+                <w:color w:val="000000"/>
+              </w:rPr>
+            </w:pPr>
+            <w:r>
+              <w:rPr>
+                <w:rFonts w:ascii="Helvetica" w:hAnsi="Helvetica" w:eastAsia="Helvetica" w:cs="Helvetica"/>
+                <w:i w:val="false"/>
+                <w:b w:val="false"/>
+                <w:u w:val="none"/>
+                <w:sz w:val="22"/>
+                <w:szCs w:val="22"/>
+                <w:color w:val="000000"/>
+              </w:rPr>
+              <w:t xml:space="preserve">0.045</w:t>
             </w:r>
           </w:p>
         </w:tc>
@@ -14144,113 +14144,113 @@
                 <w:szCs w:val="22"/>
                 <w:color w:val="000000"/>
               </w:rPr>
-              <w:t xml:space="preserve">0.89</w:t>
-            </w:r>
-          </w:p>
-        </w:tc>
-        <w:tc>
-          <w:tcPr>
-            <w:tcBorders>
-              <w:bottom w:val="none" w:sz="0" w:space="0" w:color="000000"/>
-              <w:top w:val="none" w:sz="0" w:space="0" w:color="000000"/>
-              <w:left w:val="none" w:sz="0" w:space="0" w:color="000000"/>
-              <w:right w:val="none" w:sz="0" w:space="0" w:color="000000"/>
-            </w:tcBorders>
-            <w:shd w:val="clear" w:color="auto" w:fill="FFFFFF"/>
-            <w:tcMar>
-              <w:top w:w="0" w:type="dxa"/>
-              <w:bottom w:w="0" w:type="dxa"/>
-              <w:left w:w="0" w:type="dxa"/>
-              <w:right w:w="0" w:type="dxa"/>
-            </w:tcMar>
-            <w:vAlign w:val="top"/>
-          </w:tcPr>
-          <w:p>
-            <w:pPr>
-              <w:pStyle w:val="Normal"/>
-              <w:jc w:val="center"/>
-              <w:pBdr>
-                <w:bottom w:val="none" w:sz="0" w:space="0" w:color="000000"/>
-                <w:top w:val="none" w:sz="0" w:space="0" w:color="000000"/>
-                <w:left w:val="none" w:sz="0" w:space="0" w:color="000000"/>
-                <w:right w:val="none" w:sz="0" w:space="0" w:color="000000"/>
-              </w:pBdr>
-              <w:spacing w:after="100" w:before="100" w:line="240"/>
-              <w:ind w:left="100" w:right="100" w:firstLine="0" w:firstLineChars="0"/>
-              <w:rPr>
-                <w:rFonts w:ascii="Helvetica" w:hAnsi="Helvetica" w:eastAsia="Helvetica" w:cs="Helvetica"/>
-                <w:i w:val="false"/>
-                <w:b w:val="false"/>
-                <w:u w:val="none"/>
-                <w:sz w:val="22"/>
-                <w:szCs w:val="22"/>
-                <w:color w:val="000000"/>
-              </w:rPr>
-            </w:pPr>
-            <w:r>
-              <w:rPr>
-                <w:rFonts w:ascii="Helvetica" w:hAnsi="Helvetica" w:eastAsia="Helvetica" w:cs="Helvetica"/>
-                <w:i w:val="false"/>
-                <w:b w:val="false"/>
-                <w:u w:val="none"/>
-                <w:sz w:val="22"/>
-                <w:szCs w:val="22"/>
-                <w:color w:val="000000"/>
-              </w:rPr>
-              <w:t xml:space="preserve">0.54, 1.45</w:t>
-            </w:r>
-          </w:p>
-        </w:tc>
-        <w:tc>
-          <w:tcPr>
-            <w:tcBorders>
-              <w:bottom w:val="none" w:sz="0" w:space="0" w:color="000000"/>
-              <w:top w:val="none" w:sz="0" w:space="0" w:color="000000"/>
-              <w:left w:val="none" w:sz="0" w:space="0" w:color="000000"/>
-              <w:right w:val="none" w:sz="0" w:space="0" w:color="000000"/>
-            </w:tcBorders>
-            <w:shd w:val="clear" w:color="auto" w:fill="FFFFFF"/>
-            <w:tcMar>
-              <w:top w:w="0" w:type="dxa"/>
-              <w:bottom w:w="0" w:type="dxa"/>
-              <w:left w:w="0" w:type="dxa"/>
-              <w:right w:w="0" w:type="dxa"/>
-            </w:tcMar>
-            <w:vAlign w:val="top"/>
-          </w:tcPr>
-          <w:p>
-            <w:pPr>
-              <w:pStyle w:val="Normal"/>
-              <w:jc w:val="center"/>
-              <w:pBdr>
-                <w:bottom w:val="none" w:sz="0" w:space="0" w:color="000000"/>
-                <w:top w:val="none" w:sz="0" w:space="0" w:color="000000"/>
-                <w:left w:val="none" w:sz="0" w:space="0" w:color="000000"/>
-                <w:right w:val="none" w:sz="0" w:space="0" w:color="000000"/>
-              </w:pBdr>
-              <w:spacing w:after="100" w:before="100" w:line="240"/>
-              <w:ind w:left="100" w:right="100" w:firstLine="0" w:firstLineChars="0"/>
-              <w:rPr>
-                <w:rFonts w:ascii="Helvetica" w:hAnsi="Helvetica" w:eastAsia="Helvetica" w:cs="Helvetica"/>
-                <w:i w:val="false"/>
-                <w:b w:val="false"/>
-                <w:u w:val="none"/>
-                <w:sz w:val="22"/>
-                <w:szCs w:val="22"/>
-                <w:color w:val="000000"/>
-              </w:rPr>
-            </w:pPr>
-            <w:r>
-              <w:rPr>
-                <w:rFonts w:ascii="Helvetica" w:hAnsi="Helvetica" w:eastAsia="Helvetica" w:cs="Helvetica"/>
-                <w:i w:val="false"/>
-                <w:b w:val="false"/>
-                <w:u w:val="none"/>
-                <w:sz w:val="22"/>
-                <w:szCs w:val="22"/>
-                <w:color w:val="000000"/>
-              </w:rPr>
-              <w:t xml:space="preserve">0.630</w:t>
+              <w:t xml:space="preserve">0.90</w:t>
+            </w:r>
+          </w:p>
+        </w:tc>
+        <w:tc>
+          <w:tcPr>
+            <w:tcBorders>
+              <w:bottom w:val="none" w:sz="0" w:space="0" w:color="000000"/>
+              <w:top w:val="none" w:sz="0" w:space="0" w:color="000000"/>
+              <w:left w:val="none" w:sz="0" w:space="0" w:color="000000"/>
+              <w:right w:val="none" w:sz="0" w:space="0" w:color="000000"/>
+            </w:tcBorders>
+            <w:shd w:val="clear" w:color="auto" w:fill="FFFFFF"/>
+            <w:tcMar>
+              <w:top w:w="0" w:type="dxa"/>
+              <w:bottom w:w="0" w:type="dxa"/>
+              <w:left w:w="0" w:type="dxa"/>
+              <w:right w:w="0" w:type="dxa"/>
+            </w:tcMar>
+            <w:vAlign w:val="top"/>
+          </w:tcPr>
+          <w:p>
+            <w:pPr>
+              <w:pStyle w:val="Normal"/>
+              <w:jc w:val="center"/>
+              <w:pBdr>
+                <w:bottom w:val="none" w:sz="0" w:space="0" w:color="000000"/>
+                <w:top w:val="none" w:sz="0" w:space="0" w:color="000000"/>
+                <w:left w:val="none" w:sz="0" w:space="0" w:color="000000"/>
+                <w:right w:val="none" w:sz="0" w:space="0" w:color="000000"/>
+              </w:pBdr>
+              <w:spacing w:after="100" w:before="100" w:line="240"/>
+              <w:ind w:left="100" w:right="100" w:firstLine="0" w:firstLineChars="0"/>
+              <w:rPr>
+                <w:rFonts w:ascii="Helvetica" w:hAnsi="Helvetica" w:eastAsia="Helvetica" w:cs="Helvetica"/>
+                <w:i w:val="false"/>
+                <w:b w:val="false"/>
+                <w:u w:val="none"/>
+                <w:sz w:val="22"/>
+                <w:szCs w:val="22"/>
+                <w:color w:val="000000"/>
+              </w:rPr>
+            </w:pPr>
+            <w:r>
+              <w:rPr>
+                <w:rFonts w:ascii="Helvetica" w:hAnsi="Helvetica" w:eastAsia="Helvetica" w:cs="Helvetica"/>
+                <w:i w:val="false"/>
+                <w:b w:val="false"/>
+                <w:u w:val="none"/>
+                <w:sz w:val="22"/>
+                <w:szCs w:val="22"/>
+                <w:color w:val="000000"/>
+              </w:rPr>
+              <w:t xml:space="preserve">0.55, 1.47</w:t>
+            </w:r>
+          </w:p>
+        </w:tc>
+        <w:tc>
+          <w:tcPr>
+            <w:tcBorders>
+              <w:bottom w:val="none" w:sz="0" w:space="0" w:color="000000"/>
+              <w:top w:val="none" w:sz="0" w:space="0" w:color="000000"/>
+              <w:left w:val="none" w:sz="0" w:space="0" w:color="000000"/>
+              <w:right w:val="none" w:sz="0" w:space="0" w:color="000000"/>
+            </w:tcBorders>
+            <w:shd w:val="clear" w:color="auto" w:fill="FFFFFF"/>
+            <w:tcMar>
+              <w:top w:w="0" w:type="dxa"/>
+              <w:bottom w:w="0" w:type="dxa"/>
+              <w:left w:w="0" w:type="dxa"/>
+              <w:right w:w="0" w:type="dxa"/>
+            </w:tcMar>
+            <w:vAlign w:val="top"/>
+          </w:tcPr>
+          <w:p>
+            <w:pPr>
+              <w:pStyle w:val="Normal"/>
+              <w:jc w:val="center"/>
+              <w:pBdr>
+                <w:bottom w:val="none" w:sz="0" w:space="0" w:color="000000"/>
+                <w:top w:val="none" w:sz="0" w:space="0" w:color="000000"/>
+                <w:left w:val="none" w:sz="0" w:space="0" w:color="000000"/>
+                <w:right w:val="none" w:sz="0" w:space="0" w:color="000000"/>
+              </w:pBdr>
+              <w:spacing w:after="100" w:before="100" w:line="240"/>
+              <w:ind w:left="100" w:right="100" w:firstLine="0" w:firstLineChars="0"/>
+              <w:rPr>
+                <w:rFonts w:ascii="Helvetica" w:hAnsi="Helvetica" w:eastAsia="Helvetica" w:cs="Helvetica"/>
+                <w:i w:val="false"/>
+                <w:b w:val="false"/>
+                <w:u w:val="none"/>
+                <w:sz w:val="22"/>
+                <w:szCs w:val="22"/>
+                <w:color w:val="000000"/>
+              </w:rPr>
+            </w:pPr>
+            <w:r>
+              <w:rPr>
+                <w:rFonts w:ascii="Helvetica" w:hAnsi="Helvetica" w:eastAsia="Helvetica" w:cs="Helvetica"/>
+                <w:i w:val="false"/>
+                <w:b w:val="false"/>
+                <w:u w:val="none"/>
+                <w:sz w:val="22"/>
+                <w:szCs w:val="22"/>
+                <w:color w:val="000000"/>
+              </w:rPr>
+              <w:t xml:space="preserve">0.670</w:t>
             </w:r>
           </w:p>
         </w:tc>
@@ -14627,113 +14627,113 @@
                 <w:szCs w:val="22"/>
                 <w:color w:val="000000"/>
               </w:rPr>
-              <w:t xml:space="preserve">1.45</w:t>
-            </w:r>
-          </w:p>
-        </w:tc>
-        <w:tc>
-          <w:tcPr>
-            <w:tcBorders>
-              <w:bottom w:val="none" w:sz="0" w:space="0" w:color="000000"/>
-              <w:top w:val="none" w:sz="0" w:space="0" w:color="000000"/>
-              <w:left w:val="none" w:sz="0" w:space="0" w:color="000000"/>
-              <w:right w:val="none" w:sz="0" w:space="0" w:color="000000"/>
-            </w:tcBorders>
-            <w:shd w:val="clear" w:color="auto" w:fill="FFFFFF"/>
-            <w:tcMar>
-              <w:top w:w="0" w:type="dxa"/>
-              <w:bottom w:w="0" w:type="dxa"/>
-              <w:left w:w="0" w:type="dxa"/>
-              <w:right w:w="0" w:type="dxa"/>
-            </w:tcMar>
-            <w:vAlign w:val="top"/>
-          </w:tcPr>
-          <w:p>
-            <w:pPr>
-              <w:pStyle w:val="Normal"/>
-              <w:jc w:val="center"/>
-              <w:pBdr>
-                <w:bottom w:val="none" w:sz="0" w:space="0" w:color="000000"/>
-                <w:top w:val="none" w:sz="0" w:space="0" w:color="000000"/>
-                <w:left w:val="none" w:sz="0" w:space="0" w:color="000000"/>
-                <w:right w:val="none" w:sz="0" w:space="0" w:color="000000"/>
-              </w:pBdr>
-              <w:spacing w:after="100" w:before="100" w:line="240"/>
-              <w:ind w:left="100" w:right="100" w:firstLine="0" w:firstLineChars="0"/>
-              <w:rPr>
-                <w:rFonts w:ascii="Helvetica" w:hAnsi="Helvetica" w:eastAsia="Helvetica" w:cs="Helvetica"/>
-                <w:i w:val="false"/>
-                <w:b w:val="false"/>
-                <w:u w:val="none"/>
-                <w:sz w:val="22"/>
-                <w:szCs w:val="22"/>
-                <w:color w:val="000000"/>
-              </w:rPr>
-            </w:pPr>
-            <w:r>
-              <w:rPr>
-                <w:rFonts w:ascii="Helvetica" w:hAnsi="Helvetica" w:eastAsia="Helvetica" w:cs="Helvetica"/>
-                <w:i w:val="false"/>
-                <w:b w:val="false"/>
-                <w:u w:val="none"/>
-                <w:sz w:val="22"/>
-                <w:szCs w:val="22"/>
-                <w:color w:val="000000"/>
-              </w:rPr>
-              <w:t xml:space="preserve">0.75, 2.81</w:t>
-            </w:r>
-          </w:p>
-        </w:tc>
-        <w:tc>
-          <w:tcPr>
-            <w:tcBorders>
-              <w:bottom w:val="none" w:sz="0" w:space="0" w:color="000000"/>
-              <w:top w:val="none" w:sz="0" w:space="0" w:color="000000"/>
-              <w:left w:val="none" w:sz="0" w:space="0" w:color="000000"/>
-              <w:right w:val="none" w:sz="0" w:space="0" w:color="000000"/>
-            </w:tcBorders>
-            <w:shd w:val="clear" w:color="auto" w:fill="FFFFFF"/>
-            <w:tcMar>
-              <w:top w:w="0" w:type="dxa"/>
-              <w:bottom w:w="0" w:type="dxa"/>
-              <w:left w:w="0" w:type="dxa"/>
-              <w:right w:w="0" w:type="dxa"/>
-            </w:tcMar>
-            <w:vAlign w:val="top"/>
-          </w:tcPr>
-          <w:p>
-            <w:pPr>
-              <w:pStyle w:val="Normal"/>
-              <w:jc w:val="center"/>
-              <w:pBdr>
-                <w:bottom w:val="none" w:sz="0" w:space="0" w:color="000000"/>
-                <w:top w:val="none" w:sz="0" w:space="0" w:color="000000"/>
-                <w:left w:val="none" w:sz="0" w:space="0" w:color="000000"/>
-                <w:right w:val="none" w:sz="0" w:space="0" w:color="000000"/>
-              </w:pBdr>
-              <w:spacing w:after="100" w:before="100" w:line="240"/>
-              <w:ind w:left="100" w:right="100" w:firstLine="0" w:firstLineChars="0"/>
-              <w:rPr>
-                <w:rFonts w:ascii="Helvetica" w:hAnsi="Helvetica" w:eastAsia="Helvetica" w:cs="Helvetica"/>
-                <w:i w:val="false"/>
-                <w:b w:val="false"/>
-                <w:u w:val="none"/>
-                <w:sz w:val="22"/>
-                <w:szCs w:val="22"/>
-                <w:color w:val="000000"/>
-              </w:rPr>
-            </w:pPr>
-            <w:r>
-              <w:rPr>
-                <w:rFonts w:ascii="Helvetica" w:hAnsi="Helvetica" w:eastAsia="Helvetica" w:cs="Helvetica"/>
-                <w:i w:val="false"/>
-                <w:b w:val="false"/>
-                <w:u w:val="none"/>
-                <w:sz w:val="22"/>
-                <w:szCs w:val="22"/>
-                <w:color w:val="000000"/>
-              </w:rPr>
-              <w:t xml:space="preserve">0.270</w:t>
+              <w:t xml:space="preserve">1.48</w:t>
+            </w:r>
+          </w:p>
+        </w:tc>
+        <w:tc>
+          <w:tcPr>
+            <w:tcBorders>
+              <w:bottom w:val="none" w:sz="0" w:space="0" w:color="000000"/>
+              <w:top w:val="none" w:sz="0" w:space="0" w:color="000000"/>
+              <w:left w:val="none" w:sz="0" w:space="0" w:color="000000"/>
+              <w:right w:val="none" w:sz="0" w:space="0" w:color="000000"/>
+            </w:tcBorders>
+            <w:shd w:val="clear" w:color="auto" w:fill="FFFFFF"/>
+            <w:tcMar>
+              <w:top w:w="0" w:type="dxa"/>
+              <w:bottom w:w="0" w:type="dxa"/>
+              <w:left w:w="0" w:type="dxa"/>
+              <w:right w:w="0" w:type="dxa"/>
+            </w:tcMar>
+            <w:vAlign w:val="top"/>
+          </w:tcPr>
+          <w:p>
+            <w:pPr>
+              <w:pStyle w:val="Normal"/>
+              <w:jc w:val="center"/>
+              <w:pBdr>
+                <w:bottom w:val="none" w:sz="0" w:space="0" w:color="000000"/>
+                <w:top w:val="none" w:sz="0" w:space="0" w:color="000000"/>
+                <w:left w:val="none" w:sz="0" w:space="0" w:color="000000"/>
+                <w:right w:val="none" w:sz="0" w:space="0" w:color="000000"/>
+              </w:pBdr>
+              <w:spacing w:after="100" w:before="100" w:line="240"/>
+              <w:ind w:left="100" w:right="100" w:firstLine="0" w:firstLineChars="0"/>
+              <w:rPr>
+                <w:rFonts w:ascii="Helvetica" w:hAnsi="Helvetica" w:eastAsia="Helvetica" w:cs="Helvetica"/>
+                <w:i w:val="false"/>
+                <w:b w:val="false"/>
+                <w:u w:val="none"/>
+                <w:sz w:val="22"/>
+                <w:szCs w:val="22"/>
+                <w:color w:val="000000"/>
+              </w:rPr>
+            </w:pPr>
+            <w:r>
+              <w:rPr>
+                <w:rFonts w:ascii="Helvetica" w:hAnsi="Helvetica" w:eastAsia="Helvetica" w:cs="Helvetica"/>
+                <w:i w:val="false"/>
+                <w:b w:val="false"/>
+                <w:u w:val="none"/>
+                <w:sz w:val="22"/>
+                <w:szCs w:val="22"/>
+                <w:color w:val="000000"/>
+              </w:rPr>
+              <w:t xml:space="preserve">0.76, 2.88</w:t>
+            </w:r>
+          </w:p>
+        </w:tc>
+        <w:tc>
+          <w:tcPr>
+            <w:tcBorders>
+              <w:bottom w:val="none" w:sz="0" w:space="0" w:color="000000"/>
+              <w:top w:val="none" w:sz="0" w:space="0" w:color="000000"/>
+              <w:left w:val="none" w:sz="0" w:space="0" w:color="000000"/>
+              <w:right w:val="none" w:sz="0" w:space="0" w:color="000000"/>
+            </w:tcBorders>
+            <w:shd w:val="clear" w:color="auto" w:fill="FFFFFF"/>
+            <w:tcMar>
+              <w:top w:w="0" w:type="dxa"/>
+              <w:bottom w:w="0" w:type="dxa"/>
+              <w:left w:w="0" w:type="dxa"/>
+              <w:right w:w="0" w:type="dxa"/>
+            </w:tcMar>
+            <w:vAlign w:val="top"/>
+          </w:tcPr>
+          <w:p>
+            <w:pPr>
+              <w:pStyle w:val="Normal"/>
+              <w:jc w:val="center"/>
+              <w:pBdr>
+                <w:bottom w:val="none" w:sz="0" w:space="0" w:color="000000"/>
+                <w:top w:val="none" w:sz="0" w:space="0" w:color="000000"/>
+                <w:left w:val="none" w:sz="0" w:space="0" w:color="000000"/>
+                <w:right w:val="none" w:sz="0" w:space="0" w:color="000000"/>
+              </w:pBdr>
+              <w:spacing w:after="100" w:before="100" w:line="240"/>
+              <w:ind w:left="100" w:right="100" w:firstLine="0" w:firstLineChars="0"/>
+              <w:rPr>
+                <w:rFonts w:ascii="Helvetica" w:hAnsi="Helvetica" w:eastAsia="Helvetica" w:cs="Helvetica"/>
+                <w:i w:val="false"/>
+                <w:b w:val="false"/>
+                <w:u w:val="none"/>
+                <w:sz w:val="22"/>
+                <w:szCs w:val="22"/>
+                <w:color w:val="000000"/>
+              </w:rPr>
+            </w:pPr>
+            <w:r>
+              <w:rPr>
+                <w:rFonts w:ascii="Helvetica" w:hAnsi="Helvetica" w:eastAsia="Helvetica" w:cs="Helvetica"/>
+                <w:i w:val="false"/>
+                <w:b w:val="false"/>
+                <w:u w:val="none"/>
+                <w:sz w:val="22"/>
+                <w:szCs w:val="22"/>
+                <w:color w:val="000000"/>
+              </w:rPr>
+              <w:t xml:space="preserve">0.250</w:t>
             </w:r>
           </w:p>
         </w:tc>
@@ -15163,60 +15163,60 @@
                 <w:szCs w:val="22"/>
                 <w:color w:val="000000"/>
               </w:rPr>
-              <w:t xml:space="preserve">0.22, 1.05</w:t>
-            </w:r>
-          </w:p>
-        </w:tc>
-        <w:tc>
-          <w:tcPr>
-            <w:tcBorders>
-              <w:bottom w:val="none" w:sz="0" w:space="0" w:color="000000"/>
-              <w:top w:val="none" w:sz="0" w:space="0" w:color="000000"/>
-              <w:left w:val="none" w:sz="0" w:space="0" w:color="000000"/>
-              <w:right w:val="none" w:sz="0" w:space="0" w:color="000000"/>
-            </w:tcBorders>
-            <w:shd w:val="clear" w:color="auto" w:fill="FFFFFF"/>
-            <w:tcMar>
-              <w:top w:w="0" w:type="dxa"/>
-              <w:bottom w:w="0" w:type="dxa"/>
-              <w:left w:w="0" w:type="dxa"/>
-              <w:right w:w="0" w:type="dxa"/>
-            </w:tcMar>
-            <w:vAlign w:val="top"/>
-          </w:tcPr>
-          <w:p>
-            <w:pPr>
-              <w:pStyle w:val="Normal"/>
-              <w:jc w:val="center"/>
-              <w:pBdr>
-                <w:bottom w:val="none" w:sz="0" w:space="0" w:color="000000"/>
-                <w:top w:val="none" w:sz="0" w:space="0" w:color="000000"/>
-                <w:left w:val="none" w:sz="0" w:space="0" w:color="000000"/>
-                <w:right w:val="none" w:sz="0" w:space="0" w:color="000000"/>
-              </w:pBdr>
-              <w:spacing w:after="100" w:before="100" w:line="240"/>
-              <w:ind w:left="100" w:right="100" w:firstLine="0" w:firstLineChars="0"/>
-              <w:rPr>
-                <w:rFonts w:ascii="Helvetica" w:hAnsi="Helvetica" w:eastAsia="Helvetica" w:cs="Helvetica"/>
-                <w:i w:val="false"/>
-                <w:b w:val="false"/>
-                <w:u w:val="none"/>
-                <w:sz w:val="22"/>
-                <w:szCs w:val="22"/>
-                <w:color w:val="000000"/>
-              </w:rPr>
-            </w:pPr>
-            <w:r>
-              <w:rPr>
-                <w:rFonts w:ascii="Helvetica" w:hAnsi="Helvetica" w:eastAsia="Helvetica" w:cs="Helvetica"/>
-                <w:i w:val="false"/>
-                <w:b w:val="false"/>
-                <w:u w:val="none"/>
-                <w:sz w:val="22"/>
-                <w:szCs w:val="22"/>
-                <w:color w:val="000000"/>
-              </w:rPr>
-              <w:t xml:space="preserve">0.065</w:t>
+              <w:t xml:space="preserve">0.22, 1.04</w:t>
+            </w:r>
+          </w:p>
+        </w:tc>
+        <w:tc>
+          <w:tcPr>
+            <w:tcBorders>
+              <w:bottom w:val="none" w:sz="0" w:space="0" w:color="000000"/>
+              <w:top w:val="none" w:sz="0" w:space="0" w:color="000000"/>
+              <w:left w:val="none" w:sz="0" w:space="0" w:color="000000"/>
+              <w:right w:val="none" w:sz="0" w:space="0" w:color="000000"/>
+            </w:tcBorders>
+            <w:shd w:val="clear" w:color="auto" w:fill="FFFFFF"/>
+            <w:tcMar>
+              <w:top w:w="0" w:type="dxa"/>
+              <w:bottom w:w="0" w:type="dxa"/>
+              <w:left w:w="0" w:type="dxa"/>
+              <w:right w:w="0" w:type="dxa"/>
+            </w:tcMar>
+            <w:vAlign w:val="top"/>
+          </w:tcPr>
+          <w:p>
+            <w:pPr>
+              <w:pStyle w:val="Normal"/>
+              <w:jc w:val="center"/>
+              <w:pBdr>
+                <w:bottom w:val="none" w:sz="0" w:space="0" w:color="000000"/>
+                <w:top w:val="none" w:sz="0" w:space="0" w:color="000000"/>
+                <w:left w:val="none" w:sz="0" w:space="0" w:color="000000"/>
+                <w:right w:val="none" w:sz="0" w:space="0" w:color="000000"/>
+              </w:pBdr>
+              <w:spacing w:after="100" w:before="100" w:line="240"/>
+              <w:ind w:left="100" w:right="100" w:firstLine="0" w:firstLineChars="0"/>
+              <w:rPr>
+                <w:rFonts w:ascii="Helvetica" w:hAnsi="Helvetica" w:eastAsia="Helvetica" w:cs="Helvetica"/>
+                <w:i w:val="false"/>
+                <w:b w:val="false"/>
+                <w:u w:val="none"/>
+                <w:sz w:val="22"/>
+                <w:szCs w:val="22"/>
+                <w:color w:val="000000"/>
+              </w:rPr>
+            </w:pPr>
+            <w:r>
+              <w:rPr>
+                <w:rFonts w:ascii="Helvetica" w:hAnsi="Helvetica" w:eastAsia="Helvetica" w:cs="Helvetica"/>
+                <w:i w:val="false"/>
+                <w:b w:val="false"/>
+                <w:u w:val="none"/>
+                <w:sz w:val="22"/>
+                <w:szCs w:val="22"/>
+                <w:color w:val="000000"/>
+              </w:rPr>
+              <w:t xml:space="preserve">0.064</w:t>
             </w:r>
           </w:p>
         </w:tc>
@@ -15593,113 +15593,113 @@
                 <w:szCs w:val="22"/>
                 <w:color w:val="000000"/>
               </w:rPr>
-              <w:t xml:space="preserve">1.77</w:t>
-            </w:r>
-          </w:p>
-        </w:tc>
-        <w:tc>
-          <w:tcPr>
-            <w:tcBorders>
-              <w:bottom w:val="none" w:sz="0" w:space="0" w:color="000000"/>
-              <w:top w:val="none" w:sz="0" w:space="0" w:color="000000"/>
-              <w:left w:val="none" w:sz="0" w:space="0" w:color="000000"/>
-              <w:right w:val="none" w:sz="0" w:space="0" w:color="000000"/>
-            </w:tcBorders>
-            <w:shd w:val="clear" w:color="auto" w:fill="FFFFFF"/>
-            <w:tcMar>
-              <w:top w:w="0" w:type="dxa"/>
-              <w:bottom w:w="0" w:type="dxa"/>
-              <w:left w:w="0" w:type="dxa"/>
-              <w:right w:w="0" w:type="dxa"/>
-            </w:tcMar>
-            <w:vAlign w:val="top"/>
-          </w:tcPr>
-          <w:p>
-            <w:pPr>
-              <w:pStyle w:val="Normal"/>
-              <w:jc w:val="center"/>
-              <w:pBdr>
-                <w:bottom w:val="none" w:sz="0" w:space="0" w:color="000000"/>
-                <w:top w:val="none" w:sz="0" w:space="0" w:color="000000"/>
-                <w:left w:val="none" w:sz="0" w:space="0" w:color="000000"/>
-                <w:right w:val="none" w:sz="0" w:space="0" w:color="000000"/>
-              </w:pBdr>
-              <w:spacing w:after="100" w:before="100" w:line="240"/>
-              <w:ind w:left="100" w:right="100" w:firstLine="0" w:firstLineChars="0"/>
-              <w:rPr>
-                <w:rFonts w:ascii="Helvetica" w:hAnsi="Helvetica" w:eastAsia="Helvetica" w:cs="Helvetica"/>
-                <w:i w:val="false"/>
-                <w:b w:val="false"/>
-                <w:u w:val="none"/>
-                <w:sz w:val="22"/>
-                <w:szCs w:val="22"/>
-                <w:color w:val="000000"/>
-              </w:rPr>
-            </w:pPr>
-            <w:r>
-              <w:rPr>
-                <w:rFonts w:ascii="Helvetica" w:hAnsi="Helvetica" w:eastAsia="Helvetica" w:cs="Helvetica"/>
-                <w:i w:val="false"/>
-                <w:b w:val="false"/>
-                <w:u w:val="none"/>
-                <w:sz w:val="22"/>
-                <w:szCs w:val="22"/>
-                <w:color w:val="000000"/>
-              </w:rPr>
-              <w:t xml:space="preserve">0.86, 3.65</w:t>
-            </w:r>
-          </w:p>
-        </w:tc>
-        <w:tc>
-          <w:tcPr>
-            <w:tcBorders>
-              <w:bottom w:val="none" w:sz="0" w:space="0" w:color="000000"/>
-              <w:top w:val="none" w:sz="0" w:space="0" w:color="000000"/>
-              <w:left w:val="none" w:sz="0" w:space="0" w:color="000000"/>
-              <w:right w:val="none" w:sz="0" w:space="0" w:color="000000"/>
-            </w:tcBorders>
-            <w:shd w:val="clear" w:color="auto" w:fill="FFFFFF"/>
-            <w:tcMar>
-              <w:top w:w="0" w:type="dxa"/>
-              <w:bottom w:w="0" w:type="dxa"/>
-              <w:left w:w="0" w:type="dxa"/>
-              <w:right w:w="0" w:type="dxa"/>
-            </w:tcMar>
-            <w:vAlign w:val="top"/>
-          </w:tcPr>
-          <w:p>
-            <w:pPr>
-              <w:pStyle w:val="Normal"/>
-              <w:jc w:val="center"/>
-              <w:pBdr>
-                <w:bottom w:val="none" w:sz="0" w:space="0" w:color="000000"/>
-                <w:top w:val="none" w:sz="0" w:space="0" w:color="000000"/>
-                <w:left w:val="none" w:sz="0" w:space="0" w:color="000000"/>
-                <w:right w:val="none" w:sz="0" w:space="0" w:color="000000"/>
-              </w:pBdr>
-              <w:spacing w:after="100" w:before="100" w:line="240"/>
-              <w:ind w:left="100" w:right="100" w:firstLine="0" w:firstLineChars="0"/>
-              <w:rPr>
-                <w:rFonts w:ascii="Helvetica" w:hAnsi="Helvetica" w:eastAsia="Helvetica" w:cs="Helvetica"/>
-                <w:i w:val="false"/>
-                <w:b w:val="false"/>
-                <w:u w:val="none"/>
-                <w:sz w:val="22"/>
-                <w:szCs w:val="22"/>
-                <w:color w:val="000000"/>
-              </w:rPr>
-            </w:pPr>
-            <w:r>
-              <w:rPr>
-                <w:rFonts w:ascii="Helvetica" w:hAnsi="Helvetica" w:eastAsia="Helvetica" w:cs="Helvetica"/>
-                <w:i w:val="false"/>
-                <w:b w:val="false"/>
-                <w:u w:val="none"/>
-                <w:sz w:val="22"/>
-                <w:szCs w:val="22"/>
-                <w:color w:val="000000"/>
-              </w:rPr>
-              <w:t xml:space="preserve">0.120</w:t>
+              <w:t xml:space="preserve">1.86</w:t>
+            </w:r>
+          </w:p>
+        </w:tc>
+        <w:tc>
+          <w:tcPr>
+            <w:tcBorders>
+              <w:bottom w:val="none" w:sz="0" w:space="0" w:color="000000"/>
+              <w:top w:val="none" w:sz="0" w:space="0" w:color="000000"/>
+              <w:left w:val="none" w:sz="0" w:space="0" w:color="000000"/>
+              <w:right w:val="none" w:sz="0" w:space="0" w:color="000000"/>
+            </w:tcBorders>
+            <w:shd w:val="clear" w:color="auto" w:fill="FFFFFF"/>
+            <w:tcMar>
+              <w:top w:w="0" w:type="dxa"/>
+              <w:bottom w:w="0" w:type="dxa"/>
+              <w:left w:w="0" w:type="dxa"/>
+              <w:right w:w="0" w:type="dxa"/>
+            </w:tcMar>
+            <w:vAlign w:val="top"/>
+          </w:tcPr>
+          <w:p>
+            <w:pPr>
+              <w:pStyle w:val="Normal"/>
+              <w:jc w:val="center"/>
+              <w:pBdr>
+                <w:bottom w:val="none" w:sz="0" w:space="0" w:color="000000"/>
+                <w:top w:val="none" w:sz="0" w:space="0" w:color="000000"/>
+                <w:left w:val="none" w:sz="0" w:space="0" w:color="000000"/>
+                <w:right w:val="none" w:sz="0" w:space="0" w:color="000000"/>
+              </w:pBdr>
+              <w:spacing w:after="100" w:before="100" w:line="240"/>
+              <w:ind w:left="100" w:right="100" w:firstLine="0" w:firstLineChars="0"/>
+              <w:rPr>
+                <w:rFonts w:ascii="Helvetica" w:hAnsi="Helvetica" w:eastAsia="Helvetica" w:cs="Helvetica"/>
+                <w:i w:val="false"/>
+                <w:b w:val="false"/>
+                <w:u w:val="none"/>
+                <w:sz w:val="22"/>
+                <w:szCs w:val="22"/>
+                <w:color w:val="000000"/>
+              </w:rPr>
+            </w:pPr>
+            <w:r>
+              <w:rPr>
+                <w:rFonts w:ascii="Helvetica" w:hAnsi="Helvetica" w:eastAsia="Helvetica" w:cs="Helvetica"/>
+                <w:i w:val="false"/>
+                <w:b w:val="false"/>
+                <w:u w:val="none"/>
+                <w:sz w:val="22"/>
+                <w:szCs w:val="22"/>
+                <w:color w:val="000000"/>
+              </w:rPr>
+              <w:t xml:space="preserve">0.90, 3.84</w:t>
+            </w:r>
+          </w:p>
+        </w:tc>
+        <w:tc>
+          <w:tcPr>
+            <w:tcBorders>
+              <w:bottom w:val="none" w:sz="0" w:space="0" w:color="000000"/>
+              <w:top w:val="none" w:sz="0" w:space="0" w:color="000000"/>
+              <w:left w:val="none" w:sz="0" w:space="0" w:color="000000"/>
+              <w:right w:val="none" w:sz="0" w:space="0" w:color="000000"/>
+            </w:tcBorders>
+            <w:shd w:val="clear" w:color="auto" w:fill="FFFFFF"/>
+            <w:tcMar>
+              <w:top w:w="0" w:type="dxa"/>
+              <w:bottom w:w="0" w:type="dxa"/>
+              <w:left w:w="0" w:type="dxa"/>
+              <w:right w:w="0" w:type="dxa"/>
+            </w:tcMar>
+            <w:vAlign w:val="top"/>
+          </w:tcPr>
+          <w:p>
+            <w:pPr>
+              <w:pStyle w:val="Normal"/>
+              <w:jc w:val="center"/>
+              <w:pBdr>
+                <w:bottom w:val="none" w:sz="0" w:space="0" w:color="000000"/>
+                <w:top w:val="none" w:sz="0" w:space="0" w:color="000000"/>
+                <w:left w:val="none" w:sz="0" w:space="0" w:color="000000"/>
+                <w:right w:val="none" w:sz="0" w:space="0" w:color="000000"/>
+              </w:pBdr>
+              <w:spacing w:after="100" w:before="100" w:line="240"/>
+              <w:ind w:left="100" w:right="100" w:firstLine="0" w:firstLineChars="0"/>
+              <w:rPr>
+                <w:rFonts w:ascii="Helvetica" w:hAnsi="Helvetica" w:eastAsia="Helvetica" w:cs="Helvetica"/>
+                <w:i w:val="false"/>
+                <w:b w:val="false"/>
+                <w:u w:val="none"/>
+                <w:sz w:val="22"/>
+                <w:szCs w:val="22"/>
+                <w:color w:val="000000"/>
+              </w:rPr>
+            </w:pPr>
+            <w:r>
+              <w:rPr>
+                <w:rFonts w:ascii="Helvetica" w:hAnsi="Helvetica" w:eastAsia="Helvetica" w:cs="Helvetica"/>
+                <w:i w:val="false"/>
+                <w:b w:val="false"/>
+                <w:u w:val="none"/>
+                <w:sz w:val="22"/>
+                <w:szCs w:val="22"/>
+                <w:color w:val="000000"/>
+              </w:rPr>
+              <w:t xml:space="preserve">0.092</w:t>
             </w:r>
           </w:p>
         </w:tc>
@@ -16076,113 +16076,113 @@
                 <w:szCs w:val="22"/>
                 <w:color w:val="000000"/>
               </w:rPr>
-              <w:t xml:space="preserve">0.57</w:t>
-            </w:r>
-          </w:p>
-        </w:tc>
-        <w:tc>
-          <w:tcPr>
-            <w:tcBorders>
-              <w:bottom w:val="none" w:sz="0" w:space="0" w:color="000000"/>
-              <w:top w:val="none" w:sz="0" w:space="0" w:color="000000"/>
-              <w:left w:val="none" w:sz="0" w:space="0" w:color="000000"/>
-              <w:right w:val="none" w:sz="0" w:space="0" w:color="000000"/>
-            </w:tcBorders>
-            <w:shd w:val="clear" w:color="auto" w:fill="FFFFFF"/>
-            <w:tcMar>
-              <w:top w:w="0" w:type="dxa"/>
-              <w:bottom w:w="0" w:type="dxa"/>
-              <w:left w:w="0" w:type="dxa"/>
-              <w:right w:w="0" w:type="dxa"/>
-            </w:tcMar>
-            <w:vAlign w:val="top"/>
-          </w:tcPr>
-          <w:p>
-            <w:pPr>
-              <w:pStyle w:val="Normal"/>
-              <w:jc w:val="center"/>
-              <w:pBdr>
-                <w:bottom w:val="none" w:sz="0" w:space="0" w:color="000000"/>
-                <w:top w:val="none" w:sz="0" w:space="0" w:color="000000"/>
-                <w:left w:val="none" w:sz="0" w:space="0" w:color="000000"/>
-                <w:right w:val="none" w:sz="0" w:space="0" w:color="000000"/>
-              </w:pBdr>
-              <w:spacing w:after="100" w:before="100" w:line="240"/>
-              <w:ind w:left="100" w:right="100" w:firstLine="0" w:firstLineChars="0"/>
-              <w:rPr>
-                <w:rFonts w:ascii="Helvetica" w:hAnsi="Helvetica" w:eastAsia="Helvetica" w:cs="Helvetica"/>
-                <w:i w:val="false"/>
-                <w:b w:val="false"/>
-                <w:u w:val="none"/>
-                <w:sz w:val="22"/>
-                <w:szCs w:val="22"/>
-                <w:color w:val="000000"/>
-              </w:rPr>
-            </w:pPr>
-            <w:r>
-              <w:rPr>
-                <w:rFonts w:ascii="Helvetica" w:hAnsi="Helvetica" w:eastAsia="Helvetica" w:cs="Helvetica"/>
-                <w:i w:val="false"/>
-                <w:b w:val="false"/>
-                <w:u w:val="none"/>
-                <w:sz w:val="22"/>
-                <w:szCs w:val="22"/>
-                <w:color w:val="000000"/>
-              </w:rPr>
-              <w:t xml:space="preserve">0.32, 1.03</w:t>
-            </w:r>
-          </w:p>
-        </w:tc>
-        <w:tc>
-          <w:tcPr>
-            <w:tcBorders>
-              <w:bottom w:val="none" w:sz="0" w:space="0" w:color="000000"/>
-              <w:top w:val="none" w:sz="0" w:space="0" w:color="000000"/>
-              <w:left w:val="none" w:sz="0" w:space="0" w:color="000000"/>
-              <w:right w:val="none" w:sz="0" w:space="0" w:color="000000"/>
-            </w:tcBorders>
-            <w:shd w:val="clear" w:color="auto" w:fill="FFFFFF"/>
-            <w:tcMar>
-              <w:top w:w="0" w:type="dxa"/>
-              <w:bottom w:w="0" w:type="dxa"/>
-              <w:left w:w="0" w:type="dxa"/>
-              <w:right w:w="0" w:type="dxa"/>
-            </w:tcMar>
-            <w:vAlign w:val="top"/>
-          </w:tcPr>
-          <w:p>
-            <w:pPr>
-              <w:pStyle w:val="Normal"/>
-              <w:jc w:val="center"/>
-              <w:pBdr>
-                <w:bottom w:val="none" w:sz="0" w:space="0" w:color="000000"/>
-                <w:top w:val="none" w:sz="0" w:space="0" w:color="000000"/>
-                <w:left w:val="none" w:sz="0" w:space="0" w:color="000000"/>
-                <w:right w:val="none" w:sz="0" w:space="0" w:color="000000"/>
-              </w:pBdr>
-              <w:spacing w:after="100" w:before="100" w:line="240"/>
-              <w:ind w:left="100" w:right="100" w:firstLine="0" w:firstLineChars="0"/>
-              <w:rPr>
-                <w:rFonts w:ascii="Helvetica" w:hAnsi="Helvetica" w:eastAsia="Helvetica" w:cs="Helvetica"/>
-                <w:i w:val="false"/>
-                <w:b w:val="false"/>
-                <w:u w:val="none"/>
-                <w:sz w:val="22"/>
-                <w:szCs w:val="22"/>
-                <w:color w:val="000000"/>
-              </w:rPr>
-            </w:pPr>
-            <w:r>
-              <w:rPr>
-                <w:rFonts w:ascii="Helvetica" w:hAnsi="Helvetica" w:eastAsia="Helvetica" w:cs="Helvetica"/>
-                <w:i w:val="false"/>
-                <w:b w:val="false"/>
-                <w:u w:val="none"/>
-                <w:sz w:val="22"/>
-                <w:szCs w:val="22"/>
-                <w:color w:val="000000"/>
-              </w:rPr>
-              <w:t xml:space="preserve">0.065</w:t>
+              <w:t xml:space="preserve">0.56</w:t>
+            </w:r>
+          </w:p>
+        </w:tc>
+        <w:tc>
+          <w:tcPr>
+            <w:tcBorders>
+              <w:bottom w:val="none" w:sz="0" w:space="0" w:color="000000"/>
+              <w:top w:val="none" w:sz="0" w:space="0" w:color="000000"/>
+              <w:left w:val="none" w:sz="0" w:space="0" w:color="000000"/>
+              <w:right w:val="none" w:sz="0" w:space="0" w:color="000000"/>
+            </w:tcBorders>
+            <w:shd w:val="clear" w:color="auto" w:fill="FFFFFF"/>
+            <w:tcMar>
+              <w:top w:w="0" w:type="dxa"/>
+              <w:bottom w:w="0" w:type="dxa"/>
+              <w:left w:w="0" w:type="dxa"/>
+              <w:right w:w="0" w:type="dxa"/>
+            </w:tcMar>
+            <w:vAlign w:val="top"/>
+          </w:tcPr>
+          <w:p>
+            <w:pPr>
+              <w:pStyle w:val="Normal"/>
+              <w:jc w:val="center"/>
+              <w:pBdr>
+                <w:bottom w:val="none" w:sz="0" w:space="0" w:color="000000"/>
+                <w:top w:val="none" w:sz="0" w:space="0" w:color="000000"/>
+                <w:left w:val="none" w:sz="0" w:space="0" w:color="000000"/>
+                <w:right w:val="none" w:sz="0" w:space="0" w:color="000000"/>
+              </w:pBdr>
+              <w:spacing w:after="100" w:before="100" w:line="240"/>
+              <w:ind w:left="100" w:right="100" w:firstLine="0" w:firstLineChars="0"/>
+              <w:rPr>
+                <w:rFonts w:ascii="Helvetica" w:hAnsi="Helvetica" w:eastAsia="Helvetica" w:cs="Helvetica"/>
+                <w:i w:val="false"/>
+                <w:b w:val="false"/>
+                <w:u w:val="none"/>
+                <w:sz w:val="22"/>
+                <w:szCs w:val="22"/>
+                <w:color w:val="000000"/>
+              </w:rPr>
+            </w:pPr>
+            <w:r>
+              <w:rPr>
+                <w:rFonts w:ascii="Helvetica" w:hAnsi="Helvetica" w:eastAsia="Helvetica" w:cs="Helvetica"/>
+                <w:i w:val="false"/>
+                <w:b w:val="false"/>
+                <w:u w:val="none"/>
+                <w:sz w:val="22"/>
+                <w:szCs w:val="22"/>
+                <w:color w:val="000000"/>
+              </w:rPr>
+              <w:t xml:space="preserve">0.31, 1.01</w:t>
+            </w:r>
+          </w:p>
+        </w:tc>
+        <w:tc>
+          <w:tcPr>
+            <w:tcBorders>
+              <w:bottom w:val="none" w:sz="0" w:space="0" w:color="000000"/>
+              <w:top w:val="none" w:sz="0" w:space="0" w:color="000000"/>
+              <w:left w:val="none" w:sz="0" w:space="0" w:color="000000"/>
+              <w:right w:val="none" w:sz="0" w:space="0" w:color="000000"/>
+            </w:tcBorders>
+            <w:shd w:val="clear" w:color="auto" w:fill="FFFFFF"/>
+            <w:tcMar>
+              <w:top w:w="0" w:type="dxa"/>
+              <w:bottom w:w="0" w:type="dxa"/>
+              <w:left w:w="0" w:type="dxa"/>
+              <w:right w:w="0" w:type="dxa"/>
+            </w:tcMar>
+            <w:vAlign w:val="top"/>
+          </w:tcPr>
+          <w:p>
+            <w:pPr>
+              <w:pStyle w:val="Normal"/>
+              <w:jc w:val="center"/>
+              <w:pBdr>
+                <w:bottom w:val="none" w:sz="0" w:space="0" w:color="000000"/>
+                <w:top w:val="none" w:sz="0" w:space="0" w:color="000000"/>
+                <w:left w:val="none" w:sz="0" w:space="0" w:color="000000"/>
+                <w:right w:val="none" w:sz="0" w:space="0" w:color="000000"/>
+              </w:pBdr>
+              <w:spacing w:after="100" w:before="100" w:line="240"/>
+              <w:ind w:left="100" w:right="100" w:firstLine="0" w:firstLineChars="0"/>
+              <w:rPr>
+                <w:rFonts w:ascii="Helvetica" w:hAnsi="Helvetica" w:eastAsia="Helvetica" w:cs="Helvetica"/>
+                <w:i w:val="false"/>
+                <w:b w:val="false"/>
+                <w:u w:val="none"/>
+                <w:sz w:val="22"/>
+                <w:szCs w:val="22"/>
+                <w:color w:val="000000"/>
+              </w:rPr>
+            </w:pPr>
+            <w:r>
+              <w:rPr>
+                <w:rFonts w:ascii="Helvetica" w:hAnsi="Helvetica" w:eastAsia="Helvetica" w:cs="Helvetica"/>
+                <w:i w:val="false"/>
+                <w:b w:val="false"/>
+                <w:u w:val="none"/>
+                <w:sz w:val="22"/>
+                <w:szCs w:val="22"/>
+                <w:color w:val="000000"/>
+              </w:rPr>
+              <w:t xml:space="preserve">0.054</w:t>
             </w:r>
           </w:p>
         </w:tc>
@@ -16665,7 +16665,7 @@
                 <w:szCs w:val="22"/>
                 <w:color w:val="000000"/>
               </w:rPr>
-              <w:t xml:space="preserve">0.910</w:t>
+              <w:t xml:space="preserve">0.940</w:t>
             </w:r>
           </w:p>
         </w:tc>
@@ -17042,113 +17042,113 @@
                 <w:szCs w:val="22"/>
                 <w:color w:val="000000"/>
               </w:rPr>
-              <w:t xml:space="preserve">1.57</w:t>
-            </w:r>
-          </w:p>
-        </w:tc>
-        <w:tc>
-          <w:tcPr>
-            <w:tcBorders>
-              <w:bottom w:val="none" w:sz="0" w:space="0" w:color="000000"/>
-              <w:top w:val="none" w:sz="0" w:space="0" w:color="000000"/>
-              <w:left w:val="none" w:sz="0" w:space="0" w:color="000000"/>
-              <w:right w:val="none" w:sz="0" w:space="0" w:color="000000"/>
-            </w:tcBorders>
-            <w:shd w:val="clear" w:color="auto" w:fill="FFFFFF"/>
-            <w:tcMar>
-              <w:top w:w="0" w:type="dxa"/>
-              <w:bottom w:w="0" w:type="dxa"/>
-              <w:left w:w="0" w:type="dxa"/>
-              <w:right w:w="0" w:type="dxa"/>
-            </w:tcMar>
-            <w:vAlign w:val="top"/>
-          </w:tcPr>
-          <w:p>
-            <w:pPr>
-              <w:pStyle w:val="Normal"/>
-              <w:jc w:val="center"/>
-              <w:pBdr>
-                <w:bottom w:val="none" w:sz="0" w:space="0" w:color="000000"/>
-                <w:top w:val="none" w:sz="0" w:space="0" w:color="000000"/>
-                <w:left w:val="none" w:sz="0" w:space="0" w:color="000000"/>
-                <w:right w:val="none" w:sz="0" w:space="0" w:color="000000"/>
-              </w:pBdr>
-              <w:spacing w:after="100" w:before="100" w:line="240"/>
-              <w:ind w:left="100" w:right="100" w:firstLine="0" w:firstLineChars="0"/>
-              <w:rPr>
-                <w:rFonts w:ascii="Helvetica" w:hAnsi="Helvetica" w:eastAsia="Helvetica" w:cs="Helvetica"/>
-                <w:i w:val="false"/>
-                <w:b w:val="false"/>
-                <w:u w:val="none"/>
-                <w:sz w:val="22"/>
-                <w:szCs w:val="22"/>
-                <w:color w:val="000000"/>
-              </w:rPr>
-            </w:pPr>
-            <w:r>
-              <w:rPr>
-                <w:rFonts w:ascii="Helvetica" w:hAnsi="Helvetica" w:eastAsia="Helvetica" w:cs="Helvetica"/>
-                <w:i w:val="false"/>
-                <w:b w:val="false"/>
-                <w:u w:val="none"/>
-                <w:sz w:val="22"/>
-                <w:szCs w:val="22"/>
-                <w:color w:val="000000"/>
-              </w:rPr>
-              <w:t xml:space="preserve">1.06, 2.32</w:t>
-            </w:r>
-          </w:p>
-        </w:tc>
-        <w:tc>
-          <w:tcPr>
-            <w:tcBorders>
-              <w:bottom w:val="none" w:sz="0" w:space="0" w:color="000000"/>
-              <w:top w:val="none" w:sz="0" w:space="0" w:color="000000"/>
-              <w:left w:val="none" w:sz="0" w:space="0" w:color="000000"/>
-              <w:right w:val="none" w:sz="0" w:space="0" w:color="000000"/>
-            </w:tcBorders>
-            <w:shd w:val="clear" w:color="auto" w:fill="FFFFFF"/>
-            <w:tcMar>
-              <w:top w:w="0" w:type="dxa"/>
-              <w:bottom w:w="0" w:type="dxa"/>
-              <w:left w:w="0" w:type="dxa"/>
-              <w:right w:w="0" w:type="dxa"/>
-            </w:tcMar>
-            <w:vAlign w:val="top"/>
-          </w:tcPr>
-          <w:p>
-            <w:pPr>
-              <w:pStyle w:val="Normal"/>
-              <w:jc w:val="center"/>
-              <w:pBdr>
-                <w:bottom w:val="none" w:sz="0" w:space="0" w:color="000000"/>
-                <w:top w:val="none" w:sz="0" w:space="0" w:color="000000"/>
-                <w:left w:val="none" w:sz="0" w:space="0" w:color="000000"/>
-                <w:right w:val="none" w:sz="0" w:space="0" w:color="000000"/>
-              </w:pBdr>
-              <w:spacing w:after="100" w:before="100" w:line="240"/>
-              <w:ind w:left="100" w:right="100" w:firstLine="0" w:firstLineChars="0"/>
-              <w:rPr>
-                <w:rFonts w:ascii="Helvetica" w:hAnsi="Helvetica" w:eastAsia="Helvetica" w:cs="Helvetica"/>
-                <w:i w:val="false"/>
-                <w:b w:val="false"/>
-                <w:u w:val="none"/>
-                <w:sz w:val="22"/>
-                <w:szCs w:val="22"/>
-                <w:color w:val="000000"/>
-              </w:rPr>
-            </w:pPr>
-            <w:r>
-              <w:rPr>
-                <w:rFonts w:ascii="Helvetica" w:hAnsi="Helvetica" w:eastAsia="Helvetica" w:cs="Helvetica"/>
-                <w:i w:val="false"/>
-                <w:b w:val="false"/>
-                <w:u w:val="none"/>
-                <w:sz w:val="22"/>
-                <w:szCs w:val="22"/>
-                <w:color w:val="000000"/>
-              </w:rPr>
-              <w:t xml:space="preserve">0.024</w:t>
+              <w:t xml:space="preserve">1.56</w:t>
+            </w:r>
+          </w:p>
+        </w:tc>
+        <w:tc>
+          <w:tcPr>
+            <w:tcBorders>
+              <w:bottom w:val="none" w:sz="0" w:space="0" w:color="000000"/>
+              <w:top w:val="none" w:sz="0" w:space="0" w:color="000000"/>
+              <w:left w:val="none" w:sz="0" w:space="0" w:color="000000"/>
+              <w:right w:val="none" w:sz="0" w:space="0" w:color="000000"/>
+            </w:tcBorders>
+            <w:shd w:val="clear" w:color="auto" w:fill="FFFFFF"/>
+            <w:tcMar>
+              <w:top w:w="0" w:type="dxa"/>
+              <w:bottom w:w="0" w:type="dxa"/>
+              <w:left w:w="0" w:type="dxa"/>
+              <w:right w:w="0" w:type="dxa"/>
+            </w:tcMar>
+            <w:vAlign w:val="top"/>
+          </w:tcPr>
+          <w:p>
+            <w:pPr>
+              <w:pStyle w:val="Normal"/>
+              <w:jc w:val="center"/>
+              <w:pBdr>
+                <w:bottom w:val="none" w:sz="0" w:space="0" w:color="000000"/>
+                <w:top w:val="none" w:sz="0" w:space="0" w:color="000000"/>
+                <w:left w:val="none" w:sz="0" w:space="0" w:color="000000"/>
+                <w:right w:val="none" w:sz="0" w:space="0" w:color="000000"/>
+              </w:pBdr>
+              <w:spacing w:after="100" w:before="100" w:line="240"/>
+              <w:ind w:left="100" w:right="100" w:firstLine="0" w:firstLineChars="0"/>
+              <w:rPr>
+                <w:rFonts w:ascii="Helvetica" w:hAnsi="Helvetica" w:eastAsia="Helvetica" w:cs="Helvetica"/>
+                <w:i w:val="false"/>
+                <w:b w:val="false"/>
+                <w:u w:val="none"/>
+                <w:sz w:val="22"/>
+                <w:szCs w:val="22"/>
+                <w:color w:val="000000"/>
+              </w:rPr>
+            </w:pPr>
+            <w:r>
+              <w:rPr>
+                <w:rFonts w:ascii="Helvetica" w:hAnsi="Helvetica" w:eastAsia="Helvetica" w:cs="Helvetica"/>
+                <w:i w:val="false"/>
+                <w:b w:val="false"/>
+                <w:u w:val="none"/>
+                <w:sz w:val="22"/>
+                <w:szCs w:val="22"/>
+                <w:color w:val="000000"/>
+              </w:rPr>
+              <w:t xml:space="preserve">1.05, 2.30</w:t>
+            </w:r>
+          </w:p>
+        </w:tc>
+        <w:tc>
+          <w:tcPr>
+            <w:tcBorders>
+              <w:bottom w:val="none" w:sz="0" w:space="0" w:color="000000"/>
+              <w:top w:val="none" w:sz="0" w:space="0" w:color="000000"/>
+              <w:left w:val="none" w:sz="0" w:space="0" w:color="000000"/>
+              <w:right w:val="none" w:sz="0" w:space="0" w:color="000000"/>
+            </w:tcBorders>
+            <w:shd w:val="clear" w:color="auto" w:fill="FFFFFF"/>
+            <w:tcMar>
+              <w:top w:w="0" w:type="dxa"/>
+              <w:bottom w:w="0" w:type="dxa"/>
+              <w:left w:w="0" w:type="dxa"/>
+              <w:right w:w="0" w:type="dxa"/>
+            </w:tcMar>
+            <w:vAlign w:val="top"/>
+          </w:tcPr>
+          <w:p>
+            <w:pPr>
+              <w:pStyle w:val="Normal"/>
+              <w:jc w:val="center"/>
+              <w:pBdr>
+                <w:bottom w:val="none" w:sz="0" w:space="0" w:color="000000"/>
+                <w:top w:val="none" w:sz="0" w:space="0" w:color="000000"/>
+                <w:left w:val="none" w:sz="0" w:space="0" w:color="000000"/>
+                <w:right w:val="none" w:sz="0" w:space="0" w:color="000000"/>
+              </w:pBdr>
+              <w:spacing w:after="100" w:before="100" w:line="240"/>
+              <w:ind w:left="100" w:right="100" w:firstLine="0" w:firstLineChars="0"/>
+              <w:rPr>
+                <w:rFonts w:ascii="Helvetica" w:hAnsi="Helvetica" w:eastAsia="Helvetica" w:cs="Helvetica"/>
+                <w:i w:val="false"/>
+                <w:b w:val="false"/>
+                <w:u w:val="none"/>
+                <w:sz w:val="22"/>
+                <w:szCs w:val="22"/>
+                <w:color w:val="000000"/>
+              </w:rPr>
+            </w:pPr>
+            <w:r>
+              <w:rPr>
+                <w:rFonts w:ascii="Helvetica" w:hAnsi="Helvetica" w:eastAsia="Helvetica" w:cs="Helvetica"/>
+                <w:i w:val="false"/>
+                <w:b w:val="false"/>
+                <w:u w:val="none"/>
+                <w:sz w:val="22"/>
+                <w:szCs w:val="22"/>
+                <w:color w:val="000000"/>
+              </w:rPr>
+              <w:t xml:space="preserve">0.027</w:t>
             </w:r>
           </w:p>
         </w:tc>
@@ -17525,113 +17525,113 @@
                 <w:szCs w:val="22"/>
                 <w:color w:val="000000"/>
               </w:rPr>
-              <w:t xml:space="preserve">1.18</w:t>
-            </w:r>
-          </w:p>
-        </w:tc>
-        <w:tc>
-          <w:tcPr>
-            <w:tcBorders>
-              <w:bottom w:val="none" w:sz="0" w:space="0" w:color="000000"/>
-              <w:top w:val="none" w:sz="0" w:space="0" w:color="000000"/>
-              <w:left w:val="none" w:sz="0" w:space="0" w:color="000000"/>
-              <w:right w:val="none" w:sz="0" w:space="0" w:color="000000"/>
-            </w:tcBorders>
-            <w:shd w:val="clear" w:color="auto" w:fill="FFFFFF"/>
-            <w:tcMar>
-              <w:top w:w="0" w:type="dxa"/>
-              <w:bottom w:w="0" w:type="dxa"/>
-              <w:left w:w="0" w:type="dxa"/>
-              <w:right w:w="0" w:type="dxa"/>
-            </w:tcMar>
-            <w:vAlign w:val="top"/>
-          </w:tcPr>
-          <w:p>
-            <w:pPr>
-              <w:pStyle w:val="Normal"/>
-              <w:jc w:val="center"/>
-              <w:pBdr>
-                <w:bottom w:val="none" w:sz="0" w:space="0" w:color="000000"/>
-                <w:top w:val="none" w:sz="0" w:space="0" w:color="000000"/>
-                <w:left w:val="none" w:sz="0" w:space="0" w:color="000000"/>
-                <w:right w:val="none" w:sz="0" w:space="0" w:color="000000"/>
-              </w:pBdr>
-              <w:spacing w:after="100" w:before="100" w:line="240"/>
-              <w:ind w:left="100" w:right="100" w:firstLine="0" w:firstLineChars="0"/>
-              <w:rPr>
-                <w:rFonts w:ascii="Helvetica" w:hAnsi="Helvetica" w:eastAsia="Helvetica" w:cs="Helvetica"/>
-                <w:i w:val="false"/>
-                <w:b w:val="false"/>
-                <w:u w:val="none"/>
-                <w:sz w:val="22"/>
-                <w:szCs w:val="22"/>
-                <w:color w:val="000000"/>
-              </w:rPr>
-            </w:pPr>
-            <w:r>
-              <w:rPr>
-                <w:rFonts w:ascii="Helvetica" w:hAnsi="Helvetica" w:eastAsia="Helvetica" w:cs="Helvetica"/>
-                <w:i w:val="false"/>
-                <w:b w:val="false"/>
-                <w:u w:val="none"/>
-                <w:sz w:val="22"/>
-                <w:szCs w:val="22"/>
-                <w:color w:val="000000"/>
-              </w:rPr>
-              <w:t xml:space="preserve">0.70, 1.97</w:t>
-            </w:r>
-          </w:p>
-        </w:tc>
-        <w:tc>
-          <w:tcPr>
-            <w:tcBorders>
-              <w:bottom w:val="none" w:sz="0" w:space="0" w:color="000000"/>
-              <w:top w:val="none" w:sz="0" w:space="0" w:color="000000"/>
-              <w:left w:val="none" w:sz="0" w:space="0" w:color="000000"/>
-              <w:right w:val="none" w:sz="0" w:space="0" w:color="000000"/>
-            </w:tcBorders>
-            <w:shd w:val="clear" w:color="auto" w:fill="FFFFFF"/>
-            <w:tcMar>
-              <w:top w:w="0" w:type="dxa"/>
-              <w:bottom w:w="0" w:type="dxa"/>
-              <w:left w:w="0" w:type="dxa"/>
-              <w:right w:w="0" w:type="dxa"/>
-            </w:tcMar>
-            <w:vAlign w:val="top"/>
-          </w:tcPr>
-          <w:p>
-            <w:pPr>
-              <w:pStyle w:val="Normal"/>
-              <w:jc w:val="center"/>
-              <w:pBdr>
-                <w:bottom w:val="none" w:sz="0" w:space="0" w:color="000000"/>
-                <w:top w:val="none" w:sz="0" w:space="0" w:color="000000"/>
-                <w:left w:val="none" w:sz="0" w:space="0" w:color="000000"/>
-                <w:right w:val="none" w:sz="0" w:space="0" w:color="000000"/>
-              </w:pBdr>
-              <w:spacing w:after="100" w:before="100" w:line="240"/>
-              <w:ind w:left="100" w:right="100" w:firstLine="0" w:firstLineChars="0"/>
-              <w:rPr>
-                <w:rFonts w:ascii="Helvetica" w:hAnsi="Helvetica" w:eastAsia="Helvetica" w:cs="Helvetica"/>
-                <w:i w:val="false"/>
-                <w:b w:val="false"/>
-                <w:u w:val="none"/>
-                <w:sz w:val="22"/>
-                <w:szCs w:val="22"/>
-                <w:color w:val="000000"/>
-              </w:rPr>
-            </w:pPr>
-            <w:r>
-              <w:rPr>
-                <w:rFonts w:ascii="Helvetica" w:hAnsi="Helvetica" w:eastAsia="Helvetica" w:cs="Helvetica"/>
-                <w:i w:val="false"/>
-                <w:b w:val="false"/>
-                <w:u w:val="none"/>
-                <w:sz w:val="22"/>
-                <w:szCs w:val="22"/>
-                <w:color w:val="000000"/>
-              </w:rPr>
-              <w:t xml:space="preserve">0.540</w:t>
+              <w:t xml:space="preserve">1.16</w:t>
+            </w:r>
+          </w:p>
+        </w:tc>
+        <w:tc>
+          <w:tcPr>
+            <w:tcBorders>
+              <w:bottom w:val="none" w:sz="0" w:space="0" w:color="000000"/>
+              <w:top w:val="none" w:sz="0" w:space="0" w:color="000000"/>
+              <w:left w:val="none" w:sz="0" w:space="0" w:color="000000"/>
+              <w:right w:val="none" w:sz="0" w:space="0" w:color="000000"/>
+            </w:tcBorders>
+            <w:shd w:val="clear" w:color="auto" w:fill="FFFFFF"/>
+            <w:tcMar>
+              <w:top w:w="0" w:type="dxa"/>
+              <w:bottom w:w="0" w:type="dxa"/>
+              <w:left w:w="0" w:type="dxa"/>
+              <w:right w:w="0" w:type="dxa"/>
+            </w:tcMar>
+            <w:vAlign w:val="top"/>
+          </w:tcPr>
+          <w:p>
+            <w:pPr>
+              <w:pStyle w:val="Normal"/>
+              <w:jc w:val="center"/>
+              <w:pBdr>
+                <w:bottom w:val="none" w:sz="0" w:space="0" w:color="000000"/>
+                <w:top w:val="none" w:sz="0" w:space="0" w:color="000000"/>
+                <w:left w:val="none" w:sz="0" w:space="0" w:color="000000"/>
+                <w:right w:val="none" w:sz="0" w:space="0" w:color="000000"/>
+              </w:pBdr>
+              <w:spacing w:after="100" w:before="100" w:line="240"/>
+              <w:ind w:left="100" w:right="100" w:firstLine="0" w:firstLineChars="0"/>
+              <w:rPr>
+                <w:rFonts w:ascii="Helvetica" w:hAnsi="Helvetica" w:eastAsia="Helvetica" w:cs="Helvetica"/>
+                <w:i w:val="false"/>
+                <w:b w:val="false"/>
+                <w:u w:val="none"/>
+                <w:sz w:val="22"/>
+                <w:szCs w:val="22"/>
+                <w:color w:val="000000"/>
+              </w:rPr>
+            </w:pPr>
+            <w:r>
+              <w:rPr>
+                <w:rFonts w:ascii="Helvetica" w:hAnsi="Helvetica" w:eastAsia="Helvetica" w:cs="Helvetica"/>
+                <w:i w:val="false"/>
+                <w:b w:val="false"/>
+                <w:u w:val="none"/>
+                <w:sz w:val="22"/>
+                <w:szCs w:val="22"/>
+                <w:color w:val="000000"/>
+              </w:rPr>
+              <w:t xml:space="preserve">0.69, 1.95</w:t>
+            </w:r>
+          </w:p>
+        </w:tc>
+        <w:tc>
+          <w:tcPr>
+            <w:tcBorders>
+              <w:bottom w:val="none" w:sz="0" w:space="0" w:color="000000"/>
+              <w:top w:val="none" w:sz="0" w:space="0" w:color="000000"/>
+              <w:left w:val="none" w:sz="0" w:space="0" w:color="000000"/>
+              <w:right w:val="none" w:sz="0" w:space="0" w:color="000000"/>
+            </w:tcBorders>
+            <w:shd w:val="clear" w:color="auto" w:fill="FFFFFF"/>
+            <w:tcMar>
+              <w:top w:w="0" w:type="dxa"/>
+              <w:bottom w:w="0" w:type="dxa"/>
+              <w:left w:w="0" w:type="dxa"/>
+              <w:right w:w="0" w:type="dxa"/>
+            </w:tcMar>
+            <w:vAlign w:val="top"/>
+          </w:tcPr>
+          <w:p>
+            <w:pPr>
+              <w:pStyle w:val="Normal"/>
+              <w:jc w:val="center"/>
+              <w:pBdr>
+                <w:bottom w:val="none" w:sz="0" w:space="0" w:color="000000"/>
+                <w:top w:val="none" w:sz="0" w:space="0" w:color="000000"/>
+                <w:left w:val="none" w:sz="0" w:space="0" w:color="000000"/>
+                <w:right w:val="none" w:sz="0" w:space="0" w:color="000000"/>
+              </w:pBdr>
+              <w:spacing w:after="100" w:before="100" w:line="240"/>
+              <w:ind w:left="100" w:right="100" w:firstLine="0" w:firstLineChars="0"/>
+              <w:rPr>
+                <w:rFonts w:ascii="Helvetica" w:hAnsi="Helvetica" w:eastAsia="Helvetica" w:cs="Helvetica"/>
+                <w:i w:val="false"/>
+                <w:b w:val="false"/>
+                <w:u w:val="none"/>
+                <w:sz w:val="22"/>
+                <w:szCs w:val="22"/>
+                <w:color w:val="000000"/>
+              </w:rPr>
+            </w:pPr>
+            <w:r>
+              <w:rPr>
+                <w:rFonts w:ascii="Helvetica" w:hAnsi="Helvetica" w:eastAsia="Helvetica" w:cs="Helvetica"/>
+                <w:i w:val="false"/>
+                <w:b w:val="false"/>
+                <w:u w:val="none"/>
+                <w:sz w:val="22"/>
+                <w:szCs w:val="22"/>
+                <w:color w:val="000000"/>
+              </w:rPr>
+              <w:t xml:space="preserve">0.570</w:t>
             </w:r>
           </w:p>
         </w:tc>
@@ -17690,7 +17690,7 @@
                 <w:szCs w:val="22"/>
                 <w:color w:val="000000"/>
               </w:rPr>
-              <w:t xml:space="preserve">ckd_epi_gfr_cre_cys</w:t>
+              <w:t xml:space="preserve">baseline_cre_egfr</w:t>
             </w:r>
           </w:p>
         </w:tc>
@@ -17796,7 +17796,7 @@
                 <w:szCs w:val="22"/>
                 <w:color w:val="000000"/>
               </w:rPr>
-              <w:t xml:space="preserve">0.98</w:t>
+              <w:t xml:space="preserve">0.99</w:t>
             </w:r>
           </w:p>
         </w:tc>
@@ -17849,7 +17849,7 @@
                 <w:szCs w:val="22"/>
                 <w:color w:val="000000"/>
               </w:rPr>
-              <w:t xml:space="preserve">0.97, 0.99</w:t>
+              <w:t xml:space="preserve">0.98, 1.00</w:t>
             </w:r>
           </w:p>
         </w:tc>
@@ -17902,7 +17902,7 @@
                 <w:szCs w:val="22"/>
                 <w:color w:val="000000"/>
               </w:rPr>
-              <w:t xml:space="preserve">&lt;0.001</w:t>
+              <w:t xml:space="preserve">0.025</w:t>
             </w:r>
           </w:p>
         </w:tc>
@@ -18061,7 +18061,7 @@
                 <w:szCs w:val="22"/>
                 <w:color w:val="000000"/>
               </w:rPr>
-              <w:t xml:space="preserve">0.98, 1.00</w:t>
+              <w:t xml:space="preserve">0.97, 1.00</w:t>
             </w:r>
           </w:p>
         </w:tc>
@@ -18114,7 +18114,7 @@
                 <w:szCs w:val="22"/>
                 <w:color w:val="000000"/>
               </w:rPr>
-              <w:t xml:space="preserve">0.069</w:t>
+              <w:t xml:space="preserve">0.068</w:t>
             </w:r>
           </w:p>
         </w:tc>
